--- a/apps/api/templates/פ-רעש-הצעת-מחיר-קול-נישא-באוויר-וקול-הולם.docx
+++ b/apps/api/templates/פ-רעש-הצעת-מחיר-קול-נישא-באוויר-וקול-הולם.docx
@@ -2579,6 +2579,19 @@
           <w:rtl/>
         </w:rPr>
       </w:pPr>
+    </w:p>
+    <w:p>
+      <w:pPr>
+        <w:rPr>
+          <w:vanish/>
+        </w:rPr>
+      </w:pPr>
+      <w:r>
+        <w:rPr>
+          <w:vanish/>
+        </w:rPr>
+        <w:t xml:space="preserve">{#hasDiscount}</w:t>
+      </w:r>
     </w:p>
     <w:tbl>
       <w:tblPr>
@@ -2829,7 +2842,6 @@
                 <w:rtl/>
               </w:rPr>
             </w:pPr>
-            <w:bookmarkStart w:id="17" w:name="fldLine"/>
             <w:r>
               <w:rPr>
                 <w:rFonts w:cs="David" w:hint="cs"/>
@@ -2841,7 +2853,6 @@
               </w:rPr>
               <w:t xml:space="preserve">{#items}{lineNumber}</w:t>
             </w:r>
-            <w:bookmarkEnd w:id="17"/>
           </w:p>
         </w:tc>
         <w:tc>
@@ -2859,7 +2870,6 @@
                 <w:rtl/>
               </w:rPr>
             </w:pPr>
-            <w:bookmarkStart w:id="18" w:name="fldMakat"/>
             <w:r>
               <w:rPr>
                 <w:rFonts w:cs="David" w:hint="cs"/>
@@ -2871,7 +2881,6 @@
               </w:rPr>
               <w:t xml:space="preserve">{itemCode}</w:t>
             </w:r>
-            <w:bookmarkEnd w:id="18"/>
           </w:p>
         </w:tc>
         <w:tc>
@@ -2889,7 +2898,6 @@
                 <w:rtl/>
               </w:rPr>
             </w:pPr>
-            <w:bookmarkStart w:id="19" w:name="fldProduct"/>
             <w:r>
               <w:rPr>
                 <w:rFonts w:cs="David" w:hint="cs"/>
@@ -2901,7 +2909,6 @@
               </w:rPr>
               <w:t xml:space="preserve">{description}</w:t>
             </w:r>
-            <w:bookmarkEnd w:id="19"/>
           </w:p>
         </w:tc>
         <w:tc>
@@ -2919,7 +2926,6 @@
                 <w:rtl/>
               </w:rPr>
             </w:pPr>
-            <w:bookmarkStart w:id="20" w:name="fldAmmount"/>
             <w:r>
               <w:rPr>
                 <w:rFonts w:cs="David" w:hint="cs"/>
@@ -2931,7 +2937,6 @@
               </w:rPr>
               <w:t xml:space="preserve">{quantity}</w:t>
             </w:r>
-            <w:bookmarkEnd w:id="20"/>
           </w:p>
         </w:tc>
         <w:tc>
@@ -2949,7 +2954,6 @@
                 <w:rtl/>
               </w:rPr>
             </w:pPr>
-            <w:bookmarkStart w:id="21" w:name="fldPrice"/>
             <w:r>
               <w:rPr>
                 <w:rFonts w:cs="David" w:hint="cs"/>
@@ -2961,7 +2965,6 @@
               </w:rPr>
               <w:t xml:space="preserve">{unitPrice}</w:t>
             </w:r>
-            <w:bookmarkEnd w:id="21"/>
           </w:p>
         </w:tc>
         <w:tc>
@@ -2979,7 +2982,6 @@
                 <w:rtl/>
               </w:rPr>
             </w:pPr>
-            <w:bookmarkStart w:id="22" w:name="fldLineDiscount"/>
             <w:r>
               <w:rPr>
                 <w:rFonts w:cs="David" w:hint="cs"/>
@@ -2991,7 +2993,6 @@
               </w:rPr>
               <w:t xml:space="preserve">{lineDiscountPercent}</w:t>
             </w:r>
-            <w:bookmarkEnd w:id="22"/>
           </w:p>
         </w:tc>
         <w:tc>
@@ -3009,7 +3010,6 @@
                 <w:rtl/>
               </w:rPr>
             </w:pPr>
-            <w:bookmarkStart w:id="23" w:name="fldLineTotal"/>
             <w:r>
               <w:rPr>
                 <w:rFonts w:cs="David" w:hint="cs"/>
@@ -3021,7 +3021,6 @@
               </w:rPr>
               <w:t xml:space="preserve">{lineTotal}{/items}</w:t>
             </w:r>
-            <w:bookmarkEnd w:id="23"/>
           </w:p>
         </w:tc>
       </w:tr>
@@ -3107,7 +3106,6 @@
                 <w:rtl/>
               </w:rPr>
             </w:pPr>
-            <w:bookmarkStart w:id="24" w:name="fldDiscount"/>
             <w:r>
               <w:rPr>
                 <w:rFonts w:cs="David" w:hint="cs"/>
@@ -3119,7 +3117,6 @@
               </w:rPr>
               <w:t xml:space="preserve">{discountPercent}</w:t>
             </w:r>
-            <w:bookmarkEnd w:id="24"/>
           </w:p>
         </w:tc>
       </w:tr>
@@ -3167,7 +3164,6 @@
                 <w:rtl/>
               </w:rPr>
             </w:pPr>
-            <w:bookmarkStart w:id="25" w:name="fldTotalAfterDiscount"/>
             <w:r>
               <w:rPr>
                 <w:rFonts w:cs="David" w:hint="cs"/>
@@ -3179,7 +3175,6 @@
               </w:rPr>
               <w:t xml:space="preserve">{subtotalAfterDiscount}</w:t>
             </w:r>
-            <w:bookmarkEnd w:id="25"/>
           </w:p>
         </w:tc>
       </w:tr>
@@ -3249,7 +3244,6 @@
                 <w:rtl/>
               </w:rPr>
             </w:pPr>
-            <w:bookmarkStart w:id="26" w:name="fldMAAM"/>
             <w:r>
               <w:rPr>
                 <w:rFonts w:cs="David" w:hint="cs"/>
@@ -3261,7 +3255,6 @@
               </w:rPr>
               <w:t xml:space="preserve">{vatAmount}</w:t>
             </w:r>
-            <w:bookmarkEnd w:id="26"/>
           </w:p>
         </w:tc>
       </w:tr>
@@ -3309,7 +3302,6 @@
                 <w:rtl/>
               </w:rPr>
             </w:pPr>
-            <w:bookmarkStart w:id="27" w:name="fldTotalAfterMaaM"/>
             <w:r>
               <w:rPr>
                 <w:rFonts w:cs="David" w:hint="cs"/>
@@ -3321,11 +3313,747 @@
               </w:rPr>
               <w:t xml:space="preserve">{totalAmount}</w:t>
             </w:r>
-            <w:bookmarkEnd w:id="27"/>
           </w:p>
         </w:tc>
       </w:tr>
     </w:tbl>
+    <w:p>
+      <w:pPr>
+        <w:rPr>
+          <w:vanish/>
+        </w:rPr>
+      </w:pPr>
+      <w:r>
+        <w:rPr>
+          <w:vanish/>
+        </w:rPr>
+        <w:t xml:space="preserve">{/hasDiscount}</w:t>
+      </w:r>
+    </w:p>
+    <w:p>
+      <w:pPr>
+        <w:rPr>
+          <w:rFonts w:cs="David"/>
+          <w:sz w:val="28"/>
+          <w:szCs w:val="28"/>
+          <w:rtl/>
+        </w:rPr>
+      </w:pPr>
+    </w:p>
+    <w:p>
+      <w:pPr>
+        <w:rPr>
+          <w:rFonts w:cs="David"/>
+          <w:sz w:val="28"/>
+          <w:szCs w:val="28"/>
+          <w:rtl/>
+        </w:rPr>
+      </w:pPr>
+    </w:p>
+    <w:p>
+      <w:pPr>
+        <w:rPr>
+          <w:rFonts w:cs="David"/>
+          <w:sz w:val="28"/>
+          <w:szCs w:val="28"/>
+          <w:rtl/>
+        </w:rPr>
+      </w:pPr>
+    </w:p>
+    <w:p>
+      <w:pPr>
+        <w:rPr>
+          <w:rFonts w:cs="David"/>
+          <w:sz w:val="28"/>
+          <w:szCs w:val="28"/>
+          <w:rtl/>
+        </w:rPr>
+      </w:pPr>
+    </w:p>
+    <w:p>
+      <w:pPr>
+        <w:rPr>
+          <w:rFonts w:cs="David"/>
+          <w:sz w:val="28"/>
+          <w:szCs w:val="28"/>
+          <w:rtl/>
+        </w:rPr>
+      </w:pPr>
+    </w:p>
+    <w:p>
+      <w:pPr>
+        <w:rPr>
+          <w:rFonts w:cs="David"/>
+          <w:sz w:val="28"/>
+          <w:szCs w:val="28"/>
+          <w:rtl/>
+        </w:rPr>
+      </w:pPr>
+    </w:p>
+    <w:p>
+      <w:pPr>
+        <w:rPr>
+          <w:rFonts w:cs="David"/>
+          <w:sz w:val="28"/>
+          <w:szCs w:val="28"/>
+          <w:rtl/>
+        </w:rPr>
+      </w:pPr>
+    </w:p>
+    <w:p>
+      <w:pPr>
+        <w:rPr>
+          <w:rFonts w:cs="David"/>
+          <w:sz w:val="28"/>
+          <w:szCs w:val="28"/>
+          <w:rtl/>
+        </w:rPr>
+      </w:pPr>
+    </w:p>
+    <w:p>
+      <w:pPr>
+        <w:rPr>
+          <w:rFonts w:cs="David"/>
+          <w:sz w:val="28"/>
+          <w:szCs w:val="28"/>
+          <w:rtl/>
+        </w:rPr>
+      </w:pPr>
+    </w:p>
+    <w:p>
+      <w:pPr>
+        <w:rPr>
+          <w:rFonts w:cs="David"/>
+          <w:sz w:val="28"/>
+          <w:szCs w:val="28"/>
+          <w:rtl/>
+        </w:rPr>
+      </w:pPr>
+    </w:p>
+    <w:p>
+      <w:pPr>
+        <w:rPr>
+          <w:vanish/>
+        </w:rPr>
+      </w:pPr>
+      <w:r>
+        <w:rPr>
+          <w:vanish/>
+        </w:rPr>
+        <w:t xml:space="preserve">{^hasDiscount}</w:t>
+      </w:r>
+    </w:p>
+    <w:tbl>
+      <w:tblPr>
+        <w:bidiVisual/>
+        <w:tblW w:w="0" w:type="auto"/>
+        <w:tblBorders>
+          <w:top w:val="single" w:sz="4" w:space="0" w:color="auto"/>
+          <w:left w:val="single" w:sz="4" w:space="0" w:color="auto"/>
+          <w:bottom w:val="single" w:sz="4" w:space="0" w:color="auto"/>
+          <w:right w:val="single" w:sz="4" w:space="0" w:color="auto"/>
+          <w:insideH w:val="single" w:sz="4" w:space="0" w:color="auto"/>
+          <w:insideV w:val="single" w:sz="4" w:space="0" w:color="auto"/>
+        </w:tblBorders>
+        <w:tblLook w:val="04A0" w:firstRow="1" w:lastRow="0" w:firstColumn="1" w:lastColumn="0" w:noHBand="0" w:noVBand="1"/>
+      </w:tblPr>
+      <w:tblGrid>
+        <w:gridCol w:w="911"/>
+        <w:gridCol w:w="911"/>
+        <w:gridCol w:w="3142"/>
+        <w:gridCol w:w="851"/>
+        <w:gridCol w:w="1177"/>
+        <w:gridCol w:w="1764"/>
+      </w:tblGrid>
+      <w:tr>
+        <w:tc>
+          <w:tcPr>
+            <w:tcW w:w="911" w:type="dxa"/>
+          </w:tcPr>
+          <w:p>
+            <w:pPr>
+              <w:rPr>
+                <w:rFonts w:cs="David"/>
+                <w:b/>
+                <w:bCs/>
+                <w:sz w:val="28"/>
+                <w:szCs w:val="28"/>
+                <w:rtl/>
+              </w:rPr>
+            </w:pPr>
+            <w:r>
+              <w:rPr>
+                <w:rFonts w:cs="David" w:hint="cs"/>
+                <w:b/>
+                <w:bCs/>
+                <w:sz w:val="28"/>
+                <w:szCs w:val="28"/>
+                <w:rtl/>
+              </w:rPr>
+              <w:t>שורה</w:t>
+            </w:r>
+          </w:p>
+        </w:tc>
+        <w:tc>
+          <w:tcPr>
+            <w:tcW w:w="911" w:type="dxa"/>
+          </w:tcPr>
+          <w:p>
+            <w:pPr>
+              <w:rPr>
+                <w:rFonts w:cs="David"/>
+                <w:b/>
+                <w:bCs/>
+                <w:sz w:val="28"/>
+                <w:szCs w:val="28"/>
+                <w:rtl/>
+              </w:rPr>
+            </w:pPr>
+            <w:r>
+              <w:rPr>
+                <w:rFonts w:cs="David" w:hint="cs"/>
+                <w:b/>
+                <w:bCs/>
+                <w:sz w:val="28"/>
+                <w:szCs w:val="28"/>
+                <w:rtl/>
+              </w:rPr>
+              <w:t xml:space="preserve">מק"ט </w:t>
+            </w:r>
+          </w:p>
+        </w:tc>
+        <w:tc>
+          <w:tcPr>
+            <w:tcW w:w="3142" w:type="dxa"/>
+          </w:tcPr>
+          <w:p>
+            <w:pPr>
+              <w:rPr>
+                <w:rFonts w:cs="David"/>
+                <w:b/>
+                <w:bCs/>
+                <w:sz w:val="28"/>
+                <w:szCs w:val="28"/>
+                <w:rtl/>
+              </w:rPr>
+            </w:pPr>
+            <w:r>
+              <w:rPr>
+                <w:rFonts w:cs="David" w:hint="cs"/>
+                <w:b/>
+                <w:bCs/>
+                <w:sz w:val="28"/>
+                <w:szCs w:val="28"/>
+                <w:rtl/>
+              </w:rPr>
+              <w:t>תיאור המוצר</w:t>
+            </w:r>
+          </w:p>
+        </w:tc>
+        <w:tc>
+          <w:tcPr>
+            <w:tcW w:w="851" w:type="dxa"/>
+          </w:tcPr>
+          <w:p>
+            <w:pPr>
+              <w:rPr>
+                <w:rFonts w:cs="David"/>
+                <w:b/>
+                <w:bCs/>
+                <w:sz w:val="28"/>
+                <w:szCs w:val="28"/>
+                <w:rtl/>
+              </w:rPr>
+            </w:pPr>
+            <w:r>
+              <w:rPr>
+                <w:rFonts w:cs="David" w:hint="cs"/>
+                <w:b/>
+                <w:bCs/>
+                <w:sz w:val="28"/>
+                <w:szCs w:val="28"/>
+                <w:rtl/>
+              </w:rPr>
+              <w:t>כמות</w:t>
+            </w:r>
+          </w:p>
+        </w:tc>
+        <w:tc>
+          <w:tcPr>
+            <w:tcW w:w="1177" w:type="dxa"/>
+          </w:tcPr>
+          <w:p>
+            <w:pPr>
+              <w:rPr>
+                <w:rFonts w:cs="David"/>
+                <w:b/>
+                <w:bCs/>
+                <w:sz w:val="28"/>
+                <w:szCs w:val="28"/>
+                <w:rtl/>
+              </w:rPr>
+            </w:pPr>
+            <w:r>
+              <w:rPr>
+                <w:rFonts w:cs="David" w:hint="cs"/>
+                <w:b/>
+                <w:bCs/>
+                <w:sz w:val="28"/>
+                <w:szCs w:val="28"/>
+                <w:rtl/>
+              </w:rPr>
+              <w:t>מחיר ליחידה</w:t>
+            </w:r>
+          </w:p>
+        </w:tc>
+        <w:tc>
+          <w:tcPr>
+            <w:tcW w:w="1764" w:type="dxa"/>
+          </w:tcPr>
+          <w:p>
+            <w:pPr>
+              <w:rPr>
+                <w:rFonts w:cs="David"/>
+                <w:b/>
+                <w:bCs/>
+                <w:sz w:val="28"/>
+                <w:szCs w:val="28"/>
+                <w:rtl/>
+              </w:rPr>
+            </w:pPr>
+            <w:r>
+              <w:rPr>
+                <w:rFonts w:cs="David" w:hint="cs"/>
+                <w:b/>
+                <w:bCs/>
+                <w:sz w:val="28"/>
+                <w:szCs w:val="28"/>
+                <w:rtl/>
+              </w:rPr>
+              <w:t>סה"כ ₪</w:t>
+            </w:r>
+          </w:p>
+          <w:p>
+            <w:pPr>
+              <w:rPr>
+                <w:rFonts w:cs="David"/>
+                <w:b/>
+                <w:bCs/>
+                <w:sz w:val="28"/>
+                <w:szCs w:val="28"/>
+                <w:rtl/>
+              </w:rPr>
+            </w:pPr>
+          </w:p>
+        </w:tc>
+      </w:tr>
+      <w:tr>
+        <w:tc>
+          <w:tcPr>
+            <w:tcW w:w="911" w:type="dxa"/>
+          </w:tcPr>
+          <w:p>
+            <w:pPr>
+              <w:rPr>
+                <w:rFonts w:cs="David"/>
+                <w:b/>
+                <w:bCs/>
+                <w:sz w:val="28"/>
+                <w:szCs w:val="28"/>
+                <w:rtl/>
+              </w:rPr>
+            </w:pPr>
+            <w:r>
+              <w:rPr>
+                <w:rFonts w:cs="David" w:hint="cs"/>
+                <w:b/>
+                <w:bCs/>
+                <w:sz w:val="28"/>
+                <w:szCs w:val="28"/>
+                <w:rtl/>
+              </w:rPr>
+              <w:t xml:space="preserve">{#items}{lineNumber}</w:t>
+            </w:r>
+          </w:p>
+        </w:tc>
+        <w:tc>
+          <w:tcPr>
+            <w:tcW w:w="911" w:type="dxa"/>
+          </w:tcPr>
+          <w:p>
+            <w:pPr>
+              <w:rPr>
+                <w:rFonts w:cs="David"/>
+                <w:b/>
+                <w:bCs/>
+                <w:sz w:val="28"/>
+                <w:szCs w:val="28"/>
+                <w:rtl/>
+              </w:rPr>
+            </w:pPr>
+            <w:r>
+              <w:rPr>
+                <w:rFonts w:cs="David" w:hint="cs"/>
+                <w:b/>
+                <w:bCs/>
+                <w:sz w:val="28"/>
+                <w:szCs w:val="28"/>
+                <w:rtl/>
+              </w:rPr>
+              <w:t xml:space="preserve">{itemCode}</w:t>
+            </w:r>
+          </w:p>
+        </w:tc>
+        <w:tc>
+          <w:tcPr>
+            <w:tcW w:w="3142" w:type="dxa"/>
+          </w:tcPr>
+          <w:p>
+            <w:pPr>
+              <w:rPr>
+                <w:rFonts w:cs="David"/>
+                <w:b/>
+                <w:bCs/>
+                <w:sz w:val="28"/>
+                <w:szCs w:val="28"/>
+                <w:rtl/>
+              </w:rPr>
+            </w:pPr>
+            <w:r>
+              <w:rPr>
+                <w:rFonts w:cs="David" w:hint="cs"/>
+                <w:b/>
+                <w:bCs/>
+                <w:sz w:val="28"/>
+                <w:szCs w:val="28"/>
+                <w:rtl/>
+              </w:rPr>
+              <w:t xml:space="preserve">{description}</w:t>
+            </w:r>
+          </w:p>
+        </w:tc>
+        <w:tc>
+          <w:tcPr>
+            <w:tcW w:w="851" w:type="dxa"/>
+          </w:tcPr>
+          <w:p>
+            <w:pPr>
+              <w:rPr>
+                <w:rFonts w:cs="David"/>
+                <w:b/>
+                <w:bCs/>
+                <w:sz w:val="28"/>
+                <w:szCs w:val="28"/>
+                <w:rtl/>
+              </w:rPr>
+            </w:pPr>
+            <w:r>
+              <w:rPr>
+                <w:rFonts w:cs="David" w:hint="cs"/>
+                <w:b/>
+                <w:bCs/>
+                <w:sz w:val="28"/>
+                <w:szCs w:val="28"/>
+                <w:rtl/>
+              </w:rPr>
+              <w:t xml:space="preserve">{quantity}</w:t>
+            </w:r>
+          </w:p>
+        </w:tc>
+        <w:tc>
+          <w:tcPr>
+            <w:tcW w:w="1177" w:type="dxa"/>
+          </w:tcPr>
+          <w:p>
+            <w:pPr>
+              <w:rPr>
+                <w:rFonts w:cs="David"/>
+                <w:b/>
+                <w:bCs/>
+                <w:sz w:val="28"/>
+                <w:szCs w:val="28"/>
+                <w:rtl/>
+              </w:rPr>
+            </w:pPr>
+            <w:r>
+              <w:rPr>
+                <w:rFonts w:cs="David" w:hint="cs"/>
+                <w:b/>
+                <w:bCs/>
+                <w:sz w:val="28"/>
+                <w:szCs w:val="28"/>
+                <w:rtl/>
+              </w:rPr>
+              <w:t xml:space="preserve">{unitPrice}</w:t>
+            </w:r>
+          </w:p>
+        </w:tc>
+        <w:tc>
+          <w:tcPr>
+            <w:tcW w:w="1764" w:type="dxa"/>
+          </w:tcPr>
+          <w:p>
+            <w:pPr>
+              <w:rPr>
+                <w:rFonts w:cs="David" w:hint="cs"/>
+                <w:b/>
+                <w:bCs/>
+                <w:sz w:val="28"/>
+                <w:szCs w:val="28"/>
+                <w:rtl/>
+              </w:rPr>
+            </w:pPr>
+            <w:r>
+              <w:rPr>
+                <w:rFonts w:cs="David" w:hint="cs"/>
+                <w:b/>
+                <w:bCs/>
+                <w:sz w:val="28"/>
+                <w:szCs w:val="28"/>
+                <w:rtl/>
+              </w:rPr>
+              <w:t xml:space="preserve">{lineTotal}{/items}</w:t>
+            </w:r>
+          </w:p>
+        </w:tc>
+      </w:tr>
+    </w:tbl>
+    <w:p>
+      <w:pPr>
+        <w:rPr>
+          <w:vanish/>
+        </w:rPr>
+      </w:pPr>
+    </w:p>
+    <w:tbl>
+      <w:tblPr>
+        <w:tblpPr w:leftFromText="180" w:rightFromText="180" w:vertAnchor="text" w:horzAnchor="page" w:tblpX="2434" w:tblpY="249"/>
+        <w:bidiVisual/>
+        <w:tblW w:w="0" w:type="auto"/>
+        <w:tblBorders>
+          <w:top w:val="single" w:sz="4" w:space="0" w:color="auto"/>
+          <w:left w:val="single" w:sz="4" w:space="0" w:color="auto"/>
+          <w:bottom w:val="single" w:sz="4" w:space="0" w:color="auto"/>
+          <w:right w:val="single" w:sz="4" w:space="0" w:color="auto"/>
+          <w:insideH w:val="single" w:sz="4" w:space="0" w:color="auto"/>
+          <w:insideV w:val="single" w:sz="4" w:space="0" w:color="auto"/>
+        </w:tblBorders>
+        <w:tblLook w:val="04A0" w:firstRow="1" w:lastRow="0" w:firstColumn="1" w:lastColumn="0" w:noHBand="0" w:noVBand="1"/>
+      </w:tblPr>
+      <w:tblGrid>
+        <w:gridCol w:w="1764"/>
+        <w:gridCol w:w="1764"/>
+      </w:tblGrid>
+      <w:tr>
+        <w:tc>
+          <w:tcPr>
+            <w:tcW w:w="1764" w:type="dxa"/>
+          </w:tcPr>
+          <w:p>
+            <w:pPr>
+              <w:rPr>
+                <w:rFonts w:cs="David"/>
+                <w:b/>
+                <w:bCs/>
+                <w:sz w:val="28"/>
+                <w:szCs w:val="28"/>
+                <w:rtl/>
+              </w:rPr>
+            </w:pPr>
+            <w:r>
+              <w:rPr>
+                <w:rFonts w:cs="David" w:hint="cs"/>
+                <w:b/>
+                <w:bCs/>
+                <w:sz w:val="28"/>
+                <w:szCs w:val="28"/>
+                <w:rtl/>
+              </w:rPr>
+              <w:t>סה"כ</w:t>
+            </w:r>
+          </w:p>
+        </w:tc>
+        <w:tc>
+          <w:tcPr>
+            <w:tcW w:w="1764" w:type="dxa"/>
+          </w:tcPr>
+          <w:p>
+            <w:pPr>
+              <w:rPr>
+                <w:rFonts w:cs="David"/>
+                <w:b/>
+                <w:bCs/>
+                <w:sz w:val="28"/>
+                <w:szCs w:val="28"/>
+                <w:rtl/>
+              </w:rPr>
+            </w:pPr>
+            <w:r>
+              <w:rPr>
+                <w:rFonts w:cs="David" w:hint="cs"/>
+                <w:b/>
+                <w:bCs/>
+                <w:sz w:val="28"/>
+                <w:szCs w:val="28"/>
+                <w:rtl/>
+              </w:rPr>
+              <w:t xml:space="preserve">{subtotalAfterDiscount}</w:t>
+            </w:r>
+          </w:p>
+        </w:tc>
+      </w:tr>
+      <w:tr>
+        <w:tc>
+          <w:tcPr>
+            <w:tcW w:w="1764" w:type="dxa"/>
+          </w:tcPr>
+          <w:p>
+            <w:pPr>
+              <w:rPr>
+                <w:rFonts w:cs="David"/>
+                <w:b/>
+                <w:bCs/>
+                <w:sz w:val="28"/>
+                <w:szCs w:val="28"/>
+                <w:rtl/>
+              </w:rPr>
+            </w:pPr>
+            <w:r>
+              <w:rPr>
+                <w:rFonts w:cs="David" w:hint="cs"/>
+                <w:b/>
+                <w:bCs/>
+                <w:sz w:val="28"/>
+                <w:szCs w:val="28"/>
+                <w:rtl/>
+              </w:rPr>
+              <w:t>מע"מ 1</w:t>
+            </w:r>
+            <w:r>
+              <w:rPr>
+                <w:rFonts w:cs="David" w:hint="cs"/>
+                <w:b/>
+                <w:bCs/>
+                <w:sz w:val="28"/>
+                <w:szCs w:val="28"/>
+                <w:rtl/>
+              </w:rPr>
+              <w:t>8</w:t>
+            </w:r>
+            <w:r>
+              <w:rPr>
+                <w:rFonts w:cs="David" w:hint="cs"/>
+                <w:b/>
+                <w:bCs/>
+                <w:sz w:val="28"/>
+                <w:szCs w:val="28"/>
+                <w:rtl/>
+              </w:rPr>
+              <w:t>%</w:t>
+            </w:r>
+          </w:p>
+        </w:tc>
+        <w:tc>
+          <w:tcPr>
+            <w:tcW w:w="1764" w:type="dxa"/>
+          </w:tcPr>
+          <w:p>
+            <w:pPr>
+              <w:rPr>
+                <w:rFonts w:cs="David"/>
+                <w:b/>
+                <w:bCs/>
+                <w:sz w:val="28"/>
+                <w:szCs w:val="28"/>
+                <w:rtl/>
+              </w:rPr>
+            </w:pPr>
+            <w:r>
+              <w:rPr>
+                <w:rFonts w:cs="David" w:hint="cs"/>
+                <w:b/>
+                <w:bCs/>
+                <w:sz w:val="28"/>
+                <w:szCs w:val="28"/>
+                <w:rtl/>
+              </w:rPr>
+              <w:t xml:space="preserve">{vatAmount}</w:t>
+            </w:r>
+          </w:p>
+        </w:tc>
+      </w:tr>
+      <w:tr>
+        <w:tc>
+          <w:tcPr>
+            <w:tcW w:w="1764" w:type="dxa"/>
+          </w:tcPr>
+          <w:p>
+            <w:pPr>
+              <w:rPr>
+                <w:rFonts w:cs="David"/>
+                <w:b/>
+                <w:bCs/>
+                <w:sz w:val="28"/>
+                <w:szCs w:val="28"/>
+                <w:rtl/>
+              </w:rPr>
+            </w:pPr>
+            <w:r>
+              <w:rPr>
+                <w:rFonts w:cs="David" w:hint="cs"/>
+                <w:b/>
+                <w:bCs/>
+                <w:sz w:val="28"/>
+                <w:szCs w:val="28"/>
+                <w:rtl/>
+              </w:rPr>
+              <w:t xml:space="preserve">סה"כ לתשלום </w:t>
+            </w:r>
+          </w:p>
+        </w:tc>
+        <w:tc>
+          <w:tcPr>
+            <w:tcW w:w="1764" w:type="dxa"/>
+          </w:tcPr>
+          <w:p>
+            <w:pPr>
+              <w:rPr>
+                <w:rFonts w:cs="David"/>
+                <w:b/>
+                <w:bCs/>
+                <w:sz w:val="28"/>
+                <w:szCs w:val="28"/>
+                <w:rtl/>
+              </w:rPr>
+            </w:pPr>
+            <w:r>
+              <w:rPr>
+                <w:rFonts w:cs="David" w:hint="cs"/>
+                <w:b/>
+                <w:bCs/>
+                <w:sz w:val="28"/>
+                <w:szCs w:val="28"/>
+                <w:rtl/>
+              </w:rPr>
+              <w:t xml:space="preserve">{totalAmount}</w:t>
+            </w:r>
+          </w:p>
+        </w:tc>
+      </w:tr>
+    </w:tbl>
+    <w:p>
+      <w:pPr>
+        <w:rPr>
+          <w:vanish/>
+        </w:rPr>
+      </w:pPr>
+      <w:r>
+        <w:rPr>
+          <w:vanish/>
+        </w:rPr>
+        <w:t xml:space="preserve">{/hasDiscount}</w:t>
+      </w:r>
+    </w:p>
     <w:p>
       <w:pPr>
         <w:rPr>

--- a/apps/api/templates/פ-רעש-הצעת-מחיר-קול-נישא-באוויר-וקול-הולם.docx
+++ b/apps/api/templates/פ-רעש-הצעת-מחיר-קול-נישא-באוויר-וקול-הולם.docx
@@ -4432,44 +4432,7 @@
     </w:p>
     <w:p>
       <w:pPr>
-        <w:jc w:val="center"/>
-        <w:rPr>
-          <w:rFonts w:cs="David" w:hint="cs"/>
-          <w:sz w:val="28"/>
-          <w:szCs w:val="28"/>
-          <w:rtl/>
-        </w:rPr>
-      </w:pPr>
-      <w:r>
-        <w:rPr>
-          <w:rFonts w:cs="David" w:hint="cs"/>
-          <w:sz w:val="28"/>
-          <w:szCs w:val="28"/>
-          <w:rtl/>
-        </w:rPr>
-        <w:t>הנני</w:t>
-      </w:r>
-      <w:r>
-        <w:rPr>
-          <w:rFonts w:cs="David" w:hint="cs"/>
-          <w:sz w:val="28"/>
-          <w:szCs w:val="28"/>
-          <w:rtl/>
-        </w:rPr>
-        <w:t xml:space="preserve"> </w:t>
-      </w:r>
-      <w:r>
-        <w:rPr>
-          <w:rFonts w:cs="David" w:hint="cs"/>
-          <w:sz w:val="28"/>
-          <w:szCs w:val="28"/>
-          <w:rtl/>
-        </w:rPr>
-        <w:t>מאשר את ההצעה על כל סעיפיה.</w:t>
-      </w:r>
-    </w:p>
-    <w:p>
-      <w:pPr>
+        <w:ind w:left="720"/>
         <w:jc w:val="both"/>
         <w:rPr>
           <w:rFonts w:cs="David" w:hint="cs"/>
@@ -4480,188 +4443,6 @@
         </w:rPr>
       </w:pPr>
     </w:p>
-    <w:tbl>
-      <w:tblPr>
-        <w:bidiVisual/>
-        <w:tblW w:w="0" w:type="auto"/>
-        <w:tblInd w:w="360" w:type="dxa"/>
-        <w:tblBorders>
-          <w:top w:val="single" w:sz="4" w:space="0" w:color="auto"/>
-          <w:left w:val="single" w:sz="4" w:space="0" w:color="auto"/>
-          <w:bottom w:val="single" w:sz="4" w:space="0" w:color="auto"/>
-          <w:right w:val="single" w:sz="4" w:space="0" w:color="auto"/>
-          <w:insideH w:val="single" w:sz="4" w:space="0" w:color="auto"/>
-          <w:insideV w:val="single" w:sz="4" w:space="0" w:color="auto"/>
-        </w:tblBorders>
-        <w:tblLook w:val="04A0" w:firstRow="1" w:lastRow="0" w:firstColumn="1" w:lastColumn="0" w:noHBand="0" w:noVBand="1"/>
-      </w:tblPr>
-      <w:tblGrid>
-        <w:gridCol w:w="3366"/>
-        <w:gridCol w:w="3366"/>
-        <w:gridCol w:w="3364"/>
-      </w:tblGrid>
-      <w:tr>
-        <w:tc>
-          <w:tcPr>
-            <w:tcW w:w="3560" w:type="dxa"/>
-            <w:vAlign w:val="center"/>
-          </w:tcPr>
-          <w:p>
-            <w:pPr>
-              <w:jc w:val="center"/>
-              <w:rPr>
-                <w:rFonts w:cs="David" w:hint="cs"/>
-                <w:b/>
-                <w:bCs/>
-                <w:sz w:val="40"/>
-                <w:szCs w:val="40"/>
-                <w:rtl/>
-              </w:rPr>
-            </w:pPr>
-            <w:r>
-              <w:rPr>
-                <w:rFonts w:cs="David" w:hint="cs"/>
-                <w:b/>
-                <w:bCs/>
-                <w:sz w:val="40"/>
-                <w:szCs w:val="40"/>
-                <w:rtl/>
-              </w:rPr>
-              <w:t>שם מלא של מאשר ההצעה</w:t>
-            </w:r>
-          </w:p>
-        </w:tc>
-        <w:tc>
-          <w:tcPr>
-            <w:tcW w:w="3561" w:type="dxa"/>
-            <w:vAlign w:val="center"/>
-          </w:tcPr>
-          <w:p>
-            <w:pPr>
-              <w:jc w:val="center"/>
-              <w:rPr>
-                <w:rFonts w:cs="David" w:hint="cs"/>
-                <w:b/>
-                <w:bCs/>
-                <w:sz w:val="40"/>
-                <w:szCs w:val="40"/>
-                <w:rtl/>
-              </w:rPr>
-            </w:pPr>
-            <w:r>
-              <w:rPr>
-                <w:rFonts w:cs="David" w:hint="cs"/>
-                <w:b/>
-                <w:bCs/>
-                <w:sz w:val="40"/>
-                <w:szCs w:val="40"/>
-                <w:rtl/>
-              </w:rPr>
-              <w:t>חתימה</w:t>
-            </w:r>
-          </w:p>
-        </w:tc>
-        <w:tc>
-          <w:tcPr>
-            <w:tcW w:w="3561" w:type="dxa"/>
-            <w:vAlign w:val="center"/>
-          </w:tcPr>
-          <w:p>
-            <w:pPr>
-              <w:jc w:val="center"/>
-              <w:rPr>
-                <w:rFonts w:cs="David" w:hint="cs"/>
-                <w:b/>
-                <w:bCs/>
-                <w:sz w:val="40"/>
-                <w:szCs w:val="40"/>
-                <w:rtl/>
-              </w:rPr>
-            </w:pPr>
-            <w:r>
-              <w:rPr>
-                <w:rFonts w:cs="David" w:hint="cs"/>
-                <w:b/>
-                <w:bCs/>
-                <w:sz w:val="40"/>
-                <w:szCs w:val="40"/>
-                <w:rtl/>
-              </w:rPr>
-              <w:t>חותמת</w:t>
-            </w:r>
-          </w:p>
-        </w:tc>
-      </w:tr>
-      <w:tr>
-        <w:trPr>
-          <w:trHeight w:val="907"/>
-        </w:trPr>
-        <w:tc>
-          <w:tcPr>
-            <w:tcW w:w="3560" w:type="dxa"/>
-          </w:tcPr>
-          <w:p>
-            <w:pPr>
-              <w:jc w:val="both"/>
-              <w:rPr>
-                <w:rFonts w:cs="David" w:hint="cs"/>
-                <w:b/>
-                <w:bCs/>
-                <w:u w:val="single"/>
-                <w:rtl/>
-              </w:rPr>
-            </w:pPr>
-          </w:p>
-        </w:tc>
-        <w:tc>
-          <w:tcPr>
-            <w:tcW w:w="3561" w:type="dxa"/>
-          </w:tcPr>
-          <w:p>
-            <w:pPr>
-              <w:jc w:val="both"/>
-              <w:rPr>
-                <w:rFonts w:cs="David" w:hint="cs"/>
-                <w:b/>
-                <w:bCs/>
-                <w:u w:val="single"/>
-                <w:rtl/>
-              </w:rPr>
-            </w:pPr>
-          </w:p>
-        </w:tc>
-        <w:tc>
-          <w:tcPr>
-            <w:tcW w:w="3561" w:type="dxa"/>
-          </w:tcPr>
-          <w:p>
-            <w:pPr>
-              <w:jc w:val="both"/>
-              <w:rPr>
-                <w:rFonts w:cs="David" w:hint="cs"/>
-                <w:b/>
-                <w:bCs/>
-                <w:u w:val="single"/>
-                <w:rtl/>
-              </w:rPr>
-            </w:pPr>
-          </w:p>
-        </w:tc>
-      </w:tr>
-    </w:tbl>
-    <w:p>
-      <w:pPr>
-        <w:ind w:left="720"/>
-        <w:jc w:val="both"/>
-        <w:rPr>
-          <w:rFonts w:cs="David" w:hint="cs"/>
-          <w:b/>
-          <w:bCs/>
-          <w:u w:val="single"/>
-          <w:rtl/>
-        </w:rPr>
-      </w:pPr>
-    </w:p>
     <w:p>
       <w:pPr>
         <w:ind w:left="720"/>
@@ -4794,1720 +4575,15 @@
     </w:p>
     <w:p>
       <w:pPr>
-        <w:tabs>
-          <w:tab w:val="left" w:pos="6116"/>
-        </w:tabs>
         <w:jc w:val="center"/>
-        <w:rPr>
-          <w:rFonts w:cs="David"/>
-          <w:b/>
-          <w:bCs/>
-          <w:sz w:val="28"/>
-          <w:szCs w:val="28"/>
-          <w:u w:val="single"/>
-        </w:rPr>
-      </w:pPr>
-    </w:p>
-    <w:p>
-      <w:pPr>
-        <w:tabs>
-          <w:tab w:val="left" w:pos="6116"/>
-        </w:tabs>
-        <w:jc w:val="center"/>
-        <w:rPr>
-          <w:rFonts w:cs="David"/>
-          <w:b/>
-          <w:bCs/>
-          <w:sz w:val="28"/>
-          <w:szCs w:val="28"/>
-          <w:u w:val="single"/>
-        </w:rPr>
-      </w:pPr>
-    </w:p>
-    <w:p>
-      <w:pPr>
-        <w:tabs>
-          <w:tab w:val="left" w:pos="6116"/>
-        </w:tabs>
-        <w:jc w:val="center"/>
-        <w:rPr>
-          <w:rFonts w:cs="David"/>
-          <w:b/>
-          <w:bCs/>
-          <w:sz w:val="28"/>
-          <w:szCs w:val="28"/>
-          <w:u w:val="single"/>
-        </w:rPr>
-      </w:pPr>
-    </w:p>
-    <w:p>
-      <w:pPr>
-        <w:tabs>
-          <w:tab w:val="left" w:pos="6116"/>
-        </w:tabs>
-        <w:jc w:val="center"/>
-        <w:rPr>
-          <w:rFonts w:cs="David"/>
-          <w:b/>
-          <w:bCs/>
-          <w:sz w:val="28"/>
-          <w:szCs w:val="28"/>
-          <w:u w:val="single"/>
-        </w:rPr>
-      </w:pPr>
-    </w:p>
-    <w:p>
-      <w:pPr>
-        <w:tabs>
-          <w:tab w:val="left" w:pos="6116"/>
-        </w:tabs>
-        <w:jc w:val="center"/>
-        <w:rPr>
-          <w:rFonts w:cs="David"/>
-          <w:b/>
-          <w:bCs/>
-          <w:sz w:val="28"/>
-          <w:szCs w:val="28"/>
-          <w:u w:val="single"/>
-        </w:rPr>
-      </w:pPr>
-    </w:p>
-    <w:p>
-      <w:pPr>
-        <w:tabs>
-          <w:tab w:val="left" w:pos="6116"/>
-        </w:tabs>
-        <w:jc w:val="center"/>
-        <w:rPr>
-          <w:rFonts w:cs="David"/>
-          <w:b/>
-          <w:bCs/>
-          <w:sz w:val="28"/>
-          <w:szCs w:val="28"/>
-          <w:u w:val="single"/>
-        </w:rPr>
-      </w:pPr>
-    </w:p>
-    <w:p>
-      <w:pPr>
-        <w:tabs>
-          <w:tab w:val="left" w:pos="6116"/>
-        </w:tabs>
-        <w:jc w:val="center"/>
-        <w:rPr>
-          <w:rFonts w:cs="David"/>
-          <w:b/>
-          <w:bCs/>
-          <w:sz w:val="28"/>
-          <w:szCs w:val="28"/>
-          <w:u w:val="single"/>
-        </w:rPr>
-      </w:pPr>
-    </w:p>
-    <w:p>
-      <w:pPr>
-        <w:tabs>
-          <w:tab w:val="left" w:pos="6116"/>
-        </w:tabs>
-        <w:jc w:val="center"/>
-        <w:rPr>
-          <w:rFonts w:cs="David"/>
-          <w:b/>
-          <w:bCs/>
-          <w:sz w:val="28"/>
-          <w:szCs w:val="28"/>
-          <w:u w:val="single"/>
-        </w:rPr>
-      </w:pPr>
-    </w:p>
-    <w:p>
-      <w:pPr>
-        <w:tabs>
-          <w:tab w:val="left" w:pos="6116"/>
-        </w:tabs>
-        <w:jc w:val="center"/>
-        <w:rPr>
-          <w:rFonts w:cs="David"/>
-          <w:b/>
-          <w:bCs/>
-          <w:sz w:val="28"/>
-          <w:szCs w:val="28"/>
-          <w:u w:val="single"/>
-        </w:rPr>
-      </w:pPr>
-    </w:p>
-    <w:p>
-      <w:pPr>
-        <w:tabs>
-          <w:tab w:val="left" w:pos="6116"/>
-        </w:tabs>
-        <w:jc w:val="center"/>
-        <w:rPr>
-          <w:rFonts w:cs="David"/>
-          <w:b/>
-          <w:bCs/>
-          <w:sz w:val="28"/>
-          <w:szCs w:val="28"/>
-          <w:u w:val="single"/>
-        </w:rPr>
-      </w:pPr>
-    </w:p>
-    <w:p>
-      <w:pPr>
-        <w:tabs>
-          <w:tab w:val="left" w:pos="6116"/>
-        </w:tabs>
-        <w:jc w:val="center"/>
-        <w:rPr>
-          <w:rFonts w:cs="David"/>
-          <w:b/>
-          <w:bCs/>
-          <w:sz w:val="28"/>
-          <w:szCs w:val="28"/>
-          <w:u w:val="single"/>
-        </w:rPr>
-      </w:pPr>
-    </w:p>
-    <w:p>
-      <w:pPr>
-        <w:tabs>
-          <w:tab w:val="left" w:pos="6116"/>
-        </w:tabs>
-        <w:jc w:val="center"/>
-        <w:rPr>
-          <w:rFonts w:cs="David"/>
-          <w:b/>
-          <w:bCs/>
-          <w:sz w:val="28"/>
-          <w:szCs w:val="28"/>
-          <w:u w:val="single"/>
-        </w:rPr>
-      </w:pPr>
-    </w:p>
-    <w:p>
-      <w:pPr>
-        <w:tabs>
-          <w:tab w:val="left" w:pos="6116"/>
-        </w:tabs>
-        <w:jc w:val="center"/>
-        <w:rPr>
-          <w:rFonts w:cs="David"/>
-          <w:b/>
-          <w:bCs/>
-          <w:sz w:val="28"/>
-          <w:szCs w:val="28"/>
-          <w:u w:val="single"/>
-        </w:rPr>
-      </w:pPr>
-    </w:p>
-    <w:p>
-      <w:pPr>
-        <w:tabs>
-          <w:tab w:val="left" w:pos="6116"/>
-        </w:tabs>
-        <w:jc w:val="center"/>
-        <w:rPr>
-          <w:rFonts w:cs="David"/>
-          <w:b/>
-          <w:bCs/>
-          <w:sz w:val="28"/>
-          <w:szCs w:val="28"/>
-          <w:u w:val="single"/>
-        </w:rPr>
-      </w:pPr>
-    </w:p>
-    <w:p>
-      <w:pPr>
-        <w:tabs>
-          <w:tab w:val="left" w:pos="6116"/>
-        </w:tabs>
-        <w:jc w:val="center"/>
-        <w:rPr>
-          <w:rFonts w:cs="David"/>
-          <w:b/>
-          <w:bCs/>
-          <w:sz w:val="28"/>
-          <w:szCs w:val="28"/>
-          <w:u w:val="single"/>
-        </w:rPr>
-      </w:pPr>
-    </w:p>
-    <w:p>
-      <w:pPr>
-        <w:tabs>
-          <w:tab w:val="left" w:pos="6116"/>
-        </w:tabs>
-        <w:jc w:val="center"/>
-        <w:rPr>
-          <w:rFonts w:cs="David"/>
-          <w:b/>
-          <w:bCs/>
-          <w:sz w:val="28"/>
-          <w:szCs w:val="28"/>
-          <w:u w:val="single"/>
-        </w:rPr>
-      </w:pPr>
-    </w:p>
-    <w:p>
-      <w:pPr>
-        <w:tabs>
-          <w:tab w:val="left" w:pos="6116"/>
-        </w:tabs>
-        <w:jc w:val="center"/>
-        <w:rPr>
-          <w:rFonts w:cs="David"/>
-          <w:b/>
-          <w:bCs/>
-          <w:sz w:val="28"/>
-          <w:szCs w:val="28"/>
-          <w:u w:val="single"/>
-        </w:rPr>
-      </w:pPr>
-    </w:p>
-    <w:p>
-      <w:pPr>
-        <w:tabs>
-          <w:tab w:val="left" w:pos="6116"/>
-        </w:tabs>
-        <w:jc w:val="center"/>
-        <w:rPr>
-          <w:rFonts w:cs="David"/>
-          <w:b/>
-          <w:bCs/>
-          <w:sz w:val="28"/>
-          <w:szCs w:val="28"/>
-          <w:u w:val="single"/>
-        </w:rPr>
-      </w:pPr>
-    </w:p>
-    <w:p>
-      <w:pPr>
-        <w:tabs>
-          <w:tab w:val="left" w:pos="6116"/>
-        </w:tabs>
-        <w:jc w:val="center"/>
-        <w:rPr>
-          <w:rFonts w:cs="David"/>
-          <w:b/>
-          <w:bCs/>
-          <w:sz w:val="28"/>
-          <w:szCs w:val="28"/>
-          <w:u w:val="single"/>
-        </w:rPr>
-      </w:pPr>
-    </w:p>
-    <w:p>
-      <w:pPr>
-        <w:tabs>
-          <w:tab w:val="left" w:pos="6116"/>
-        </w:tabs>
-        <w:jc w:val="center"/>
-        <w:rPr>
-          <w:rFonts w:cs="David"/>
-          <w:b/>
-          <w:bCs/>
-          <w:sz w:val="28"/>
-          <w:szCs w:val="28"/>
-          <w:u w:val="single"/>
-        </w:rPr>
-      </w:pPr>
-    </w:p>
-    <w:p>
-      <w:pPr>
-        <w:tabs>
-          <w:tab w:val="left" w:pos="6116"/>
-        </w:tabs>
-        <w:jc w:val="center"/>
-        <w:rPr>
-          <w:rFonts w:cs="David"/>
-          <w:b/>
-          <w:bCs/>
-          <w:sz w:val="28"/>
-          <w:szCs w:val="28"/>
-          <w:u w:val="single"/>
-        </w:rPr>
-      </w:pPr>
-    </w:p>
-    <w:p>
-      <w:pPr>
-        <w:tabs>
-          <w:tab w:val="left" w:pos="6116"/>
-        </w:tabs>
-        <w:jc w:val="center"/>
-        <w:rPr>
-          <w:rFonts w:cs="David"/>
-          <w:b/>
-          <w:bCs/>
-          <w:sz w:val="28"/>
-          <w:szCs w:val="28"/>
-          <w:u w:val="single"/>
-        </w:rPr>
-      </w:pPr>
-    </w:p>
-    <w:p>
-      <w:pPr>
-        <w:tabs>
-          <w:tab w:val="left" w:pos="6116"/>
-        </w:tabs>
-        <w:jc w:val="center"/>
-        <w:rPr>
-          <w:rFonts w:cs="David"/>
-          <w:b/>
-          <w:bCs/>
-          <w:sz w:val="28"/>
-          <w:szCs w:val="28"/>
-          <w:u w:val="single"/>
-        </w:rPr>
-      </w:pPr>
-    </w:p>
-    <w:p>
-      <w:pPr>
-        <w:tabs>
-          <w:tab w:val="left" w:pos="6116"/>
-        </w:tabs>
-        <w:jc w:val="center"/>
-        <w:rPr>
-          <w:rFonts w:cs="David"/>
-          <w:b/>
-          <w:bCs/>
-          <w:sz w:val="28"/>
-          <w:szCs w:val="28"/>
-          <w:u w:val="single"/>
-        </w:rPr>
-      </w:pPr>
-    </w:p>
-    <w:p>
-      <w:pPr>
-        <w:tabs>
-          <w:tab w:val="left" w:pos="6116"/>
-        </w:tabs>
-        <w:jc w:val="center"/>
-        <w:rPr>
-          <w:rFonts w:cs="David"/>
-          <w:b/>
-          <w:bCs/>
-          <w:sz w:val="28"/>
-          <w:szCs w:val="28"/>
-          <w:u w:val="single"/>
-        </w:rPr>
-      </w:pPr>
-    </w:p>
-    <w:p>
-      <w:pPr>
-        <w:tabs>
-          <w:tab w:val="left" w:pos="6116"/>
-        </w:tabs>
-        <w:jc w:val="center"/>
-        <w:rPr>
-          <w:rFonts w:cs="David"/>
-          <w:b/>
-          <w:bCs/>
-          <w:sz w:val="28"/>
-          <w:szCs w:val="28"/>
-          <w:u w:val="single"/>
-        </w:rPr>
-      </w:pPr>
-    </w:p>
-    <w:p>
-      <w:pPr>
-        <w:tabs>
-          <w:tab w:val="left" w:pos="6116"/>
-        </w:tabs>
-        <w:jc w:val="center"/>
-        <w:rPr>
-          <w:rFonts w:cs="David"/>
-          <w:b/>
-          <w:bCs/>
-          <w:sz w:val="28"/>
-          <w:szCs w:val="28"/>
-          <w:u w:val="single"/>
-        </w:rPr>
-      </w:pPr>
-    </w:p>
-    <w:p>
-      <w:pPr>
-        <w:tabs>
-          <w:tab w:val="left" w:pos="6116"/>
-        </w:tabs>
-        <w:jc w:val="center"/>
-        <w:rPr>
-          <w:rFonts w:cs="David"/>
-          <w:b/>
-          <w:bCs/>
-          <w:sz w:val="28"/>
-          <w:szCs w:val="28"/>
-          <w:u w:val="single"/>
-        </w:rPr>
-      </w:pPr>
-    </w:p>
-    <w:p>
-      <w:pPr>
-        <w:tabs>
-          <w:tab w:val="left" w:pos="6116"/>
-        </w:tabs>
-        <w:jc w:val="center"/>
-        <w:rPr>
-          <w:rFonts w:cs="David"/>
-          <w:b/>
-          <w:bCs/>
-          <w:sz w:val="28"/>
-          <w:szCs w:val="28"/>
-          <w:u w:val="single"/>
-        </w:rPr>
-      </w:pPr>
-    </w:p>
-    <w:p>
-      <w:pPr>
-        <w:tabs>
-          <w:tab w:val="left" w:pos="6116"/>
-        </w:tabs>
-        <w:jc w:val="center"/>
-        <w:rPr>
-          <w:rFonts w:cs="David"/>
-          <w:b/>
-          <w:bCs/>
-          <w:sz w:val="28"/>
-          <w:szCs w:val="28"/>
-          <w:u w:val="single"/>
-        </w:rPr>
-      </w:pPr>
-    </w:p>
-    <w:p>
-      <w:pPr>
-        <w:tabs>
-          <w:tab w:val="left" w:pos="6116"/>
-        </w:tabs>
-        <w:jc w:val="center"/>
-        <w:rPr>
-          <w:rFonts w:cs="David"/>
-          <w:b/>
-          <w:bCs/>
-          <w:sz w:val="28"/>
-          <w:szCs w:val="28"/>
-          <w:u w:val="single"/>
-        </w:rPr>
-      </w:pPr>
-    </w:p>
-    <w:p>
-      <w:pPr>
-        <w:tabs>
-          <w:tab w:val="left" w:pos="6116"/>
-        </w:tabs>
-        <w:jc w:val="center"/>
-        <w:rPr>
-          <w:rFonts w:cs="David"/>
-          <w:b/>
-          <w:bCs/>
-          <w:sz w:val="28"/>
-          <w:szCs w:val="28"/>
-          <w:u w:val="single"/>
-        </w:rPr>
-      </w:pPr>
-    </w:p>
-    <w:p>
-      <w:pPr>
-        <w:tabs>
-          <w:tab w:val="left" w:pos="6116"/>
-        </w:tabs>
-        <w:jc w:val="center"/>
-        <w:rPr>
-          <w:rFonts w:cs="David"/>
-          <w:b/>
-          <w:bCs/>
-          <w:sz w:val="28"/>
-          <w:szCs w:val="28"/>
-          <w:u w:val="single"/>
-        </w:rPr>
-      </w:pPr>
-    </w:p>
-    <w:p>
-      <w:pPr>
-        <w:tabs>
-          <w:tab w:val="left" w:pos="6116"/>
-        </w:tabs>
-        <w:jc w:val="center"/>
-        <w:rPr>
-          <w:rFonts w:cs="David"/>
-          <w:b/>
-          <w:bCs/>
-          <w:sz w:val="28"/>
-          <w:szCs w:val="28"/>
-          <w:u w:val="single"/>
-        </w:rPr>
-      </w:pPr>
-    </w:p>
-    <w:p>
-      <w:pPr>
-        <w:tabs>
-          <w:tab w:val="left" w:pos="6116"/>
-        </w:tabs>
-        <w:jc w:val="center"/>
-        <w:rPr>
-          <w:rFonts w:cs="David"/>
-          <w:b/>
-          <w:bCs/>
-          <w:sz w:val="28"/>
-          <w:szCs w:val="28"/>
-          <w:u w:val="single"/>
-        </w:rPr>
-      </w:pPr>
-    </w:p>
-    <w:p>
-      <w:pPr>
-        <w:tabs>
-          <w:tab w:val="left" w:pos="6116"/>
-        </w:tabs>
-        <w:jc w:val="center"/>
-        <w:rPr>
-          <w:rFonts w:cs="David"/>
-          <w:b/>
-          <w:bCs/>
-          <w:sz w:val="28"/>
-          <w:szCs w:val="28"/>
-          <w:u w:val="single"/>
-        </w:rPr>
-      </w:pPr>
-      <w:r>
-        <w:rPr>
-          <w:rFonts w:cs="David"/>
-          <w:b/>
-          <w:bCs/>
-          <w:noProof/>
-          <w:sz w:val="28"/>
-          <w:szCs w:val="28"/>
-          <w:u w:val="single"/>
-        </w:rPr>
-        <w:drawing>
-          <wp:anchor distT="0" distB="0" distL="114300" distR="114300" simplePos="0" relativeHeight="251657216" behindDoc="0" locked="0" layoutInCell="1" allowOverlap="1" wp14:anchorId="326B52E5" wp14:editId="05CE41F5">
-            <wp:simplePos x="0" y="0"/>
-            <wp:positionH relativeFrom="margin">
-              <wp:posOffset>476250</wp:posOffset>
-            </wp:positionH>
-            <wp:positionV relativeFrom="margin">
-              <wp:posOffset>4412615</wp:posOffset>
-            </wp:positionV>
-            <wp:extent cx="5638800" cy="4004310"/>
-            <wp:effectExtent l="0" t="0" r="0" b="0"/>
-            <wp:wrapSquare wrapText="bothSides"/>
-            <wp:docPr id="7" name="תמונה 4"/>
-            <wp:cNvGraphicFramePr>
-              <a:graphicFrameLocks xmlns:a="http://schemas.openxmlformats.org/drawingml/2006/main" noChangeAspect="1"/>
-            </wp:cNvGraphicFramePr>
-            <a:graphic xmlns:a="http://schemas.openxmlformats.org/drawingml/2006/main">
-              <a:graphicData uri="http://schemas.openxmlformats.org/drawingml/2006/picture">
-                <pic:pic xmlns:pic="http://schemas.openxmlformats.org/drawingml/2006/picture">
-                  <pic:nvPicPr>
-                    <pic:cNvPr id="0" name="Picture 7"/>
-                    <pic:cNvPicPr>
-                      <a:picLocks noChangeAspect="1" noChangeArrowheads="1"/>
-                    </pic:cNvPicPr>
-                  </pic:nvPicPr>
-                  <pic:blipFill>
-                    <a:blip r:embed="rId8">
-                      <a:extLst>
-                        <a:ext uri="{28A0092B-C50C-407E-A947-70E740481C1C}">
-                          <a14:useLocalDpi xmlns:a14="http://schemas.microsoft.com/office/drawing/2010/main" val="0"/>
-                        </a:ext>
-                      </a:extLst>
-                    </a:blip>
-                    <a:srcRect/>
-                    <a:stretch>
-                      <a:fillRect/>
-                    </a:stretch>
-                  </pic:blipFill>
-                  <pic:spPr bwMode="auto">
-                    <a:xfrm>
-                      <a:off x="0" y="0"/>
-                      <a:ext cx="5638800" cy="4004310"/>
-                    </a:xfrm>
-                    <a:prstGeom prst="rect">
-                      <a:avLst/>
-                    </a:prstGeom>
-                    <a:noFill/>
-                  </pic:spPr>
-                </pic:pic>
-              </a:graphicData>
-            </a:graphic>
-            <wp14:sizeRelH relativeFrom="page">
-              <wp14:pctWidth>0</wp14:pctWidth>
-            </wp14:sizeRelH>
-            <wp14:sizeRelV relativeFrom="page">
-              <wp14:pctHeight>0</wp14:pctHeight>
-            </wp14:sizeRelV>
-          </wp:anchor>
-        </w:drawing>
-      </w:r>
-      <w:r>
-        <w:rPr>
-          <w:rFonts w:cs="David"/>
-          <w:b/>
-          <w:bCs/>
-          <w:noProof/>
-          <w:sz w:val="28"/>
-          <w:szCs w:val="28"/>
-          <w:u w:val="single"/>
-        </w:rPr>
-        <w:drawing>
-          <wp:anchor distT="0" distB="0" distL="114300" distR="114300" simplePos="0" relativeHeight="251656192" behindDoc="0" locked="0" layoutInCell="1" allowOverlap="1" wp14:anchorId="5A57DE07" wp14:editId="11D1A4EF">
-            <wp:simplePos x="0" y="0"/>
-            <wp:positionH relativeFrom="margin">
-              <wp:posOffset>492760</wp:posOffset>
-            </wp:positionH>
-            <wp:positionV relativeFrom="margin">
-              <wp:posOffset>300990</wp:posOffset>
-            </wp:positionV>
-            <wp:extent cx="5645150" cy="4017010"/>
-            <wp:effectExtent l="0" t="0" r="0" b="0"/>
-            <wp:wrapSquare wrapText="bothSides"/>
-            <wp:docPr id="6" name="תמונה 1"/>
-            <wp:cNvGraphicFramePr>
-              <a:graphicFrameLocks xmlns:a="http://schemas.openxmlformats.org/drawingml/2006/main" noChangeAspect="1"/>
-            </wp:cNvGraphicFramePr>
-            <a:graphic xmlns:a="http://schemas.openxmlformats.org/drawingml/2006/main">
-              <a:graphicData uri="http://schemas.openxmlformats.org/drawingml/2006/picture">
-                <pic:pic xmlns:pic="http://schemas.openxmlformats.org/drawingml/2006/picture">
-                  <pic:nvPicPr>
-                    <pic:cNvPr id="0" name="תמונה 1"/>
-                    <pic:cNvPicPr>
-                      <a:picLocks noChangeAspect="1" noChangeArrowheads="1"/>
-                    </pic:cNvPicPr>
-                  </pic:nvPicPr>
-                  <pic:blipFill>
-                    <a:blip r:embed="rId9">
-                      <a:extLst>
-                        <a:ext uri="{28A0092B-C50C-407E-A947-70E740481C1C}">
-                          <a14:useLocalDpi xmlns:a14="http://schemas.microsoft.com/office/drawing/2010/main" val="0"/>
-                        </a:ext>
-                      </a:extLst>
-                    </a:blip>
-                    <a:srcRect/>
-                    <a:stretch>
-                      <a:fillRect/>
-                    </a:stretch>
-                  </pic:blipFill>
-                  <pic:spPr bwMode="auto">
-                    <a:xfrm>
-                      <a:off x="0" y="0"/>
-                      <a:ext cx="5645150" cy="4017010"/>
-                    </a:xfrm>
-                    <a:prstGeom prst="rect">
-                      <a:avLst/>
-                    </a:prstGeom>
-                    <a:noFill/>
-                  </pic:spPr>
-                </pic:pic>
-              </a:graphicData>
-            </a:graphic>
-            <wp14:sizeRelH relativeFrom="page">
-              <wp14:pctWidth>0</wp14:pctWidth>
-            </wp14:sizeRelH>
-            <wp14:sizeRelV relativeFrom="page">
-              <wp14:pctHeight>0</wp14:pctHeight>
-            </wp14:sizeRelV>
-          </wp:anchor>
-        </w:drawing>
-      </w:r>
-    </w:p>
-    <w:p>
-      <w:pPr>
-        <w:tabs>
-          <w:tab w:val="left" w:pos="6116"/>
-        </w:tabs>
-        <w:jc w:val="center"/>
-        <w:rPr>
-          <w:rFonts w:cs="David"/>
-          <w:b/>
-          <w:bCs/>
-          <w:sz w:val="28"/>
-          <w:szCs w:val="28"/>
-          <w:u w:val="single"/>
-          <w:rtl/>
-        </w:rPr>
-      </w:pPr>
-    </w:p>
-    <w:p>
-      <w:pPr>
-        <w:tabs>
-          <w:tab w:val="left" w:pos="6116"/>
-        </w:tabs>
-        <w:jc w:val="center"/>
-        <w:rPr>
-          <w:rFonts w:cs="David"/>
-          <w:b/>
-          <w:bCs/>
-          <w:sz w:val="28"/>
-          <w:szCs w:val="28"/>
-          <w:u w:val="single"/>
-        </w:rPr>
-      </w:pPr>
-    </w:p>
-    <w:p>
-      <w:pPr>
-        <w:tabs>
-          <w:tab w:val="left" w:pos="6116"/>
-        </w:tabs>
-        <w:jc w:val="center"/>
-        <w:rPr>
-          <w:rFonts w:cs="David"/>
-          <w:b/>
-          <w:bCs/>
-          <w:sz w:val="28"/>
-          <w:szCs w:val="28"/>
-          <w:u w:val="single"/>
-        </w:rPr>
-      </w:pPr>
-    </w:p>
-    <w:p>
-      <w:pPr>
-        <w:tabs>
-          <w:tab w:val="left" w:pos="6116"/>
-        </w:tabs>
-        <w:jc w:val="center"/>
-        <w:rPr>
-          <w:rFonts w:cs="David"/>
-          <w:b/>
-          <w:bCs/>
-          <w:sz w:val="28"/>
-          <w:szCs w:val="28"/>
-          <w:u w:val="single"/>
-        </w:rPr>
-      </w:pPr>
-    </w:p>
-    <w:p>
-      <w:pPr>
-        <w:tabs>
-          <w:tab w:val="left" w:pos="6116"/>
-        </w:tabs>
-        <w:jc w:val="center"/>
-        <w:rPr>
-          <w:rFonts w:cs="David"/>
-          <w:b/>
-          <w:bCs/>
-          <w:sz w:val="28"/>
-          <w:szCs w:val="28"/>
-          <w:u w:val="single"/>
-        </w:rPr>
-      </w:pPr>
-    </w:p>
-    <w:p>
-      <w:pPr>
-        <w:tabs>
-          <w:tab w:val="left" w:pos="6116"/>
-        </w:tabs>
-        <w:jc w:val="center"/>
-        <w:rPr>
-          <w:rFonts w:cs="David"/>
-          <w:b/>
-          <w:bCs/>
-          <w:sz w:val="28"/>
-          <w:szCs w:val="28"/>
-          <w:u w:val="single"/>
-        </w:rPr>
-      </w:pPr>
-    </w:p>
-    <w:p>
-      <w:pPr>
-        <w:tabs>
-          <w:tab w:val="left" w:pos="6116"/>
-        </w:tabs>
-        <w:jc w:val="center"/>
-        <w:rPr>
-          <w:rFonts w:cs="David"/>
-          <w:b/>
-          <w:bCs/>
-          <w:sz w:val="28"/>
-          <w:szCs w:val="28"/>
-          <w:u w:val="single"/>
-        </w:rPr>
-      </w:pPr>
-    </w:p>
-    <w:p>
-      <w:pPr>
-        <w:tabs>
-          <w:tab w:val="left" w:pos="6116"/>
-        </w:tabs>
-        <w:jc w:val="center"/>
-        <w:rPr>
-          <w:rFonts w:cs="David"/>
-          <w:b/>
-          <w:bCs/>
-          <w:sz w:val="28"/>
-          <w:szCs w:val="28"/>
-          <w:u w:val="single"/>
-        </w:rPr>
-      </w:pPr>
-    </w:p>
-    <w:p>
-      <w:pPr>
-        <w:tabs>
-          <w:tab w:val="left" w:pos="6116"/>
-        </w:tabs>
-        <w:jc w:val="center"/>
-        <w:rPr>
-          <w:rFonts w:cs="David"/>
-          <w:b/>
-          <w:bCs/>
-          <w:sz w:val="28"/>
-          <w:szCs w:val="28"/>
-          <w:u w:val="single"/>
-        </w:rPr>
-      </w:pPr>
-    </w:p>
-    <w:p>
-      <w:pPr>
-        <w:tabs>
-          <w:tab w:val="left" w:pos="6116"/>
-        </w:tabs>
-        <w:jc w:val="center"/>
-        <w:rPr>
-          <w:rFonts w:cs="David"/>
-          <w:b/>
-          <w:bCs/>
-          <w:sz w:val="28"/>
-          <w:szCs w:val="28"/>
-          <w:u w:val="single"/>
-        </w:rPr>
-      </w:pPr>
-    </w:p>
-    <w:p>
-      <w:pPr>
-        <w:tabs>
-          <w:tab w:val="left" w:pos="6116"/>
-        </w:tabs>
-        <w:jc w:val="center"/>
-        <w:rPr>
-          <w:rFonts w:cs="David"/>
-          <w:b/>
-          <w:bCs/>
-          <w:sz w:val="28"/>
-          <w:szCs w:val="28"/>
-          <w:u w:val="single"/>
-        </w:rPr>
-      </w:pPr>
-    </w:p>
-    <w:p>
-      <w:pPr>
-        <w:tabs>
-          <w:tab w:val="left" w:pos="6116"/>
-        </w:tabs>
-        <w:jc w:val="center"/>
-        <w:rPr>
-          <w:rFonts w:cs="David"/>
-          <w:b/>
-          <w:bCs/>
-          <w:sz w:val="28"/>
-          <w:szCs w:val="28"/>
-          <w:u w:val="single"/>
-        </w:rPr>
-      </w:pPr>
-    </w:p>
-    <w:p>
-      <w:pPr>
-        <w:tabs>
-          <w:tab w:val="left" w:pos="6116"/>
-        </w:tabs>
-        <w:jc w:val="center"/>
-        <w:rPr>
-          <w:rFonts w:cs="David"/>
-          <w:b/>
-          <w:bCs/>
-          <w:sz w:val="28"/>
-          <w:szCs w:val="28"/>
-          <w:u w:val="single"/>
-        </w:rPr>
-      </w:pPr>
-    </w:p>
-    <w:p>
-      <w:pPr>
-        <w:tabs>
-          <w:tab w:val="left" w:pos="6116"/>
-        </w:tabs>
-        <w:jc w:val="center"/>
-        <w:rPr>
-          <w:rFonts w:cs="David"/>
-          <w:b/>
-          <w:bCs/>
-          <w:sz w:val="28"/>
-          <w:szCs w:val="28"/>
-          <w:u w:val="single"/>
-        </w:rPr>
-      </w:pPr>
-      <w:r>
-        <w:rPr>
-          <w:rFonts w:cs="David"/>
-          <w:b/>
-          <w:bCs/>
-          <w:noProof/>
-          <w:sz w:val="28"/>
-          <w:szCs w:val="28"/>
-          <w:u w:val="single"/>
-        </w:rPr>
-        <w:drawing>
-          <wp:anchor distT="0" distB="0" distL="114300" distR="114300" simplePos="0" relativeHeight="251658240" behindDoc="0" locked="0" layoutInCell="1" allowOverlap="1" wp14:anchorId="77ED8D47" wp14:editId="06590778">
-            <wp:simplePos x="0" y="0"/>
-            <wp:positionH relativeFrom="margin">
-              <wp:align>center</wp:align>
-            </wp:positionH>
-            <wp:positionV relativeFrom="margin">
-              <wp:align>top</wp:align>
-            </wp:positionV>
-            <wp:extent cx="5656580" cy="4003675"/>
-            <wp:effectExtent l="0" t="0" r="0" b="0"/>
-            <wp:wrapSquare wrapText="bothSides"/>
-            <wp:docPr id="8" name="תמונה 3"/>
-            <wp:cNvGraphicFramePr>
-              <a:graphicFrameLocks xmlns:a="http://schemas.openxmlformats.org/drawingml/2006/main" noChangeAspect="1"/>
-            </wp:cNvGraphicFramePr>
-            <a:graphic xmlns:a="http://schemas.openxmlformats.org/drawingml/2006/main">
-              <a:graphicData uri="http://schemas.openxmlformats.org/drawingml/2006/picture">
-                <pic:pic xmlns:pic="http://schemas.openxmlformats.org/drawingml/2006/picture">
-                  <pic:nvPicPr>
-                    <pic:cNvPr id="0" name="Picture 8"/>
-                    <pic:cNvPicPr>
-                      <a:picLocks noChangeAspect="1" noChangeArrowheads="1"/>
-                    </pic:cNvPicPr>
-                  </pic:nvPicPr>
-                  <pic:blipFill>
-                    <a:blip r:embed="rId10">
-                      <a:extLst>
-                        <a:ext uri="{28A0092B-C50C-407E-A947-70E740481C1C}">
-                          <a14:useLocalDpi xmlns:a14="http://schemas.microsoft.com/office/drawing/2010/main" val="0"/>
-                        </a:ext>
-                      </a:extLst>
-                    </a:blip>
-                    <a:srcRect/>
-                    <a:stretch>
-                      <a:fillRect/>
-                    </a:stretch>
-                  </pic:blipFill>
-                  <pic:spPr bwMode="auto">
-                    <a:xfrm>
-                      <a:off x="0" y="0"/>
-                      <a:ext cx="5656580" cy="4003675"/>
-                    </a:xfrm>
-                    <a:prstGeom prst="rect">
-                      <a:avLst/>
-                    </a:prstGeom>
-                    <a:noFill/>
-                  </pic:spPr>
-                </pic:pic>
-              </a:graphicData>
-            </a:graphic>
-            <wp14:sizeRelH relativeFrom="page">
-              <wp14:pctWidth>0</wp14:pctWidth>
-            </wp14:sizeRelH>
-            <wp14:sizeRelV relativeFrom="page">
-              <wp14:pctHeight>0</wp14:pctHeight>
-            </wp14:sizeRelV>
-          </wp:anchor>
-        </w:drawing>
-      </w:r>
-    </w:p>
-    <w:p>
-      <w:pPr>
-        <w:tabs>
-          <w:tab w:val="left" w:pos="6116"/>
-        </w:tabs>
-        <w:jc w:val="center"/>
-        <w:rPr>
-          <w:rFonts w:cs="David"/>
-          <w:b/>
-          <w:bCs/>
-          <w:sz w:val="28"/>
-          <w:szCs w:val="28"/>
-          <w:u w:val="single"/>
-        </w:rPr>
-      </w:pPr>
-    </w:p>
-    <w:p>
-      <w:pPr>
-        <w:tabs>
-          <w:tab w:val="left" w:pos="6116"/>
-        </w:tabs>
-        <w:jc w:val="center"/>
-        <w:rPr>
-          <w:rFonts w:cs="David"/>
-          <w:b/>
-          <w:bCs/>
-          <w:sz w:val="28"/>
-          <w:szCs w:val="28"/>
-          <w:u w:val="single"/>
-        </w:rPr>
-      </w:pPr>
-    </w:p>
-    <w:p>
-      <w:pPr>
-        <w:tabs>
-          <w:tab w:val="left" w:pos="6116"/>
-        </w:tabs>
-        <w:jc w:val="center"/>
-        <w:rPr>
-          <w:rFonts w:cs="David"/>
-          <w:b/>
-          <w:bCs/>
-          <w:sz w:val="28"/>
-          <w:szCs w:val="28"/>
-          <w:u w:val="single"/>
-        </w:rPr>
-      </w:pPr>
-    </w:p>
-    <w:p>
-      <w:pPr>
-        <w:tabs>
-          <w:tab w:val="left" w:pos="6116"/>
-        </w:tabs>
-        <w:jc w:val="center"/>
-        <w:rPr>
-          <w:rFonts w:cs="David"/>
-          <w:b/>
-          <w:bCs/>
-          <w:sz w:val="28"/>
-          <w:szCs w:val="28"/>
-          <w:u w:val="single"/>
-        </w:rPr>
-      </w:pPr>
-    </w:p>
-    <w:p>
-      <w:pPr>
-        <w:tabs>
-          <w:tab w:val="left" w:pos="6116"/>
-        </w:tabs>
-        <w:jc w:val="center"/>
-        <w:rPr>
-          <w:rFonts w:cs="David"/>
-          <w:b/>
-          <w:bCs/>
-          <w:sz w:val="28"/>
-          <w:szCs w:val="28"/>
-          <w:u w:val="single"/>
-        </w:rPr>
-      </w:pPr>
-    </w:p>
-    <w:p>
-      <w:pPr>
-        <w:tabs>
-          <w:tab w:val="left" w:pos="6116"/>
-        </w:tabs>
-        <w:jc w:val="center"/>
-        <w:rPr>
-          <w:rFonts w:cs="David"/>
-          <w:b/>
-          <w:bCs/>
-          <w:sz w:val="28"/>
-          <w:szCs w:val="28"/>
-          <w:u w:val="single"/>
-        </w:rPr>
-      </w:pPr>
-    </w:p>
-    <w:p>
-      <w:pPr>
-        <w:tabs>
-          <w:tab w:val="left" w:pos="6116"/>
-        </w:tabs>
-        <w:jc w:val="center"/>
-        <w:rPr>
-          <w:rFonts w:cs="David"/>
-          <w:b/>
-          <w:bCs/>
-          <w:sz w:val="28"/>
-          <w:szCs w:val="28"/>
-          <w:u w:val="single"/>
-        </w:rPr>
-      </w:pPr>
-    </w:p>
-    <w:p>
-      <w:pPr>
-        <w:tabs>
-          <w:tab w:val="left" w:pos="6116"/>
-        </w:tabs>
-        <w:jc w:val="center"/>
-        <w:rPr>
-          <w:rFonts w:cs="David"/>
-          <w:b/>
-          <w:bCs/>
-          <w:sz w:val="28"/>
-          <w:szCs w:val="28"/>
-          <w:u w:val="single"/>
-        </w:rPr>
-      </w:pPr>
-    </w:p>
-    <w:p>
-      <w:pPr>
-        <w:tabs>
-          <w:tab w:val="left" w:pos="6116"/>
-        </w:tabs>
-        <w:jc w:val="center"/>
-        <w:rPr>
-          <w:rFonts w:cs="David"/>
-          <w:b/>
-          <w:bCs/>
-          <w:sz w:val="28"/>
-          <w:szCs w:val="28"/>
-          <w:u w:val="single"/>
-        </w:rPr>
-      </w:pPr>
-    </w:p>
-    <w:p>
-      <w:pPr>
-        <w:tabs>
-          <w:tab w:val="left" w:pos="6116"/>
-        </w:tabs>
-        <w:jc w:val="center"/>
-        <w:rPr>
-          <w:rFonts w:cs="David"/>
-          <w:b/>
-          <w:bCs/>
-          <w:sz w:val="28"/>
-          <w:szCs w:val="28"/>
-          <w:u w:val="single"/>
-        </w:rPr>
-      </w:pPr>
-    </w:p>
-    <w:p>
-      <w:pPr>
-        <w:tabs>
-          <w:tab w:val="left" w:pos="6116"/>
-        </w:tabs>
-        <w:jc w:val="center"/>
-        <w:rPr>
-          <w:rFonts w:cs="David"/>
-          <w:b/>
-          <w:bCs/>
-          <w:sz w:val="28"/>
-          <w:szCs w:val="28"/>
-          <w:u w:val="single"/>
-        </w:rPr>
-      </w:pPr>
-    </w:p>
-    <w:p>
-      <w:pPr>
-        <w:tabs>
-          <w:tab w:val="left" w:pos="6116"/>
-        </w:tabs>
-        <w:jc w:val="center"/>
-        <w:rPr>
-          <w:rFonts w:cs="David"/>
-          <w:b/>
-          <w:bCs/>
-          <w:sz w:val="28"/>
-          <w:szCs w:val="28"/>
-          <w:u w:val="single"/>
-        </w:rPr>
-      </w:pPr>
-    </w:p>
-    <w:p>
-      <w:pPr>
-        <w:tabs>
-          <w:tab w:val="left" w:pos="6116"/>
-        </w:tabs>
-        <w:jc w:val="center"/>
-        <w:rPr>
-          <w:rFonts w:cs="David"/>
-          <w:b/>
-          <w:bCs/>
-          <w:sz w:val="28"/>
-          <w:szCs w:val="28"/>
-          <w:u w:val="single"/>
-        </w:rPr>
-      </w:pPr>
-    </w:p>
-    <w:p>
-      <w:pPr>
-        <w:tabs>
-          <w:tab w:val="left" w:pos="6116"/>
-        </w:tabs>
-        <w:jc w:val="center"/>
-        <w:rPr>
-          <w:rFonts w:cs="David"/>
-          <w:b/>
-          <w:bCs/>
-          <w:sz w:val="28"/>
-          <w:szCs w:val="28"/>
-          <w:u w:val="single"/>
-        </w:rPr>
-      </w:pPr>
-    </w:p>
-    <w:p>
-      <w:pPr>
-        <w:tabs>
-          <w:tab w:val="left" w:pos="6116"/>
-        </w:tabs>
-        <w:jc w:val="center"/>
-        <w:rPr>
-          <w:rFonts w:cs="David"/>
-          <w:b/>
-          <w:bCs/>
-          <w:sz w:val="28"/>
-          <w:szCs w:val="28"/>
-          <w:u w:val="single"/>
-          <w:rtl/>
-        </w:rPr>
-      </w:pPr>
-    </w:p>
-    <w:p>
-      <w:pPr>
-        <w:tabs>
-          <w:tab w:val="left" w:pos="6116"/>
-        </w:tabs>
-        <w:jc w:val="center"/>
-        <w:rPr>
-          <w:rFonts w:cs="David"/>
-          <w:b/>
-          <w:bCs/>
-          <w:sz w:val="28"/>
-          <w:szCs w:val="28"/>
-          <w:u w:val="single"/>
-        </w:rPr>
-      </w:pPr>
-    </w:p>
-    <w:p>
-      <w:pPr>
-        <w:tabs>
-          <w:tab w:val="left" w:pos="6116"/>
-        </w:tabs>
-        <w:jc w:val="center"/>
-        <w:rPr>
-          <w:rFonts w:cs="David"/>
-          <w:b/>
-          <w:bCs/>
-          <w:sz w:val="28"/>
-          <w:szCs w:val="28"/>
-          <w:u w:val="single"/>
-        </w:rPr>
-      </w:pPr>
-    </w:p>
-    <w:p>
-      <w:pPr>
-        <w:tabs>
-          <w:tab w:val="left" w:pos="6116"/>
-        </w:tabs>
-        <w:jc w:val="center"/>
-        <w:rPr>
-          <w:rFonts w:cs="David"/>
-          <w:b/>
-          <w:bCs/>
-          <w:sz w:val="28"/>
-          <w:szCs w:val="28"/>
-          <w:u w:val="single"/>
-        </w:rPr>
-      </w:pPr>
-    </w:p>
-    <w:p>
-      <w:pPr>
-        <w:tabs>
-          <w:tab w:val="left" w:pos="6116"/>
-        </w:tabs>
-        <w:jc w:val="center"/>
-        <w:rPr>
-          <w:rFonts w:cs="David"/>
-          <w:b/>
-          <w:bCs/>
-          <w:sz w:val="28"/>
-          <w:szCs w:val="28"/>
-          <w:u w:val="single"/>
-        </w:rPr>
-      </w:pPr>
-    </w:p>
-    <w:p>
-      <w:pPr>
-        <w:tabs>
-          <w:tab w:val="left" w:pos="6116"/>
-        </w:tabs>
-        <w:jc w:val="center"/>
-        <w:rPr>
-          <w:rFonts w:cs="David"/>
-          <w:b/>
-          <w:bCs/>
-          <w:sz w:val="28"/>
-          <w:szCs w:val="28"/>
-          <w:u w:val="single"/>
-        </w:rPr>
-      </w:pPr>
-    </w:p>
-    <w:p>
-      <w:pPr>
-        <w:tabs>
-          <w:tab w:val="left" w:pos="6116"/>
-        </w:tabs>
-        <w:jc w:val="center"/>
-        <w:rPr>
-          <w:rFonts w:cs="David"/>
-          <w:b/>
-          <w:bCs/>
-          <w:sz w:val="28"/>
-          <w:szCs w:val="28"/>
-          <w:u w:val="single"/>
-        </w:rPr>
-      </w:pPr>
-    </w:p>
-    <w:p>
-      <w:pPr>
-        <w:tabs>
-          <w:tab w:val="left" w:pos="6116"/>
-        </w:tabs>
-        <w:jc w:val="center"/>
-        <w:rPr>
-          <w:rFonts w:cs="David"/>
-          <w:b/>
-          <w:bCs/>
-          <w:sz w:val="28"/>
-          <w:szCs w:val="28"/>
-          <w:u w:val="single"/>
-        </w:rPr>
-      </w:pPr>
-    </w:p>
-    <w:p>
-      <w:pPr>
-        <w:tabs>
-          <w:tab w:val="left" w:pos="6116"/>
-        </w:tabs>
-        <w:jc w:val="center"/>
-        <w:rPr>
-          <w:rFonts w:cs="David"/>
-          <w:b/>
-          <w:bCs/>
-          <w:sz w:val="28"/>
-          <w:szCs w:val="28"/>
-          <w:u w:val="single"/>
-        </w:rPr>
-      </w:pPr>
-    </w:p>
-    <w:p>
-      <w:pPr>
-        <w:tabs>
-          <w:tab w:val="left" w:pos="6116"/>
-        </w:tabs>
-        <w:jc w:val="center"/>
-        <w:rPr>
-          <w:rFonts w:cs="David"/>
-          <w:b/>
-          <w:bCs/>
-          <w:sz w:val="28"/>
-          <w:szCs w:val="28"/>
-          <w:u w:val="single"/>
-        </w:rPr>
-      </w:pPr>
-    </w:p>
-    <w:p>
-      <w:pPr>
-        <w:tabs>
-          <w:tab w:val="left" w:pos="6116"/>
-        </w:tabs>
-        <w:jc w:val="center"/>
-        <w:rPr>
-          <w:rFonts w:cs="David"/>
-          <w:b/>
-          <w:bCs/>
-          <w:sz w:val="28"/>
-          <w:szCs w:val="28"/>
-          <w:u w:val="single"/>
-        </w:rPr>
-      </w:pPr>
-    </w:p>
-    <w:p>
-      <w:pPr>
-        <w:tabs>
-          <w:tab w:val="left" w:pos="6116"/>
-        </w:tabs>
-        <w:jc w:val="center"/>
-        <w:rPr>
-          <w:rFonts w:cs="David"/>
-          <w:b/>
-          <w:bCs/>
-          <w:sz w:val="28"/>
-          <w:szCs w:val="28"/>
-          <w:u w:val="single"/>
-        </w:rPr>
-      </w:pPr>
-    </w:p>
-    <w:p>
-      <w:pPr>
-        <w:tabs>
-          <w:tab w:val="left" w:pos="6116"/>
-        </w:tabs>
-        <w:jc w:val="center"/>
-        <w:rPr>
-          <w:rFonts w:cs="David"/>
-          <w:b/>
-          <w:bCs/>
-          <w:sz w:val="28"/>
-          <w:szCs w:val="28"/>
-          <w:u w:val="single"/>
-        </w:rPr>
-      </w:pPr>
-      <w:r>
-        <w:rPr>
-          <w:rFonts w:cs="David"/>
-          <w:b/>
-          <w:bCs/>
-          <w:noProof/>
-          <w:sz w:val="28"/>
-          <w:szCs w:val="28"/>
-          <w:u w:val="single"/>
-        </w:rPr>
-        <w:drawing>
-          <wp:anchor distT="0" distB="0" distL="114300" distR="114300" simplePos="0" relativeHeight="251659264" behindDoc="0" locked="0" layoutInCell="1" allowOverlap="1" wp14:anchorId="6F51DBB8" wp14:editId="3FD810EA">
-            <wp:simplePos x="0" y="0"/>
-            <wp:positionH relativeFrom="margin">
-              <wp:posOffset>514350</wp:posOffset>
-            </wp:positionH>
-            <wp:positionV relativeFrom="margin">
-              <wp:posOffset>4350385</wp:posOffset>
-            </wp:positionV>
-            <wp:extent cx="5608320" cy="3969385"/>
-            <wp:effectExtent l="0" t="0" r="0" b="0"/>
-            <wp:wrapSquare wrapText="bothSides"/>
-            <wp:docPr id="9" name="תמונה 2"/>
-            <wp:cNvGraphicFramePr>
-              <a:graphicFrameLocks xmlns:a="http://schemas.openxmlformats.org/drawingml/2006/main" noChangeAspect="1"/>
-            </wp:cNvGraphicFramePr>
-            <a:graphic xmlns:a="http://schemas.openxmlformats.org/drawingml/2006/main">
-              <a:graphicData uri="http://schemas.openxmlformats.org/drawingml/2006/picture">
-                <pic:pic xmlns:pic="http://schemas.openxmlformats.org/drawingml/2006/picture">
-                  <pic:nvPicPr>
-                    <pic:cNvPr id="0" name="Picture 9"/>
-                    <pic:cNvPicPr>
-                      <a:picLocks noChangeAspect="1" noChangeArrowheads="1"/>
-                    </pic:cNvPicPr>
-                  </pic:nvPicPr>
-                  <pic:blipFill>
-                    <a:blip r:embed="rId11">
-                      <a:extLst>
-                        <a:ext uri="{28A0092B-C50C-407E-A947-70E740481C1C}">
-                          <a14:useLocalDpi xmlns:a14="http://schemas.microsoft.com/office/drawing/2010/main" val="0"/>
-                        </a:ext>
-                      </a:extLst>
-                    </a:blip>
-                    <a:srcRect/>
-                    <a:stretch>
-                      <a:fillRect/>
-                    </a:stretch>
-                  </pic:blipFill>
-                  <pic:spPr bwMode="auto">
-                    <a:xfrm>
-                      <a:off x="0" y="0"/>
-                      <a:ext cx="5608320" cy="3969385"/>
-                    </a:xfrm>
-                    <a:prstGeom prst="rect">
-                      <a:avLst/>
-                    </a:prstGeom>
-                    <a:noFill/>
-                  </pic:spPr>
-                </pic:pic>
-              </a:graphicData>
-            </a:graphic>
-            <wp14:sizeRelH relativeFrom="page">
-              <wp14:pctWidth>0</wp14:pctWidth>
-            </wp14:sizeRelH>
-            <wp14:sizeRelV relativeFrom="page">
-              <wp14:pctHeight>0</wp14:pctHeight>
-            </wp14:sizeRelV>
-          </wp:anchor>
-        </w:drawing>
-      </w:r>
-    </w:p>
-    <w:p>
-      <w:pPr>
-        <w:tabs>
-          <w:tab w:val="left" w:pos="6116"/>
-        </w:tabs>
-        <w:jc w:val="center"/>
-        <w:rPr>
-          <w:rFonts w:cs="David"/>
-          <w:b/>
-          <w:bCs/>
-          <w:sz w:val="28"/>
-          <w:szCs w:val="28"/>
-          <w:u w:val="single"/>
-        </w:rPr>
-      </w:pPr>
-    </w:p>
-    <w:p>
-      <w:pPr>
-        <w:tabs>
-          <w:tab w:val="left" w:pos="6116"/>
-        </w:tabs>
-        <w:jc w:val="center"/>
-        <w:rPr>
-          <w:rFonts w:cs="David"/>
-          <w:b/>
-          <w:bCs/>
-          <w:sz w:val="28"/>
-          <w:szCs w:val="28"/>
-          <w:u w:val="single"/>
-        </w:rPr>
-      </w:pPr>
-    </w:p>
-    <w:p>
-      <w:pPr>
-        <w:tabs>
-          <w:tab w:val="left" w:pos="6116"/>
-        </w:tabs>
-        <w:jc w:val="center"/>
-        <w:rPr>
-          <w:rFonts w:cs="David"/>
-          <w:b/>
-          <w:bCs/>
-          <w:sz w:val="28"/>
-          <w:szCs w:val="28"/>
-          <w:u w:val="single"/>
-        </w:rPr>
-      </w:pPr>
-    </w:p>
-    <w:p>
-      <w:pPr>
-        <w:tabs>
-          <w:tab w:val="left" w:pos="6116"/>
-        </w:tabs>
-        <w:jc w:val="center"/>
-        <w:rPr>
-          <w:rFonts w:cs="David"/>
-          <w:b/>
-          <w:bCs/>
-          <w:sz w:val="28"/>
-          <w:szCs w:val="28"/>
-          <w:u w:val="single"/>
-        </w:rPr>
-      </w:pPr>
-    </w:p>
-    <w:p>
-      <w:pPr>
-        <w:tabs>
-          <w:tab w:val="left" w:pos="6116"/>
-        </w:tabs>
-        <w:jc w:val="center"/>
-        <w:rPr>
-          <w:rFonts w:cs="David"/>
-          <w:b/>
-          <w:bCs/>
-          <w:sz w:val="28"/>
-          <w:szCs w:val="28"/>
-          <w:u w:val="single"/>
-        </w:rPr>
-      </w:pPr>
-    </w:p>
-    <w:p>
-      <w:pPr>
-        <w:tabs>
-          <w:tab w:val="left" w:pos="6116"/>
-        </w:tabs>
-        <w:jc w:val="center"/>
-        <w:rPr>
-          <w:rFonts w:cs="David"/>
-          <w:b/>
-          <w:bCs/>
-          <w:sz w:val="28"/>
-          <w:szCs w:val="28"/>
-          <w:u w:val="single"/>
-        </w:rPr>
-      </w:pPr>
-    </w:p>
-    <w:p>
-      <w:pPr>
-        <w:tabs>
-          <w:tab w:val="left" w:pos="6116"/>
-        </w:tabs>
-        <w:jc w:val="center"/>
-        <w:rPr>
-          <w:rFonts w:cs="David"/>
-          <w:b/>
-          <w:bCs/>
-          <w:sz w:val="28"/>
-          <w:szCs w:val="28"/>
-          <w:u w:val="single"/>
-        </w:rPr>
-      </w:pPr>
-    </w:p>
-    <w:p>
-      <w:pPr>
-        <w:tabs>
-          <w:tab w:val="left" w:pos="6116"/>
-        </w:tabs>
-        <w:jc w:val="center"/>
-        <w:rPr>
-          <w:rFonts w:cs="David"/>
-          <w:b/>
-          <w:bCs/>
-          <w:sz w:val="28"/>
-          <w:szCs w:val="28"/>
-          <w:u w:val="single"/>
-        </w:rPr>
-      </w:pPr>
-    </w:p>
-    <w:p>
-      <w:pPr>
-        <w:tabs>
-          <w:tab w:val="left" w:pos="6116"/>
-        </w:tabs>
-        <w:jc w:val="center"/>
-        <w:rPr>
-          <w:rFonts w:cs="David" w:hint="cs"/>
-          <w:b/>
-          <w:bCs/>
-          <w:sz w:val="28"/>
-          <w:szCs w:val="28"/>
-          <w:u w:val="single"/>
-          <w:rtl/>
-        </w:rPr>
-      </w:pPr>
-      <w:r>
-        <w:rPr>
-          <w:rFonts w:cs="David"/>
-          <w:b/>
-          <w:bCs/>
-          <w:noProof/>
-          <w:sz w:val="28"/>
-          <w:szCs w:val="28"/>
-          <w:u w:val="single"/>
-        </w:rPr>
-        <w:drawing>
-          <wp:inline distT="0" distB="0" distL="0" distR="0" wp14:anchorId="57051DDE" wp14:editId="66BEB5FB">
-            <wp:extent cx="5727700" cy="8108950"/>
-            <wp:effectExtent l="0" t="0" r="0" b="0"/>
-            <wp:docPr id="3" name="תמונה 1"/>
-            <wp:cNvGraphicFramePr>
-              <a:graphicFrameLocks xmlns:a="http://schemas.openxmlformats.org/drawingml/2006/main" noChangeAspect="1"/>
-            </wp:cNvGraphicFramePr>
-            <a:graphic xmlns:a="http://schemas.openxmlformats.org/drawingml/2006/main">
-              <a:graphicData uri="http://schemas.openxmlformats.org/drawingml/2006/picture">
-                <pic:pic xmlns:pic="http://schemas.openxmlformats.org/drawingml/2006/picture">
-                  <pic:nvPicPr>
-                    <pic:cNvPr id="0" name="תמונה 1"/>
-                    <pic:cNvPicPr>
-                      <a:picLocks noChangeAspect="1" noChangeArrowheads="1"/>
-                    </pic:cNvPicPr>
-                  </pic:nvPicPr>
-                  <pic:blipFill>
-                    <a:blip r:embed="rId12">
-                      <a:extLst>
-                        <a:ext uri="{28A0092B-C50C-407E-A947-70E740481C1C}">
-                          <a14:useLocalDpi xmlns:a14="http://schemas.microsoft.com/office/drawing/2010/main" val="0"/>
-                        </a:ext>
-                      </a:extLst>
-                    </a:blip>
-                    <a:srcRect/>
-                    <a:stretch>
-                      <a:fillRect/>
-                    </a:stretch>
-                  </pic:blipFill>
-                  <pic:spPr bwMode="auto">
-                    <a:xfrm>
-                      <a:off x="0" y="0"/>
-                      <a:ext cx="5727700" cy="8108950"/>
-                    </a:xfrm>
-                    <a:prstGeom prst="rect">
-                      <a:avLst/>
-                    </a:prstGeom>
-                    <a:noFill/>
-                    <a:ln>
-                      <a:noFill/>
-                    </a:ln>
-                  </pic:spPr>
-                </pic:pic>
-              </a:graphicData>
-            </a:graphic>
-          </wp:inline>
-        </w:drawing>
+      </w:pPr>
+      <w:r>
+        <w:rPr>
+          <w:color w:val="FFFFFF"/>
+          <w:sz w:val="10"/>
+          <w:szCs w:val="10"/>
+        </w:rPr>
+        <w:t xml:space="preserve">SIGNATUREHERE</w:t>
       </w:r>
     </w:p>
     <w:sectPr>

--- a/apps/api/templates/פ-רעש-הצעת-מחיר-קול-נישא-באוויר-וקול-הולם.docx
+++ b/apps/api/templates/פ-רעש-הצעת-מחיר-קול-נישא-באוויר-וקול-הולם.docx
@@ -2596,7 +2596,8 @@
     <w:tbl>
       <w:tblPr>
         <w:bidiVisual/>
-        <w:tblW w:w="0" w:type="auto"/>
+        <w:tblW w:w="10466" w:type="dxa"/>
+        <w:tblLayout w:type="fixed"/>
         <w:tblBorders>
           <w:top w:val="single" w:sz="4" w:space="0" w:color="auto"/>
           <w:left w:val="single" w:sz="4" w:space="0" w:color="auto"/>
@@ -2608,867 +2609,25 @@
         <w:tblLook w:val="04A0" w:firstRow="1" w:lastRow="0" w:firstColumn="1" w:lastColumn="0" w:noHBand="0" w:noVBand="1"/>
       </w:tblPr>
       <w:tblGrid>
-        <w:gridCol w:w="911"/>
-        <w:gridCol w:w="911"/>
-        <w:gridCol w:w="3142"/>
-        <w:gridCol w:w="851"/>
-        <w:gridCol w:w="1177"/>
-        <w:gridCol w:w="1073"/>
-        <w:gridCol w:w="1764"/>
+        <w:gridCol w:w="700"/>
+        <w:gridCol w:w="900"/>
+        <w:gridCol w:w="2900"/>
+        <w:gridCol w:w="900"/>
+        <w:gridCol w:w="1400"/>
+        <w:gridCol w:w="1400"/>
+        <w:gridCol w:w="2266"/>
       </w:tblGrid>
       <w:tr>
         <w:tc>
           <w:tcPr>
-            <w:tcW w:w="911" w:type="dxa"/>
-          </w:tcPr>
-          <w:p>
-            <w:pPr>
-              <w:rPr>
-                <w:rFonts w:cs="David" w:hint="cs"/>
-                <w:b/>
-                <w:bCs/>
-                <w:sz w:val="28"/>
-                <w:szCs w:val="28"/>
-                <w:rtl/>
-              </w:rPr>
-            </w:pPr>
-            <w:r>
-              <w:rPr>
-                <w:rFonts w:cs="David" w:hint="cs"/>
-                <w:b/>
-                <w:bCs/>
-                <w:sz w:val="28"/>
-                <w:szCs w:val="28"/>
-                <w:rtl/>
-              </w:rPr>
-              <w:t>שורה</w:t>
-            </w:r>
-          </w:p>
-        </w:tc>
-        <w:tc>
-          <w:tcPr>
-            <w:tcW w:w="911" w:type="dxa"/>
-          </w:tcPr>
-          <w:p>
-            <w:pPr>
-              <w:rPr>
-                <w:rFonts w:cs="David" w:hint="cs"/>
-                <w:b/>
-                <w:bCs/>
-                <w:sz w:val="28"/>
-                <w:szCs w:val="28"/>
-                <w:rtl/>
-              </w:rPr>
-            </w:pPr>
-            <w:r>
-              <w:rPr>
-                <w:rFonts w:cs="David" w:hint="cs"/>
-                <w:b/>
-                <w:bCs/>
-                <w:sz w:val="28"/>
-                <w:szCs w:val="28"/>
-                <w:rtl/>
-              </w:rPr>
-              <w:t xml:space="preserve">מק"ט </w:t>
-            </w:r>
-          </w:p>
-        </w:tc>
-        <w:tc>
-          <w:tcPr>
-            <w:tcW w:w="3142" w:type="dxa"/>
-          </w:tcPr>
-          <w:p>
-            <w:pPr>
-              <w:rPr>
-                <w:rFonts w:cs="David" w:hint="cs"/>
-                <w:b/>
-                <w:bCs/>
-                <w:sz w:val="28"/>
-                <w:szCs w:val="28"/>
-                <w:rtl/>
-              </w:rPr>
-            </w:pPr>
-            <w:r>
-              <w:rPr>
-                <w:rFonts w:cs="David" w:hint="cs"/>
-                <w:b/>
-                <w:bCs/>
-                <w:sz w:val="28"/>
-                <w:szCs w:val="28"/>
-                <w:rtl/>
-              </w:rPr>
-              <w:t>תיאור המוצר</w:t>
-            </w:r>
-          </w:p>
-        </w:tc>
-        <w:tc>
-          <w:tcPr>
-            <w:tcW w:w="851" w:type="dxa"/>
-          </w:tcPr>
-          <w:p>
-            <w:pPr>
-              <w:rPr>
-                <w:rFonts w:cs="David" w:hint="cs"/>
-                <w:b/>
-                <w:bCs/>
-                <w:sz w:val="28"/>
-                <w:szCs w:val="28"/>
-                <w:rtl/>
-              </w:rPr>
-            </w:pPr>
-            <w:r>
-              <w:rPr>
-                <w:rFonts w:cs="David" w:hint="cs"/>
-                <w:b/>
-                <w:bCs/>
-                <w:sz w:val="28"/>
-                <w:szCs w:val="28"/>
-                <w:rtl/>
-              </w:rPr>
-              <w:t>כמות</w:t>
-            </w:r>
-          </w:p>
-        </w:tc>
-        <w:tc>
-          <w:tcPr>
-            <w:tcW w:w="1177" w:type="dxa"/>
-          </w:tcPr>
-          <w:p>
-            <w:pPr>
-              <w:rPr>
-                <w:rFonts w:cs="David" w:hint="cs"/>
-                <w:b/>
-                <w:bCs/>
-                <w:sz w:val="28"/>
-                <w:szCs w:val="28"/>
-                <w:rtl/>
-              </w:rPr>
-            </w:pPr>
-            <w:r>
-              <w:rPr>
-                <w:rFonts w:cs="David" w:hint="cs"/>
-                <w:b/>
-                <w:bCs/>
-                <w:sz w:val="28"/>
-                <w:szCs w:val="28"/>
-                <w:rtl/>
-              </w:rPr>
-              <w:t>מחיר ליחידה</w:t>
-            </w:r>
-          </w:p>
-        </w:tc>
-        <w:tc>
-          <w:tcPr>
-            <w:tcW w:w="1073" w:type="dxa"/>
-          </w:tcPr>
-          <w:p>
-            <w:pPr>
-              <w:rPr>
-                <w:rFonts w:cs="David" w:hint="cs"/>
-                <w:b/>
-                <w:bCs/>
-                <w:sz w:val="28"/>
-                <w:szCs w:val="28"/>
-                <w:rtl/>
-              </w:rPr>
-            </w:pPr>
-            <w:r>
-              <w:rPr>
-                <w:rFonts w:cs="David" w:hint="cs"/>
-                <w:b/>
-                <w:bCs/>
-                <w:sz w:val="28"/>
-                <w:szCs w:val="28"/>
-                <w:rtl/>
-              </w:rPr>
-              <w:t xml:space="preserve">% הנחה לשורה </w:t>
-            </w:r>
-          </w:p>
-        </w:tc>
-        <w:tc>
-          <w:tcPr>
-            <w:tcW w:w="1764" w:type="dxa"/>
-          </w:tcPr>
-          <w:p>
-            <w:pPr>
-              <w:rPr>
-                <w:rFonts w:cs="David" w:hint="cs"/>
-                <w:b/>
-                <w:bCs/>
-                <w:sz w:val="28"/>
-                <w:szCs w:val="28"/>
-                <w:rtl/>
-              </w:rPr>
-            </w:pPr>
-            <w:r>
-              <w:rPr>
-                <w:rFonts w:cs="David" w:hint="cs"/>
-                <w:b/>
-                <w:bCs/>
-                <w:sz w:val="28"/>
-                <w:szCs w:val="28"/>
-                <w:rtl/>
-              </w:rPr>
-              <w:t>סה"כ ₪</w:t>
-            </w:r>
-          </w:p>
-          <w:p>
-            <w:pPr>
-              <w:rPr>
-                <w:rFonts w:cs="David" w:hint="cs"/>
-                <w:b/>
-                <w:bCs/>
-                <w:sz w:val="28"/>
-                <w:szCs w:val="28"/>
-                <w:rtl/>
-              </w:rPr>
-            </w:pPr>
-          </w:p>
-        </w:tc>
-      </w:tr>
-      <w:tr>
-        <w:tc>
-          <w:tcPr>
-            <w:tcW w:w="911" w:type="dxa"/>
-          </w:tcPr>
-          <w:p>
-            <w:pPr>
-              <w:rPr>
-                <w:rFonts w:cs="David" w:hint="cs"/>
-                <w:b/>
-                <w:bCs/>
-                <w:sz w:val="28"/>
-                <w:szCs w:val="28"/>
-                <w:rtl/>
-              </w:rPr>
-            </w:pPr>
-            <w:r>
-              <w:rPr>
-                <w:rFonts w:cs="David" w:hint="cs"/>
-                <w:b/>
-                <w:bCs/>
-                <w:sz w:val="28"/>
-                <w:szCs w:val="28"/>
-                <w:rtl/>
-              </w:rPr>
-              <w:t xml:space="preserve">{#items}{lineNumber}</w:t>
-            </w:r>
-          </w:p>
-        </w:tc>
-        <w:tc>
-          <w:tcPr>
-            <w:tcW w:w="911" w:type="dxa"/>
-          </w:tcPr>
-          <w:p>
-            <w:pPr>
-              <w:rPr>
-                <w:rFonts w:cs="David" w:hint="cs"/>
-                <w:b/>
-                <w:bCs/>
-                <w:sz w:val="28"/>
-                <w:szCs w:val="28"/>
-                <w:rtl/>
-              </w:rPr>
-            </w:pPr>
-            <w:r>
-              <w:rPr>
-                <w:rFonts w:cs="David" w:hint="cs"/>
-                <w:b/>
-                <w:bCs/>
-                <w:sz w:val="28"/>
-                <w:szCs w:val="28"/>
-                <w:rtl/>
-              </w:rPr>
-              <w:t xml:space="preserve">{itemCode}</w:t>
-            </w:r>
-          </w:p>
-        </w:tc>
-        <w:tc>
-          <w:tcPr>
-            <w:tcW w:w="3142" w:type="dxa"/>
-          </w:tcPr>
-          <w:p>
-            <w:pPr>
-              <w:rPr>
-                <w:rFonts w:cs="David" w:hint="cs"/>
-                <w:b/>
-                <w:bCs/>
-                <w:sz w:val="28"/>
-                <w:szCs w:val="28"/>
-                <w:rtl/>
-              </w:rPr>
-            </w:pPr>
-            <w:r>
-              <w:rPr>
-                <w:rFonts w:cs="David" w:hint="cs"/>
-                <w:b/>
-                <w:bCs/>
-                <w:sz w:val="28"/>
-                <w:szCs w:val="28"/>
-                <w:rtl/>
-              </w:rPr>
-              <w:t xml:space="preserve">{description}</w:t>
-            </w:r>
-          </w:p>
-        </w:tc>
-        <w:tc>
-          <w:tcPr>
-            <w:tcW w:w="851" w:type="dxa"/>
-          </w:tcPr>
-          <w:p>
-            <w:pPr>
-              <w:rPr>
-                <w:rFonts w:cs="David" w:hint="cs"/>
-                <w:b/>
-                <w:bCs/>
-                <w:sz w:val="28"/>
-                <w:szCs w:val="28"/>
-                <w:rtl/>
-              </w:rPr>
-            </w:pPr>
-            <w:r>
-              <w:rPr>
-                <w:rFonts w:cs="David" w:hint="cs"/>
-                <w:b/>
-                <w:bCs/>
-                <w:sz w:val="28"/>
-                <w:szCs w:val="28"/>
-                <w:rtl/>
-              </w:rPr>
-              <w:t xml:space="preserve">{quantity}</w:t>
-            </w:r>
-          </w:p>
-        </w:tc>
-        <w:tc>
-          <w:tcPr>
-            <w:tcW w:w="1177" w:type="dxa"/>
-          </w:tcPr>
-          <w:p>
-            <w:pPr>
-              <w:rPr>
-                <w:rFonts w:cs="David" w:hint="cs"/>
-                <w:b/>
-                <w:bCs/>
-                <w:sz w:val="28"/>
-                <w:szCs w:val="28"/>
-                <w:rtl/>
-              </w:rPr>
-            </w:pPr>
-            <w:r>
-              <w:rPr>
-                <w:rFonts w:cs="David" w:hint="cs"/>
-                <w:b/>
-                <w:bCs/>
-                <w:sz w:val="28"/>
-                <w:szCs w:val="28"/>
-                <w:rtl/>
-              </w:rPr>
-              <w:t xml:space="preserve">{unitPrice}</w:t>
-            </w:r>
-          </w:p>
-        </w:tc>
-        <w:tc>
-          <w:tcPr>
-            <w:tcW w:w="1073" w:type="dxa"/>
-          </w:tcPr>
-          <w:p>
-            <w:pPr>
-              <w:rPr>
-                <w:rFonts w:cs="David" w:hint="cs"/>
-                <w:b/>
-                <w:bCs/>
-                <w:sz w:val="28"/>
-                <w:szCs w:val="28"/>
-                <w:rtl/>
-              </w:rPr>
-            </w:pPr>
-            <w:r>
-              <w:rPr>
-                <w:rFonts w:cs="David" w:hint="cs"/>
-                <w:b/>
-                <w:bCs/>
-                <w:sz w:val="28"/>
-                <w:szCs w:val="28"/>
-                <w:rtl/>
-              </w:rPr>
-              <w:t xml:space="preserve">{lineDiscountPercent}</w:t>
-            </w:r>
-          </w:p>
-        </w:tc>
-        <w:tc>
-          <w:tcPr>
-            <w:tcW w:w="1764" w:type="dxa"/>
-          </w:tcPr>
-          <w:p>
-            <w:pPr>
-              <w:rPr>
-                <w:rFonts w:cs="David" w:hint="cs"/>
-                <w:b/>
-                <w:bCs/>
-                <w:sz w:val="28"/>
-                <w:szCs w:val="28"/>
-                <w:rtl/>
-              </w:rPr>
-            </w:pPr>
-            <w:r>
-              <w:rPr>
-                <w:rFonts w:cs="David" w:hint="cs"/>
-                <w:b/>
-                <w:bCs/>
-                <w:sz w:val="28"/>
-                <w:szCs w:val="28"/>
-                <w:rtl/>
-              </w:rPr>
-              <w:t xml:space="preserve">{lineTotal}{/items}</w:t>
-            </w:r>
-          </w:p>
-        </w:tc>
-      </w:tr>
-    </w:tbl>
-    <w:p>
-      <w:pPr>
-        <w:rPr>
-          <w:vanish/>
-        </w:rPr>
-      </w:pPr>
-    </w:p>
-    <w:tbl>
-      <w:tblPr>
-        <w:tblpPr w:leftFromText="180" w:rightFromText="180" w:vertAnchor="text" w:horzAnchor="page" w:tblpX="1340" w:tblpY="199"/>
-        <w:bidiVisual/>
-        <w:tblW w:w="0" w:type="auto"/>
-        <w:tblBorders>
-          <w:top w:val="single" w:sz="4" w:space="0" w:color="auto"/>
-          <w:left w:val="single" w:sz="4" w:space="0" w:color="auto"/>
-          <w:bottom w:val="single" w:sz="4" w:space="0" w:color="auto"/>
-          <w:right w:val="single" w:sz="4" w:space="0" w:color="auto"/>
-          <w:insideH w:val="single" w:sz="4" w:space="0" w:color="auto"/>
-          <w:insideV w:val="single" w:sz="4" w:space="0" w:color="auto"/>
-        </w:tblBorders>
-        <w:tblLook w:val="04A0" w:firstRow="1" w:lastRow="0" w:firstColumn="1" w:lastColumn="0" w:noHBand="0" w:noVBand="1"/>
-      </w:tblPr>
-      <w:tblGrid>
-        <w:gridCol w:w="1764"/>
-        <w:gridCol w:w="1764"/>
-      </w:tblGrid>
-      <w:tr>
-        <w:tc>
-          <w:tcPr>
-            <w:tcW w:w="1764" w:type="dxa"/>
-          </w:tcPr>
-          <w:p>
-            <w:pPr>
-              <w:rPr>
-                <w:rFonts w:cs="David" w:hint="cs"/>
-                <w:b/>
-                <w:bCs/>
-                <w:sz w:val="28"/>
-                <w:szCs w:val="28"/>
-                <w:rtl/>
-              </w:rPr>
-            </w:pPr>
-            <w:r>
-              <w:rPr>
-                <w:rFonts w:cs="David" w:hint="cs"/>
-                <w:b/>
-                <w:bCs/>
-                <w:sz w:val="28"/>
-                <w:szCs w:val="28"/>
-                <w:rtl/>
-              </w:rPr>
-              <w:t>% הנחה</w:t>
-            </w:r>
-            <w:r>
-              <w:rPr>
-                <w:rFonts w:cs="David"/>
-                <w:b/>
-                <w:bCs/>
-                <w:sz w:val="28"/>
-                <w:szCs w:val="28"/>
-                <w:rtl/>
-              </w:rPr>
-              <w:br/>
-            </w:r>
-          </w:p>
-        </w:tc>
-        <w:tc>
-          <w:tcPr>
-            <w:tcW w:w="1764" w:type="dxa"/>
-          </w:tcPr>
-          <w:p>
-            <w:pPr>
-              <w:rPr>
-                <w:rFonts w:cs="David" w:hint="cs"/>
-                <w:b/>
-                <w:bCs/>
-                <w:sz w:val="28"/>
-                <w:szCs w:val="28"/>
-                <w:rtl/>
-              </w:rPr>
-            </w:pPr>
-            <w:r>
-              <w:rPr>
-                <w:rFonts w:cs="David" w:hint="cs"/>
-                <w:b/>
-                <w:bCs/>
-                <w:sz w:val="28"/>
-                <w:szCs w:val="28"/>
-                <w:rtl/>
-              </w:rPr>
-              <w:t xml:space="preserve">{discountPercent}</w:t>
-            </w:r>
-          </w:p>
-        </w:tc>
-      </w:tr>
-      <w:tr>
-        <w:tc>
-          <w:tcPr>
-            <w:tcW w:w="1764" w:type="dxa"/>
-          </w:tcPr>
-          <w:p>
-            <w:pPr>
-              <w:rPr>
-                <w:rFonts w:cs="David" w:hint="cs"/>
-                <w:b/>
-                <w:bCs/>
-                <w:sz w:val="28"/>
-                <w:szCs w:val="28"/>
-                <w:rtl/>
-              </w:rPr>
-            </w:pPr>
-            <w:r>
-              <w:rPr>
-                <w:rFonts w:cs="David" w:hint="cs"/>
-                <w:b/>
-                <w:bCs/>
-                <w:sz w:val="28"/>
-                <w:szCs w:val="28"/>
-                <w:rtl/>
-              </w:rPr>
-              <w:t>סה"כ לאחר הנחה</w:t>
-            </w:r>
-          </w:p>
-        </w:tc>
-        <w:tc>
-          <w:tcPr>
-            <w:tcW w:w="1764" w:type="dxa"/>
-          </w:tcPr>
-          <w:p>
-            <w:pPr>
-              <w:rPr>
-                <w:rFonts w:cs="David" w:hint="cs"/>
-                <w:b/>
-                <w:bCs/>
-                <w:sz w:val="28"/>
-                <w:szCs w:val="28"/>
-                <w:rtl/>
-              </w:rPr>
-            </w:pPr>
-            <w:r>
-              <w:rPr>
-                <w:rFonts w:cs="David" w:hint="cs"/>
-                <w:b/>
-                <w:bCs/>
-                <w:sz w:val="28"/>
-                <w:szCs w:val="28"/>
-                <w:rtl/>
-              </w:rPr>
-              <w:t xml:space="preserve">{subtotalAfterDiscount}</w:t>
-            </w:r>
-          </w:p>
-        </w:tc>
-      </w:tr>
-      <w:tr>
-        <w:tc>
-          <w:tcPr>
-            <w:tcW w:w="1764" w:type="dxa"/>
-          </w:tcPr>
-          <w:p>
-            <w:pPr>
-              <w:rPr>
-                <w:rFonts w:cs="David" w:hint="cs"/>
-                <w:b/>
-                <w:bCs/>
-                <w:sz w:val="28"/>
-                <w:szCs w:val="28"/>
-                <w:rtl/>
-              </w:rPr>
-            </w:pPr>
-            <w:r>
-              <w:rPr>
-                <w:rFonts w:cs="David" w:hint="cs"/>
-                <w:b/>
-                <w:bCs/>
-                <w:sz w:val="28"/>
-                <w:szCs w:val="28"/>
-                <w:rtl/>
-              </w:rPr>
-              <w:t>מע"מ 1</w:t>
-            </w:r>
-            <w:r>
-              <w:rPr>
-                <w:rFonts w:cs="David" w:hint="cs"/>
-                <w:b/>
-                <w:bCs/>
-                <w:sz w:val="28"/>
-                <w:szCs w:val="28"/>
-                <w:rtl/>
-              </w:rPr>
-              <w:t>8</w:t>
-            </w:r>
-            <w:r>
-              <w:rPr>
-                <w:rFonts w:cs="David" w:hint="cs"/>
-                <w:b/>
-                <w:bCs/>
-                <w:sz w:val="28"/>
-                <w:szCs w:val="28"/>
-                <w:rtl/>
-              </w:rPr>
-              <w:t>%</w:t>
-            </w:r>
-          </w:p>
-        </w:tc>
-        <w:tc>
-          <w:tcPr>
-            <w:tcW w:w="1764" w:type="dxa"/>
-          </w:tcPr>
-          <w:p>
-            <w:pPr>
-              <w:rPr>
-                <w:rFonts w:cs="David" w:hint="cs"/>
-                <w:b/>
-                <w:bCs/>
-                <w:sz w:val="28"/>
-                <w:szCs w:val="28"/>
-                <w:rtl/>
-              </w:rPr>
-            </w:pPr>
-            <w:r>
-              <w:rPr>
-                <w:rFonts w:cs="David" w:hint="cs"/>
-                <w:b/>
-                <w:bCs/>
-                <w:sz w:val="28"/>
-                <w:szCs w:val="28"/>
-                <w:rtl/>
-              </w:rPr>
-              <w:t xml:space="preserve">{vatAmount}</w:t>
-            </w:r>
-          </w:p>
-        </w:tc>
-      </w:tr>
-      <w:tr>
-        <w:tc>
-          <w:tcPr>
-            <w:tcW w:w="1764" w:type="dxa"/>
-          </w:tcPr>
-          <w:p>
-            <w:pPr>
-              <w:rPr>
-                <w:rFonts w:cs="David" w:hint="cs"/>
-                <w:b/>
-                <w:bCs/>
-                <w:sz w:val="28"/>
-                <w:szCs w:val="28"/>
-                <w:rtl/>
-              </w:rPr>
-            </w:pPr>
-            <w:r>
-              <w:rPr>
-                <w:rFonts w:cs="David" w:hint="cs"/>
-                <w:b/>
-                <w:bCs/>
-                <w:sz w:val="28"/>
-                <w:szCs w:val="28"/>
-                <w:rtl/>
-              </w:rPr>
-              <w:t xml:space="preserve">סה"כ לתשלום </w:t>
-            </w:r>
-          </w:p>
-        </w:tc>
-        <w:tc>
-          <w:tcPr>
-            <w:tcW w:w="1764" w:type="dxa"/>
-          </w:tcPr>
-          <w:p>
-            <w:pPr>
-              <w:rPr>
-                <w:rFonts w:cs="David" w:hint="cs"/>
-                <w:b/>
-                <w:bCs/>
-                <w:sz w:val="28"/>
-                <w:szCs w:val="28"/>
-                <w:rtl/>
-              </w:rPr>
-            </w:pPr>
-            <w:r>
-              <w:rPr>
-                <w:rFonts w:cs="David" w:hint="cs"/>
-                <w:b/>
-                <w:bCs/>
-                <w:sz w:val="28"/>
-                <w:szCs w:val="28"/>
-                <w:rtl/>
-              </w:rPr>
-              <w:t xml:space="preserve">{totalAmount}</w:t>
-            </w:r>
-          </w:p>
-        </w:tc>
-      </w:tr>
-    </w:tbl>
-    <w:p>
-      <w:pPr>
-        <w:rPr>
-          <w:vanish/>
-        </w:rPr>
-      </w:pPr>
-      <w:r>
-        <w:rPr>
-          <w:vanish/>
-        </w:rPr>
-        <w:t xml:space="preserve">{/hasDiscount}</w:t>
-      </w:r>
-    </w:p>
-    <w:p>
-      <w:pPr>
-        <w:rPr>
-          <w:rFonts w:cs="David"/>
-          <w:sz w:val="28"/>
-          <w:szCs w:val="28"/>
-          <w:rtl/>
-        </w:rPr>
-      </w:pPr>
-    </w:p>
-    <w:p>
-      <w:pPr>
-        <w:rPr>
-          <w:rFonts w:cs="David"/>
-          <w:sz w:val="28"/>
-          <w:szCs w:val="28"/>
-          <w:rtl/>
-        </w:rPr>
-      </w:pPr>
-    </w:p>
-    <w:p>
-      <w:pPr>
-        <w:rPr>
-          <w:rFonts w:cs="David"/>
-          <w:sz w:val="28"/>
-          <w:szCs w:val="28"/>
-          <w:rtl/>
-        </w:rPr>
-      </w:pPr>
-    </w:p>
-    <w:p>
-      <w:pPr>
-        <w:rPr>
-          <w:rFonts w:cs="David"/>
-          <w:sz w:val="28"/>
-          <w:szCs w:val="28"/>
-          <w:rtl/>
-        </w:rPr>
-      </w:pPr>
-    </w:p>
-    <w:p>
-      <w:pPr>
-        <w:rPr>
-          <w:rFonts w:cs="David"/>
-          <w:sz w:val="28"/>
-          <w:szCs w:val="28"/>
-          <w:rtl/>
-        </w:rPr>
-      </w:pPr>
-    </w:p>
-    <w:p>
-      <w:pPr>
-        <w:rPr>
-          <w:rFonts w:cs="David"/>
-          <w:sz w:val="28"/>
-          <w:szCs w:val="28"/>
-          <w:rtl/>
-        </w:rPr>
-      </w:pPr>
-    </w:p>
-    <w:p>
-      <w:pPr>
-        <w:rPr>
-          <w:rFonts w:cs="David"/>
-          <w:sz w:val="28"/>
-          <w:szCs w:val="28"/>
-          <w:rtl/>
-        </w:rPr>
-      </w:pPr>
-    </w:p>
-    <w:p>
-      <w:pPr>
-        <w:rPr>
-          <w:rFonts w:cs="David"/>
-          <w:sz w:val="28"/>
-          <w:szCs w:val="28"/>
-          <w:rtl/>
-        </w:rPr>
-      </w:pPr>
-    </w:p>
-    <w:p>
-      <w:pPr>
-        <w:rPr>
-          <w:rFonts w:cs="David"/>
-          <w:sz w:val="28"/>
-          <w:szCs w:val="28"/>
-          <w:rtl/>
-        </w:rPr>
-      </w:pPr>
-    </w:p>
-    <w:p>
-      <w:pPr>
-        <w:rPr>
-          <w:rFonts w:cs="David"/>
-          <w:sz w:val="28"/>
-          <w:szCs w:val="28"/>
-          <w:rtl/>
-        </w:rPr>
-      </w:pPr>
-    </w:p>
-    <w:p>
-      <w:pPr>
-        <w:rPr>
-          <w:vanish/>
-        </w:rPr>
-      </w:pPr>
-      <w:r>
-        <w:rPr>
-          <w:vanish/>
-        </w:rPr>
-        <w:t xml:space="preserve">{^hasDiscount}</w:t>
-      </w:r>
-    </w:p>
-    <w:tbl>
-      <w:tblPr>
-        <w:bidiVisual/>
-        <w:tblW w:w="0" w:type="auto"/>
-        <w:tblBorders>
-          <w:top w:val="single" w:sz="4" w:space="0" w:color="auto"/>
-          <w:left w:val="single" w:sz="4" w:space="0" w:color="auto"/>
-          <w:bottom w:val="single" w:sz="4" w:space="0" w:color="auto"/>
-          <w:right w:val="single" w:sz="4" w:space="0" w:color="auto"/>
-          <w:insideH w:val="single" w:sz="4" w:space="0" w:color="auto"/>
-          <w:insideV w:val="single" w:sz="4" w:space="0" w:color="auto"/>
-        </w:tblBorders>
-        <w:tblLook w:val="04A0" w:firstRow="1" w:lastRow="0" w:firstColumn="1" w:lastColumn="0" w:noHBand="0" w:noVBand="1"/>
-      </w:tblPr>
-      <w:tblGrid>
-        <w:gridCol w:w="911"/>
-        <w:gridCol w:w="911"/>
-        <w:gridCol w:w="3142"/>
-        <w:gridCol w:w="851"/>
-        <w:gridCol w:w="1177"/>
-        <w:gridCol w:w="1764"/>
-      </w:tblGrid>
-      <w:tr>
-        <w:tc>
-          <w:tcPr>
-            <w:tcW w:w="911" w:type="dxa"/>
+            <w:tcW w:w="700" w:type="dxa"/>
+            <w:tcBorders>
+              <w:top w:val="single" w:sz="4" w:space="0" w:color="auto"/>
+              <w:left w:val="single" w:sz="4" w:space="0" w:color="auto"/>
+              <w:bottom w:val="single" w:sz="4" w:space="0" w:color="auto"/>
+              <w:right w:val="single" w:sz="4" w:space="0" w:color="auto"/>
+            </w:tcBorders>
+            <w:hideMark/>
           </w:tcPr>
           <w:p>
             <w:pPr>
@@ -3483,7 +2642,7 @@
             </w:pPr>
             <w:r>
               <w:rPr>
-                <w:rFonts w:cs="David" w:hint="cs"/>
+                <w:rFonts w:cs="David"/>
                 <w:b/>
                 <w:bCs/>
                 <w:sz w:val="28"/>
@@ -3496,7 +2655,14 @@
         </w:tc>
         <w:tc>
           <w:tcPr>
-            <w:tcW w:w="911" w:type="dxa"/>
+            <w:tcW w:w="900" w:type="dxa"/>
+            <w:tcBorders>
+              <w:top w:val="single" w:sz="4" w:space="0" w:color="auto"/>
+              <w:left w:val="single" w:sz="4" w:space="0" w:color="auto"/>
+              <w:bottom w:val="single" w:sz="4" w:space="0" w:color="auto"/>
+              <w:right w:val="single" w:sz="4" w:space="0" w:color="auto"/>
+            </w:tcBorders>
+            <w:hideMark/>
           </w:tcPr>
           <w:p>
             <w:pPr>
@@ -3511,7 +2677,7 @@
             </w:pPr>
             <w:r>
               <w:rPr>
-                <w:rFonts w:cs="David" w:hint="cs"/>
+                <w:rFonts w:cs="David"/>
                 <w:b/>
                 <w:bCs/>
                 <w:sz w:val="28"/>
@@ -3524,7 +2690,14 @@
         </w:tc>
         <w:tc>
           <w:tcPr>
-            <w:tcW w:w="3142" w:type="dxa"/>
+            <w:tcW w:w="2900" w:type="dxa"/>
+            <w:tcBorders>
+              <w:top w:val="single" w:sz="4" w:space="0" w:color="auto"/>
+              <w:left w:val="single" w:sz="4" w:space="0" w:color="auto"/>
+              <w:bottom w:val="single" w:sz="4" w:space="0" w:color="auto"/>
+              <w:right w:val="single" w:sz="4" w:space="0" w:color="auto"/>
+            </w:tcBorders>
+            <w:hideMark/>
           </w:tcPr>
           <w:p>
             <w:pPr>
@@ -3539,7 +2712,7 @@
             </w:pPr>
             <w:r>
               <w:rPr>
-                <w:rFonts w:cs="David" w:hint="cs"/>
+                <w:rFonts w:cs="David"/>
                 <w:b/>
                 <w:bCs/>
                 <w:sz w:val="28"/>
@@ -3552,7 +2725,14 @@
         </w:tc>
         <w:tc>
           <w:tcPr>
-            <w:tcW w:w="851" w:type="dxa"/>
+            <w:tcW w:w="900" w:type="dxa"/>
+            <w:tcBorders>
+              <w:top w:val="single" w:sz="4" w:space="0" w:color="auto"/>
+              <w:left w:val="single" w:sz="4" w:space="0" w:color="auto"/>
+              <w:bottom w:val="single" w:sz="4" w:space="0" w:color="auto"/>
+              <w:right w:val="single" w:sz="4" w:space="0" w:color="auto"/>
+            </w:tcBorders>
+            <w:hideMark/>
           </w:tcPr>
           <w:p>
             <w:pPr>
@@ -3567,7 +2747,7 @@
             </w:pPr>
             <w:r>
               <w:rPr>
-                <w:rFonts w:cs="David" w:hint="cs"/>
+                <w:rFonts w:cs="David"/>
                 <w:b/>
                 <w:bCs/>
                 <w:sz w:val="28"/>
@@ -3580,7 +2760,14 @@
         </w:tc>
         <w:tc>
           <w:tcPr>
-            <w:tcW w:w="1177" w:type="dxa"/>
+            <w:tcW w:w="1400" w:type="dxa"/>
+            <w:tcBorders>
+              <w:top w:val="single" w:sz="4" w:space="0" w:color="auto"/>
+              <w:left w:val="single" w:sz="4" w:space="0" w:color="auto"/>
+              <w:bottom w:val="single" w:sz="4" w:space="0" w:color="auto"/>
+              <w:right w:val="single" w:sz="4" w:space="0" w:color="auto"/>
+            </w:tcBorders>
+            <w:hideMark/>
           </w:tcPr>
           <w:p>
             <w:pPr>
@@ -3595,7 +2782,7 @@
             </w:pPr>
             <w:r>
               <w:rPr>
-                <w:rFonts w:cs="David" w:hint="cs"/>
+                <w:rFonts w:cs="David"/>
                 <w:b/>
                 <w:bCs/>
                 <w:sz w:val="28"/>
@@ -3608,7 +2795,14 @@
         </w:tc>
         <w:tc>
           <w:tcPr>
-            <w:tcW w:w="1764" w:type="dxa"/>
+            <w:tcW w:w="1400" w:type="dxa"/>
+            <w:tcBorders>
+              <w:top w:val="single" w:sz="4" w:space="0" w:color="auto"/>
+              <w:left w:val="single" w:sz="4" w:space="0" w:color="auto"/>
+              <w:bottom w:val="single" w:sz="4" w:space="0" w:color="auto"/>
+              <w:right w:val="single" w:sz="4" w:space="0" w:color="auto"/>
+            </w:tcBorders>
+            <w:hideMark/>
           </w:tcPr>
           <w:p>
             <w:pPr>
@@ -3623,7 +2817,41 @@
             </w:pPr>
             <w:r>
               <w:rPr>
-                <w:rFonts w:cs="David" w:hint="cs"/>
+                <w:rFonts w:cs="David"/>
+                <w:b/>
+                <w:bCs/>
+                <w:sz w:val="28"/>
+                <w:szCs w:val="28"/>
+                <w:rtl/>
+              </w:rPr>
+              <w:t xml:space="preserve">% הנחה לשורה </w:t>
+            </w:r>
+          </w:p>
+        </w:tc>
+        <w:tc>
+          <w:tcPr>
+            <w:tcW w:w="2266" w:type="dxa"/>
+            <w:tcBorders>
+              <w:top w:val="single" w:sz="4" w:space="0" w:color="auto"/>
+              <w:left w:val="single" w:sz="4" w:space="0" w:color="auto"/>
+              <w:bottom w:val="single" w:sz="4" w:space="0" w:color="auto"/>
+              <w:right w:val="single" w:sz="4" w:space="0" w:color="auto"/>
+            </w:tcBorders>
+          </w:tcPr>
+          <w:p>
+            <w:pPr>
+              <w:rPr>
+                <w:rFonts w:cs="David"/>
+                <w:b/>
+                <w:bCs/>
+                <w:sz w:val="28"/>
+                <w:szCs w:val="28"/>
+                <w:rtl/>
+              </w:rPr>
+            </w:pPr>
+            <w:r>
+              <w:rPr>
+                <w:rFonts w:cs="David"/>
                 <w:b/>
                 <w:bCs/>
                 <w:sz w:val="28"/>
@@ -3650,7 +2878,574 @@
       <w:tr>
         <w:tc>
           <w:tcPr>
-            <w:tcW w:w="911" w:type="dxa"/>
+            <w:tcW w:w="700" w:type="dxa"/>
+            <w:tcBorders>
+              <w:top w:val="single" w:sz="4" w:space="0" w:color="auto"/>
+              <w:left w:val="single" w:sz="4" w:space="0" w:color="auto"/>
+              <w:bottom w:val="single" w:sz="4" w:space="0" w:color="auto"/>
+              <w:right w:val="single" w:sz="4" w:space="0" w:color="auto"/>
+            </w:tcBorders>
+          </w:tcPr>
+          <w:p>
+            <w:pPr>
+              <w:rPr>
+                <w:rFonts w:cs="David"/>
+                <w:b/>
+                <w:bCs/>
+                <w:sz w:val="28"/>
+                <w:szCs w:val="28"/>
+                <w:rtl/>
+              </w:rPr>
+            </w:pPr>
+            <w:bookmarkStart w:id="7" w:name="fldLine"/>
+            <w:bookmarkEnd w:id="7"/>
+            <w:r>
+              <w:rPr>
+                <w:rFonts w:cs="David" w:hint="cs"/>
+                <w:b/>
+                <w:bCs/>
+                <w:sz w:val="28"/>
+                <w:szCs w:val="28"/>
+                <w:rtl/>
+              </w:rPr>
+              <w:t>{#items}{lineNumber}</w:t>
+            </w:r>
+          </w:p>
+        </w:tc>
+        <w:tc>
+          <w:tcPr>
+            <w:tcW w:w="900" w:type="dxa"/>
+            <w:tcBorders>
+              <w:top w:val="single" w:sz="4" w:space="0" w:color="auto"/>
+              <w:left w:val="single" w:sz="4" w:space="0" w:color="auto"/>
+              <w:bottom w:val="single" w:sz="4" w:space="0" w:color="auto"/>
+              <w:right w:val="single" w:sz="4" w:space="0" w:color="auto"/>
+            </w:tcBorders>
+          </w:tcPr>
+          <w:p>
+            <w:pPr>
+              <w:rPr>
+                <w:rFonts w:cs="David"/>
+                <w:b/>
+                <w:bCs/>
+                <w:sz w:val="28"/>
+                <w:szCs w:val="28"/>
+                <w:rtl/>
+              </w:rPr>
+            </w:pPr>
+            <w:bookmarkStart w:id="8" w:name="fldMakat"/>
+            <w:bookmarkEnd w:id="8"/>
+            <w:r>
+              <w:rPr>
+                <w:rFonts w:cs="David" w:hint="cs"/>
+                <w:b/>
+                <w:bCs/>
+                <w:sz w:val="28"/>
+                <w:szCs w:val="28"/>
+                <w:rtl/>
+              </w:rPr>
+              <w:t>{</w:t>
+            </w:r>
+            <w:proofErr w:type="spellStart"/>
+            <w:r>
+              <w:rPr>
+                <w:rFonts w:cs="David" w:hint="cs"/>
+                <w:b/>
+                <w:bCs/>
+                <w:sz w:val="28"/>
+                <w:szCs w:val="28"/>
+                <w:rtl/>
+              </w:rPr>
+              <w:t>itemCode</w:t>
+            </w:r>
+            <w:proofErr w:type="spellEnd"/>
+            <w:r>
+              <w:rPr>
+                <w:rFonts w:cs="David" w:hint="cs"/>
+                <w:b/>
+                <w:bCs/>
+                <w:sz w:val="28"/>
+                <w:szCs w:val="28"/>
+                <w:rtl/>
+              </w:rPr>
+              <w:t>}</w:t>
+            </w:r>
+          </w:p>
+        </w:tc>
+        <w:tc>
+          <w:tcPr>
+            <w:tcW w:w="2900" w:type="dxa"/>
+            <w:tcBorders>
+              <w:top w:val="single" w:sz="4" w:space="0" w:color="auto"/>
+              <w:left w:val="single" w:sz="4" w:space="0" w:color="auto"/>
+              <w:bottom w:val="single" w:sz="4" w:space="0" w:color="auto"/>
+              <w:right w:val="single" w:sz="4" w:space="0" w:color="auto"/>
+            </w:tcBorders>
+          </w:tcPr>
+          <w:p>
+            <w:pPr>
+              <w:rPr>
+                <w:rFonts w:cs="David"/>
+                <w:b/>
+                <w:bCs/>
+                <w:sz w:val="28"/>
+                <w:szCs w:val="28"/>
+                <w:rtl/>
+              </w:rPr>
+            </w:pPr>
+            <w:bookmarkStart w:id="9" w:name="fldProduct"/>
+            <w:bookmarkEnd w:id="9"/>
+            <w:r>
+              <w:rPr>
+                <w:rFonts w:cs="David" w:hint="cs"/>
+                <w:b/>
+                <w:bCs/>
+                <w:sz w:val="28"/>
+                <w:szCs w:val="28"/>
+                <w:rtl/>
+              </w:rPr>
+              <w:t>{</w:t>
+            </w:r>
+            <w:proofErr w:type="spellStart"/>
+            <w:r>
+              <w:rPr>
+                <w:rFonts w:cs="David" w:hint="cs"/>
+                <w:b/>
+                <w:bCs/>
+                <w:sz w:val="28"/>
+                <w:szCs w:val="28"/>
+                <w:rtl/>
+              </w:rPr>
+              <w:t>description</w:t>
+            </w:r>
+            <w:proofErr w:type="spellEnd"/>
+            <w:r>
+              <w:rPr>
+                <w:rFonts w:cs="David" w:hint="cs"/>
+                <w:b/>
+                <w:bCs/>
+                <w:sz w:val="28"/>
+                <w:szCs w:val="28"/>
+                <w:rtl/>
+              </w:rPr>
+              <w:t>}</w:t>
+            </w:r>
+          </w:p>
+        </w:tc>
+        <w:tc>
+          <w:tcPr>
+            <w:tcW w:w="900" w:type="dxa"/>
+            <w:tcBorders>
+              <w:top w:val="single" w:sz="4" w:space="0" w:color="auto"/>
+              <w:left w:val="single" w:sz="4" w:space="0" w:color="auto"/>
+              <w:bottom w:val="single" w:sz="4" w:space="0" w:color="auto"/>
+              <w:right w:val="single" w:sz="4" w:space="0" w:color="auto"/>
+            </w:tcBorders>
+          </w:tcPr>
+          <w:p>
+            <w:pPr>
+              <w:rPr>
+                <w:rFonts w:cs="David"/>
+                <w:b/>
+                <w:bCs/>
+                <w:sz w:val="28"/>
+                <w:szCs w:val="28"/>
+                <w:rtl/>
+              </w:rPr>
+            </w:pPr>
+            <w:bookmarkStart w:id="10" w:name="fldAmmount"/>
+            <w:bookmarkEnd w:id="10"/>
+            <w:r>
+              <w:rPr>
+                <w:rFonts w:cs="David" w:hint="cs"/>
+                <w:b/>
+                <w:bCs/>
+                <w:sz w:val="28"/>
+                <w:szCs w:val="28"/>
+                <w:rtl/>
+              </w:rPr>
+              <w:t>{</w:t>
+            </w:r>
+            <w:proofErr w:type="spellStart"/>
+            <w:r>
+              <w:rPr>
+                <w:rFonts w:cs="David" w:hint="cs"/>
+                <w:b/>
+                <w:bCs/>
+                <w:sz w:val="28"/>
+                <w:szCs w:val="28"/>
+                <w:rtl/>
+              </w:rPr>
+              <w:t>quantity</w:t>
+            </w:r>
+            <w:proofErr w:type="spellEnd"/>
+            <w:r>
+              <w:rPr>
+                <w:rFonts w:cs="David" w:hint="cs"/>
+                <w:b/>
+                <w:bCs/>
+                <w:sz w:val="28"/>
+                <w:szCs w:val="28"/>
+                <w:rtl/>
+              </w:rPr>
+              <w:t>}</w:t>
+            </w:r>
+          </w:p>
+        </w:tc>
+        <w:tc>
+          <w:tcPr>
+            <w:tcW w:w="1400" w:type="dxa"/>
+            <w:tcBorders>
+              <w:top w:val="single" w:sz="4" w:space="0" w:color="auto"/>
+              <w:left w:val="single" w:sz="4" w:space="0" w:color="auto"/>
+              <w:bottom w:val="single" w:sz="4" w:space="0" w:color="auto"/>
+              <w:right w:val="single" w:sz="4" w:space="0" w:color="auto"/>
+            </w:tcBorders>
+          </w:tcPr>
+          <w:p>
+            <w:pPr>
+              <w:rPr>
+                <w:rFonts w:cs="David"/>
+                <w:b/>
+                <w:bCs/>
+                <w:sz w:val="28"/>
+                <w:szCs w:val="28"/>
+                <w:rtl/>
+              </w:rPr>
+            </w:pPr>
+            <w:bookmarkStart w:id="11" w:name="fldPrice"/>
+            <w:bookmarkEnd w:id="11"/>
+            <w:r>
+              <w:rPr>
+                <w:rFonts w:cs="David" w:hint="cs"/>
+                <w:b/>
+                <w:bCs/>
+                <w:sz w:val="28"/>
+                <w:szCs w:val="28"/>
+                <w:rtl/>
+              </w:rPr>
+              <w:t>{</w:t>
+            </w:r>
+            <w:proofErr w:type="spellStart"/>
+            <w:r>
+              <w:rPr>
+                <w:rFonts w:cs="David" w:hint="cs"/>
+                <w:b/>
+                <w:bCs/>
+                <w:sz w:val="28"/>
+                <w:szCs w:val="28"/>
+                <w:rtl/>
+              </w:rPr>
+              <w:t>unitPrice</w:t>
+            </w:r>
+            <w:proofErr w:type="spellEnd"/>
+            <w:r>
+              <w:rPr>
+                <w:rFonts w:cs="David" w:hint="cs"/>
+                <w:b/>
+                <w:bCs/>
+                <w:sz w:val="28"/>
+                <w:szCs w:val="28"/>
+                <w:rtl/>
+              </w:rPr>
+              <w:t>}</w:t>
+            </w:r>
+          </w:p>
+        </w:tc>
+        <w:tc>
+          <w:tcPr>
+            <w:tcW w:w="1400" w:type="dxa"/>
+            <w:tcBorders>
+              <w:top w:val="single" w:sz="4" w:space="0" w:color="auto"/>
+              <w:left w:val="single" w:sz="4" w:space="0" w:color="auto"/>
+              <w:bottom w:val="single" w:sz="4" w:space="0" w:color="auto"/>
+              <w:right w:val="single" w:sz="4" w:space="0" w:color="auto"/>
+            </w:tcBorders>
+          </w:tcPr>
+          <w:p>
+            <w:pPr>
+              <w:rPr>
+                <w:rFonts w:cs="David"/>
+                <w:b/>
+                <w:bCs/>
+                <w:sz w:val="28"/>
+                <w:szCs w:val="28"/>
+                <w:rtl/>
+              </w:rPr>
+            </w:pPr>
+            <w:bookmarkStart w:id="12" w:name="fldLineDiscount"/>
+            <w:bookmarkEnd w:id="12"/>
+            <w:r>
+              <w:rPr>
+                <w:rFonts w:cs="David" w:hint="cs"/>
+                <w:b/>
+                <w:bCs/>
+                <w:sz w:val="28"/>
+                <w:szCs w:val="28"/>
+                <w:rtl/>
+              </w:rPr>
+              <w:t>{</w:t>
+            </w:r>
+            <w:proofErr w:type="spellStart"/>
+            <w:r>
+              <w:rPr>
+                <w:rFonts w:cs="David" w:hint="cs"/>
+                <w:b/>
+                <w:bCs/>
+                <w:sz w:val="28"/>
+                <w:szCs w:val="28"/>
+                <w:rtl/>
+              </w:rPr>
+              <w:t>lineDiscountPercent</w:t>
+            </w:r>
+            <w:proofErr w:type="spellEnd"/>
+            <w:r>
+              <w:rPr>
+                <w:rFonts w:cs="David" w:hint="cs"/>
+                <w:b/>
+                <w:bCs/>
+                <w:sz w:val="28"/>
+                <w:szCs w:val="28"/>
+                <w:rtl/>
+              </w:rPr>
+              <w:t>}</w:t>
+            </w:r>
+          </w:p>
+        </w:tc>
+        <w:tc>
+          <w:tcPr>
+            <w:tcW w:w="2266" w:type="dxa"/>
+            <w:tcBorders>
+              <w:top w:val="single" w:sz="4" w:space="0" w:color="auto"/>
+              <w:left w:val="single" w:sz="4" w:space="0" w:color="auto"/>
+              <w:bottom w:val="single" w:sz="4" w:space="0" w:color="auto"/>
+              <w:right w:val="single" w:sz="4" w:space="0" w:color="auto"/>
+            </w:tcBorders>
+          </w:tcPr>
+          <w:p>
+            <w:pPr>
+              <w:rPr>
+                <w:rFonts w:cs="David"/>
+                <w:b/>
+                <w:bCs/>
+                <w:sz w:val="28"/>
+                <w:szCs w:val="28"/>
+                <w:rtl/>
+              </w:rPr>
+            </w:pPr>
+            <w:bookmarkStart w:id="13" w:name="fldLineTotal"/>
+            <w:bookmarkEnd w:id="13"/>
+            <w:r>
+              <w:rPr>
+                <w:rFonts w:cs="David" w:hint="cs"/>
+                <w:b/>
+                <w:bCs/>
+                <w:sz w:val="28"/>
+                <w:szCs w:val="28"/>
+                <w:rtl/>
+              </w:rPr>
+              <w:t>{</w:t>
+            </w:r>
+            <w:proofErr w:type="spellStart"/>
+            <w:r>
+              <w:rPr>
+                <w:rFonts w:cs="David" w:hint="cs"/>
+                <w:b/>
+                <w:bCs/>
+                <w:sz w:val="28"/>
+                <w:szCs w:val="28"/>
+                <w:rtl/>
+              </w:rPr>
+              <w:t>lineTotal</w:t>
+            </w:r>
+            <w:proofErr w:type="spellEnd"/>
+            <w:r>
+              <w:rPr>
+                <w:rFonts w:cs="David" w:hint="cs"/>
+                <w:b/>
+                <w:bCs/>
+                <w:sz w:val="28"/>
+                <w:szCs w:val="28"/>
+                <w:rtl/>
+              </w:rPr>
+              <w:t>}{/</w:t>
+            </w:r>
+            <w:proofErr w:type="spellStart"/>
+            <w:r>
+              <w:rPr>
+                <w:rFonts w:cs="David" w:hint="cs"/>
+                <w:b/>
+                <w:bCs/>
+                <w:sz w:val="28"/>
+                <w:szCs w:val="28"/>
+                <w:rtl/>
+              </w:rPr>
+              <w:t>items</w:t>
+            </w:r>
+            <w:proofErr w:type="spellEnd"/>
+            <w:r>
+              <w:rPr>
+                <w:rFonts w:cs="David" w:hint="cs"/>
+                <w:b/>
+                <w:bCs/>
+                <w:sz w:val="28"/>
+                <w:szCs w:val="28"/>
+                <w:rtl/>
+              </w:rPr>
+              <w:t>}</w:t>
+            </w:r>
+          </w:p>
+        </w:tc>
+      </w:tr>
+    </w:tbl>
+    <w:p>
+      <w:pPr>
+        <w:rPr>
+          <w:rFonts w:cs="David"/>
+          <w:vanish/>
+          <w:sz w:val="28"/>
+          <w:szCs w:val="28"/>
+          <w:rtl/>
+        </w:rPr>
+      </w:pPr>
+    </w:p>
+    <w:tbl>
+      <w:tblPr>
+        <w:tblpPr w:leftFromText="180" w:rightFromText="180" w:vertAnchor="text" w:horzAnchor="page" w:tblpX="67" w:tblpY="199"/>
+        <w:bidiVisual/>
+        <w:tblW w:w="0" w:type="auto"/>
+        <w:tblBorders>
+          <w:top w:val="single" w:sz="4" w:space="0" w:color="auto"/>
+          <w:left w:val="single" w:sz="4" w:space="0" w:color="auto"/>
+          <w:bottom w:val="single" w:sz="4" w:space="0" w:color="auto"/>
+          <w:right w:val="single" w:sz="4" w:space="0" w:color="auto"/>
+          <w:insideH w:val="single" w:sz="4" w:space="0" w:color="auto"/>
+          <w:insideV w:val="single" w:sz="4" w:space="0" w:color="auto"/>
+        </w:tblBorders>
+        <w:tblLook w:val="04A0" w:firstRow="1" w:lastRow="0" w:firstColumn="1" w:lastColumn="0" w:noHBand="0" w:noVBand="1"/>
+      </w:tblPr>
+      <w:tblGrid>
+        <w:gridCol w:w="1764"/>
+        <w:gridCol w:w="3145"/>
+      </w:tblGrid>
+      <w:tr>
+        <w:tc>
+          <w:tcPr>
+            <w:tcW w:w="1764" w:type="dxa"/>
+            <w:tcBorders>
+              <w:top w:val="single" w:sz="4" w:space="0" w:color="auto"/>
+              <w:left w:val="single" w:sz="4" w:space="0" w:color="auto"/>
+              <w:bottom w:val="single" w:sz="4" w:space="0" w:color="auto"/>
+              <w:right w:val="single" w:sz="4" w:space="0" w:color="auto"/>
+            </w:tcBorders>
+            <w:hideMark/>
+          </w:tcPr>
+          <w:p>
+            <w:pPr>
+              <w:rPr>
+                <w:rFonts w:cs="David"/>
+                <w:b/>
+                <w:bCs/>
+                <w:sz w:val="28"/>
+                <w:szCs w:val="28"/>
+              </w:rPr>
+            </w:pPr>
+            <w:r>
+              <w:rPr>
+                <w:rFonts w:cs="David"/>
+                <w:b/>
+                <w:bCs/>
+                <w:sz w:val="28"/>
+                <w:szCs w:val="28"/>
+                <w:rtl/>
+              </w:rPr>
+              <w:t>% הנחה</w:t>
+            </w:r>
+            <w:r>
+              <w:rPr>
+                <w:rFonts w:cs="David"/>
+                <w:b/>
+                <w:bCs/>
+                <w:sz w:val="28"/>
+                <w:szCs w:val="28"/>
+                <w:rtl/>
+              </w:rPr>
+              <w:br/>
+            </w:r>
+          </w:p>
+        </w:tc>
+        <w:tc>
+          <w:tcPr>
+            <w:tcW w:w="2414" w:type="dxa"/>
+            <w:tcBorders>
+              <w:top w:val="single" w:sz="4" w:space="0" w:color="auto"/>
+              <w:left w:val="single" w:sz="4" w:space="0" w:color="auto"/>
+              <w:bottom w:val="single" w:sz="4" w:space="0" w:color="auto"/>
+              <w:right w:val="single" w:sz="4" w:space="0" w:color="auto"/>
+            </w:tcBorders>
+          </w:tcPr>
+          <w:p>
+            <w:pPr>
+              <w:rPr>
+                <w:rFonts w:cs="David"/>
+                <w:b/>
+                <w:bCs/>
+                <w:sz w:val="28"/>
+                <w:szCs w:val="28"/>
+                <w:rtl/>
+              </w:rPr>
+            </w:pPr>
+            <w:bookmarkStart w:id="14" w:name="fldDiscount"/>
+            <w:bookmarkEnd w:id="14"/>
+            <w:r>
+              <w:rPr>
+                <w:rFonts w:cs="David" w:hint="cs"/>
+                <w:b/>
+                <w:bCs/>
+                <w:sz w:val="28"/>
+                <w:szCs w:val="28"/>
+                <w:rtl/>
+              </w:rPr>
+              <w:t>{</w:t>
+            </w:r>
+            <w:proofErr w:type="spellStart"/>
+            <w:r>
+              <w:rPr>
+                <w:rFonts w:cs="David" w:hint="cs"/>
+                <w:b/>
+                <w:bCs/>
+                <w:sz w:val="28"/>
+                <w:szCs w:val="28"/>
+                <w:rtl/>
+              </w:rPr>
+              <w:t>discountPercent</w:t>
+            </w:r>
+            <w:proofErr w:type="spellEnd"/>
+            <w:r>
+              <w:rPr>
+                <w:rFonts w:cs="David" w:hint="cs"/>
+                <w:b/>
+                <w:bCs/>
+                <w:sz w:val="28"/>
+                <w:szCs w:val="28"/>
+                <w:rtl/>
+              </w:rPr>
+              <w:t>}</w:t>
+            </w:r>
+          </w:p>
+        </w:tc>
+      </w:tr>
+      <w:tr>
+        <w:tc>
+          <w:tcPr>
+            <w:tcW w:w="1764" w:type="dxa"/>
+            <w:tcBorders>
+              <w:top w:val="single" w:sz="4" w:space="0" w:color="auto"/>
+              <w:left w:val="single" w:sz="4" w:space="0" w:color="auto"/>
+              <w:bottom w:val="single" w:sz="4" w:space="0" w:color="auto"/>
+              <w:right w:val="single" w:sz="4" w:space="0" w:color="auto"/>
+            </w:tcBorders>
+            <w:hideMark/>
           </w:tcPr>
           <w:p>
             <w:pPr>
@@ -3665,6 +3460,42 @@
             </w:pPr>
             <w:r>
               <w:rPr>
+                <w:rFonts w:cs="David"/>
+                <w:b/>
+                <w:bCs/>
+                <w:sz w:val="28"/>
+                <w:szCs w:val="28"/>
+                <w:rtl/>
+              </w:rPr>
+              <w:t>סה"כ לאחר הנחה</w:t>
+            </w:r>
+          </w:p>
+        </w:tc>
+        <w:tc>
+          <w:tcPr>
+            <w:tcW w:w="2414" w:type="dxa"/>
+            <w:tcBorders>
+              <w:top w:val="single" w:sz="4" w:space="0" w:color="auto"/>
+              <w:left w:val="single" w:sz="4" w:space="0" w:color="auto"/>
+              <w:bottom w:val="single" w:sz="4" w:space="0" w:color="auto"/>
+              <w:right w:val="single" w:sz="4" w:space="0" w:color="auto"/>
+            </w:tcBorders>
+          </w:tcPr>
+          <w:p>
+            <w:pPr>
+              <w:rPr>
+                <w:rFonts w:cs="David"/>
+                <w:b/>
+                <w:bCs/>
+                <w:sz w:val="28"/>
+                <w:szCs w:val="28"/>
+                <w:rtl/>
+              </w:rPr>
+            </w:pPr>
+            <w:bookmarkStart w:id="15" w:name="fldTotalAfterDiscount"/>
+            <w:bookmarkEnd w:id="15"/>
+            <w:r>
+              <w:rPr>
                 <w:rFonts w:cs="David" w:hint="cs"/>
                 <w:b/>
                 <w:bCs/>
@@ -3672,13 +3503,46 @@
                 <w:szCs w:val="28"/>
                 <w:rtl/>
               </w:rPr>
-              <w:t xml:space="preserve">{#items}{lineNumber}</w:t>
+              <w:t>{</w:t>
+            </w:r>
+            <w:proofErr w:type="spellStart"/>
+            <w:r>
+              <w:rPr>
+                <w:rFonts w:cs="David" w:hint="cs"/>
+                <w:b/>
+                <w:bCs/>
+                <w:sz w:val="28"/>
+                <w:szCs w:val="28"/>
+                <w:rtl/>
+              </w:rPr>
+              <w:t>subtotalAfterDiscount</w:t>
+            </w:r>
+            <w:proofErr w:type="spellEnd"/>
+            <w:r>
+              <w:rPr>
+                <w:rFonts w:cs="David" w:hint="cs"/>
+                <w:b/>
+                <w:bCs/>
+                <w:sz w:val="28"/>
+                <w:szCs w:val="28"/>
+                <w:rtl/>
+              </w:rPr>
+              <w:t>}</w:t>
             </w:r>
           </w:p>
         </w:tc>
+      </w:tr>
+      <w:tr>
         <w:tc>
           <w:tcPr>
-            <w:tcW w:w="911" w:type="dxa"/>
+            <w:tcW w:w="1764" w:type="dxa"/>
+            <w:tcBorders>
+              <w:top w:val="single" w:sz="4" w:space="0" w:color="auto"/>
+              <w:left w:val="single" w:sz="4" w:space="0" w:color="auto"/>
+              <w:bottom w:val="single" w:sz="4" w:space="0" w:color="auto"/>
+              <w:right w:val="single" w:sz="4" w:space="0" w:color="auto"/>
+            </w:tcBorders>
+            <w:hideMark/>
           </w:tcPr>
           <w:p>
             <w:pPr>
@@ -3693,6 +3557,42 @@
             </w:pPr>
             <w:r>
               <w:rPr>
+                <w:rFonts w:cs="David"/>
+                <w:b/>
+                <w:bCs/>
+                <w:sz w:val="28"/>
+                <w:szCs w:val="28"/>
+                <w:rtl/>
+              </w:rPr>
+              <w:t>מע"מ 18%</w:t>
+            </w:r>
+          </w:p>
+        </w:tc>
+        <w:tc>
+          <w:tcPr>
+            <w:tcW w:w="2414" w:type="dxa"/>
+            <w:tcBorders>
+              <w:top w:val="single" w:sz="4" w:space="0" w:color="auto"/>
+              <w:left w:val="single" w:sz="4" w:space="0" w:color="auto"/>
+              <w:bottom w:val="single" w:sz="4" w:space="0" w:color="auto"/>
+              <w:right w:val="single" w:sz="4" w:space="0" w:color="auto"/>
+            </w:tcBorders>
+          </w:tcPr>
+          <w:p>
+            <w:pPr>
+              <w:rPr>
+                <w:rFonts w:cs="David"/>
+                <w:b/>
+                <w:bCs/>
+                <w:sz w:val="28"/>
+                <w:szCs w:val="28"/>
+                <w:rtl/>
+              </w:rPr>
+            </w:pPr>
+            <w:bookmarkStart w:id="16" w:name="fldMAAM"/>
+            <w:bookmarkEnd w:id="16"/>
+            <w:r>
+              <w:rPr>
                 <w:rFonts w:cs="David" w:hint="cs"/>
                 <w:b/>
                 <w:bCs/>
@@ -3700,13 +3600,46 @@
                 <w:szCs w:val="28"/>
                 <w:rtl/>
               </w:rPr>
-              <w:t xml:space="preserve">{itemCode}</w:t>
+              <w:t>{</w:t>
+            </w:r>
+            <w:proofErr w:type="spellStart"/>
+            <w:r>
+              <w:rPr>
+                <w:rFonts w:cs="David" w:hint="cs"/>
+                <w:b/>
+                <w:bCs/>
+                <w:sz w:val="28"/>
+                <w:szCs w:val="28"/>
+                <w:rtl/>
+              </w:rPr>
+              <w:t>vatAmount</w:t>
+            </w:r>
+            <w:proofErr w:type="spellEnd"/>
+            <w:r>
+              <w:rPr>
+                <w:rFonts w:cs="David" w:hint="cs"/>
+                <w:b/>
+                <w:bCs/>
+                <w:sz w:val="28"/>
+                <w:szCs w:val="28"/>
+                <w:rtl/>
+              </w:rPr>
+              <w:t>}</w:t>
             </w:r>
           </w:p>
         </w:tc>
+      </w:tr>
+      <w:tr>
         <w:tc>
           <w:tcPr>
-            <w:tcW w:w="3142" w:type="dxa"/>
+            <w:tcW w:w="1764" w:type="dxa"/>
+            <w:tcBorders>
+              <w:top w:val="single" w:sz="4" w:space="0" w:color="auto"/>
+              <w:left w:val="single" w:sz="4" w:space="0" w:color="auto"/>
+              <w:bottom w:val="single" w:sz="4" w:space="0" w:color="auto"/>
+              <w:right w:val="single" w:sz="4" w:space="0" w:color="auto"/>
+            </w:tcBorders>
+            <w:hideMark/>
           </w:tcPr>
           <w:p>
             <w:pPr>
@@ -3721,20 +3654,26 @@
             </w:pPr>
             <w:r>
               <w:rPr>
-                <w:rFonts w:cs="David" w:hint="cs"/>
+                <w:rFonts w:cs="David"/>
                 <w:b/>
                 <w:bCs/>
                 <w:sz w:val="28"/>
                 <w:szCs w:val="28"/>
                 <w:rtl/>
               </w:rPr>
-              <w:t xml:space="preserve">{description}</w:t>
+              <w:t xml:space="preserve">סה"כ לתשלום </w:t>
             </w:r>
           </w:p>
         </w:tc>
         <w:tc>
           <w:tcPr>
-            <w:tcW w:w="851" w:type="dxa"/>
+            <w:tcW w:w="2414" w:type="dxa"/>
+            <w:tcBorders>
+              <w:top w:val="single" w:sz="4" w:space="0" w:color="auto"/>
+              <w:left w:val="single" w:sz="4" w:space="0" w:color="auto"/>
+              <w:bottom w:val="single" w:sz="4" w:space="0" w:color="auto"/>
+              <w:right w:val="single" w:sz="4" w:space="0" w:color="auto"/>
+            </w:tcBorders>
           </w:tcPr>
           <w:p>
             <w:pPr>
@@ -3747,6 +3686,8 @@
                 <w:rtl/>
               </w:rPr>
             </w:pPr>
+            <w:bookmarkStart w:id="17" w:name="fldTotalAfterMaaM"/>
+            <w:bookmarkEnd w:id="17"/>
             <w:r>
               <w:rPr>
                 <w:rFonts w:cs="David" w:hint="cs"/>
@@ -3756,25 +3697,9 @@
                 <w:szCs w:val="28"/>
                 <w:rtl/>
               </w:rPr>
-              <w:t xml:space="preserve">{quantity}</w:t>
+              <w:t>{</w:t>
             </w:r>
-          </w:p>
-        </w:tc>
-        <w:tc>
-          <w:tcPr>
-            <w:tcW w:w="1177" w:type="dxa"/>
-          </w:tcPr>
-          <w:p>
-            <w:pPr>
-              <w:rPr>
-                <w:rFonts w:cs="David"/>
-                <w:b/>
-                <w:bCs/>
-                <w:sz w:val="28"/>
-                <w:szCs w:val="28"/>
-                <w:rtl/>
-              </w:rPr>
-            </w:pPr>
+            <w:proofErr w:type="spellStart"/>
             <w:r>
               <w:rPr>
                 <w:rFonts w:cs="David" w:hint="cs"/>
@@ -3784,25 +3709,9 @@
                 <w:szCs w:val="28"/>
                 <w:rtl/>
               </w:rPr>
-              <w:t xml:space="preserve">{unitPrice}</w:t>
+              <w:t>totalAmount</w:t>
             </w:r>
-          </w:p>
-        </w:tc>
-        <w:tc>
-          <w:tcPr>
-            <w:tcW w:w="1764" w:type="dxa"/>
-          </w:tcPr>
-          <w:p>
-            <w:pPr>
-              <w:rPr>
-                <w:rFonts w:cs="David" w:hint="cs"/>
-                <w:b/>
-                <w:bCs/>
-                <w:sz w:val="28"/>
-                <w:szCs w:val="28"/>
-                <w:rtl/>
-              </w:rPr>
-            </w:pPr>
+            <w:proofErr w:type="spellEnd"/>
             <w:r>
               <w:rPr>
                 <w:rFonts w:cs="David" w:hint="cs"/>
@@ -3812,230 +3721,7 @@
                 <w:szCs w:val="28"/>
                 <w:rtl/>
               </w:rPr>
-              <w:t xml:space="preserve">{lineTotal}{/items}</w:t>
-            </w:r>
-          </w:p>
-        </w:tc>
-      </w:tr>
-    </w:tbl>
-    <w:p>
-      <w:pPr>
-        <w:rPr>
-          <w:vanish/>
-        </w:rPr>
-      </w:pPr>
-    </w:p>
-    <w:tbl>
-      <w:tblPr>
-        <w:tblpPr w:leftFromText="180" w:rightFromText="180" w:vertAnchor="text" w:horzAnchor="page" w:tblpX="2434" w:tblpY="249"/>
-        <w:bidiVisual/>
-        <w:tblW w:w="0" w:type="auto"/>
-        <w:tblBorders>
-          <w:top w:val="single" w:sz="4" w:space="0" w:color="auto"/>
-          <w:left w:val="single" w:sz="4" w:space="0" w:color="auto"/>
-          <w:bottom w:val="single" w:sz="4" w:space="0" w:color="auto"/>
-          <w:right w:val="single" w:sz="4" w:space="0" w:color="auto"/>
-          <w:insideH w:val="single" w:sz="4" w:space="0" w:color="auto"/>
-          <w:insideV w:val="single" w:sz="4" w:space="0" w:color="auto"/>
-        </w:tblBorders>
-        <w:tblLook w:val="04A0" w:firstRow="1" w:lastRow="0" w:firstColumn="1" w:lastColumn="0" w:noHBand="0" w:noVBand="1"/>
-      </w:tblPr>
-      <w:tblGrid>
-        <w:gridCol w:w="1764"/>
-        <w:gridCol w:w="1764"/>
-      </w:tblGrid>
-      <w:tr>
-        <w:tc>
-          <w:tcPr>
-            <w:tcW w:w="1764" w:type="dxa"/>
-          </w:tcPr>
-          <w:p>
-            <w:pPr>
-              <w:rPr>
-                <w:rFonts w:cs="David"/>
-                <w:b/>
-                <w:bCs/>
-                <w:sz w:val="28"/>
-                <w:szCs w:val="28"/>
-                <w:rtl/>
-              </w:rPr>
-            </w:pPr>
-            <w:r>
-              <w:rPr>
-                <w:rFonts w:cs="David" w:hint="cs"/>
-                <w:b/>
-                <w:bCs/>
-                <w:sz w:val="28"/>
-                <w:szCs w:val="28"/>
-                <w:rtl/>
-              </w:rPr>
-              <w:t>סה"כ</w:t>
-            </w:r>
-          </w:p>
-        </w:tc>
-        <w:tc>
-          <w:tcPr>
-            <w:tcW w:w="1764" w:type="dxa"/>
-          </w:tcPr>
-          <w:p>
-            <w:pPr>
-              <w:rPr>
-                <w:rFonts w:cs="David"/>
-                <w:b/>
-                <w:bCs/>
-                <w:sz w:val="28"/>
-                <w:szCs w:val="28"/>
-                <w:rtl/>
-              </w:rPr>
-            </w:pPr>
-            <w:r>
-              <w:rPr>
-                <w:rFonts w:cs="David" w:hint="cs"/>
-                <w:b/>
-                <w:bCs/>
-                <w:sz w:val="28"/>
-                <w:szCs w:val="28"/>
-                <w:rtl/>
-              </w:rPr>
-              <w:t xml:space="preserve">{subtotalAfterDiscount}</w:t>
-            </w:r>
-          </w:p>
-        </w:tc>
-      </w:tr>
-      <w:tr>
-        <w:tc>
-          <w:tcPr>
-            <w:tcW w:w="1764" w:type="dxa"/>
-          </w:tcPr>
-          <w:p>
-            <w:pPr>
-              <w:rPr>
-                <w:rFonts w:cs="David"/>
-                <w:b/>
-                <w:bCs/>
-                <w:sz w:val="28"/>
-                <w:szCs w:val="28"/>
-                <w:rtl/>
-              </w:rPr>
-            </w:pPr>
-            <w:r>
-              <w:rPr>
-                <w:rFonts w:cs="David" w:hint="cs"/>
-                <w:b/>
-                <w:bCs/>
-                <w:sz w:val="28"/>
-                <w:szCs w:val="28"/>
-                <w:rtl/>
-              </w:rPr>
-              <w:t>מע"מ 1</w:t>
-            </w:r>
-            <w:r>
-              <w:rPr>
-                <w:rFonts w:cs="David" w:hint="cs"/>
-                <w:b/>
-                <w:bCs/>
-                <w:sz w:val="28"/>
-                <w:szCs w:val="28"/>
-                <w:rtl/>
-              </w:rPr>
-              <w:t>8</w:t>
-            </w:r>
-            <w:r>
-              <w:rPr>
-                <w:rFonts w:cs="David" w:hint="cs"/>
-                <w:b/>
-                <w:bCs/>
-                <w:sz w:val="28"/>
-                <w:szCs w:val="28"/>
-                <w:rtl/>
-              </w:rPr>
-              <w:t>%</w:t>
-            </w:r>
-          </w:p>
-        </w:tc>
-        <w:tc>
-          <w:tcPr>
-            <w:tcW w:w="1764" w:type="dxa"/>
-          </w:tcPr>
-          <w:p>
-            <w:pPr>
-              <w:rPr>
-                <w:rFonts w:cs="David"/>
-                <w:b/>
-                <w:bCs/>
-                <w:sz w:val="28"/>
-                <w:szCs w:val="28"/>
-                <w:rtl/>
-              </w:rPr>
-            </w:pPr>
-            <w:r>
-              <w:rPr>
-                <w:rFonts w:cs="David" w:hint="cs"/>
-                <w:b/>
-                <w:bCs/>
-                <w:sz w:val="28"/>
-                <w:szCs w:val="28"/>
-                <w:rtl/>
-              </w:rPr>
-              <w:t xml:space="preserve">{vatAmount}</w:t>
-            </w:r>
-          </w:p>
-        </w:tc>
-      </w:tr>
-      <w:tr>
-        <w:tc>
-          <w:tcPr>
-            <w:tcW w:w="1764" w:type="dxa"/>
-          </w:tcPr>
-          <w:p>
-            <w:pPr>
-              <w:rPr>
-                <w:rFonts w:cs="David"/>
-                <w:b/>
-                <w:bCs/>
-                <w:sz w:val="28"/>
-                <w:szCs w:val="28"/>
-                <w:rtl/>
-              </w:rPr>
-            </w:pPr>
-            <w:r>
-              <w:rPr>
-                <w:rFonts w:cs="David" w:hint="cs"/>
-                <w:b/>
-                <w:bCs/>
-                <w:sz w:val="28"/>
-                <w:szCs w:val="28"/>
-                <w:rtl/>
-              </w:rPr>
-              <w:t xml:space="preserve">סה"כ לתשלום </w:t>
-            </w:r>
-          </w:p>
-        </w:tc>
-        <w:tc>
-          <w:tcPr>
-            <w:tcW w:w="1764" w:type="dxa"/>
-          </w:tcPr>
-          <w:p>
-            <w:pPr>
-              <w:rPr>
-                <w:rFonts w:cs="David"/>
-                <w:b/>
-                <w:bCs/>
-                <w:sz w:val="28"/>
-                <w:szCs w:val="28"/>
-                <w:rtl/>
-              </w:rPr>
-            </w:pPr>
-            <w:r>
-              <w:rPr>
-                <w:rFonts w:cs="David" w:hint="cs"/>
-                <w:b/>
-                <w:bCs/>
-                <w:sz w:val="28"/>
-                <w:szCs w:val="28"/>
-                <w:rtl/>
-              </w:rPr>
-              <w:t xml:space="preserve">{totalAmount}</w:t>
+              <w:t>}</w:t>
             </w:r>
           </w:p>
         </w:tc>

--- a/apps/api/templates/פ-רעש-הצעת-מחיר-קול-נישא-באוויר-וקול-הולם.docx
+++ b/apps/api/templates/פ-רעש-הצעת-מחיר-קול-נישא-באוויר-וקול-הולם.docx
@@ -2580,24 +2580,12 @@
         </w:rPr>
       </w:pPr>
     </w:p>
-    <w:p>
-      <w:pPr>
-        <w:rPr>
-          <w:vanish/>
-        </w:rPr>
-      </w:pPr>
-      <w:r>
-        <w:rPr>
-          <w:vanish/>
-        </w:rPr>
-        <w:t xml:space="preserve">{#hasDiscount}</w:t>
-      </w:r>
-    </w:p>
     <w:tbl>
       <w:tblPr>
         <w:bidiVisual/>
-        <w:tblW w:w="10466" w:type="dxa"/>
-        <w:tblLayout w:type="fixed"/>
+        <w:tblW w:w="0" w:type="auto"/>
+        <w:tblLayout w:type="autofit"/>
+        <w:jc w:val="right"/>
         <w:tblBorders>
           <w:top w:val="single" w:sz="4" w:space="0" w:color="auto"/>
           <w:left w:val="single" w:sz="4" w:space="0" w:color="auto"/>
@@ -2609,30 +2597,23 @@
         <w:tblLook w:val="04A0" w:firstRow="1" w:lastRow="0" w:firstColumn="1" w:lastColumn="0" w:noHBand="0" w:noVBand="1"/>
       </w:tblPr>
       <w:tblGrid>
-        <w:gridCol w:w="700"/>
-        <w:gridCol w:w="900"/>
-        <w:gridCol w:w="2900"/>
-        <w:gridCol w:w="900"/>
-        <w:gridCol w:w="1400"/>
-        <w:gridCol w:w="1400"/>
-        <w:gridCol w:w="2266"/>
+        <w:gridCol/>
+        <w:gridCol/>
+        <w:gridCol/>
+        <w:gridCol/>
+        <w:gridCol/>
+        <w:gridCol/>
+        <w:gridCol/>
       </w:tblGrid>
       <w:tr>
         <w:tc>
           <w:tcPr>
-            <w:tcW w:w="700" w:type="dxa"/>
-            <w:tcBorders>
-              <w:top w:val="single" w:sz="4" w:space="0" w:color="auto"/>
-              <w:left w:val="single" w:sz="4" w:space="0" w:color="auto"/>
-              <w:bottom w:val="single" w:sz="4" w:space="0" w:color="auto"/>
-              <w:right w:val="single" w:sz="4" w:space="0" w:color="auto"/>
-            </w:tcBorders>
-            <w:hideMark/>
+            <w:tcW w:w="0" w:type="auto"/>
           </w:tcPr>
           <w:p>
             <w:pPr>
               <w:rPr>
-                <w:rFonts w:cs="David"/>
+                <w:rFonts w:cs="David" w:hint="cs"/>
                 <w:b/>
                 <w:bCs/>
                 <w:sz w:val="28"/>
@@ -2642,7 +2623,7 @@
             </w:pPr>
             <w:r>
               <w:rPr>
-                <w:rFonts w:cs="David"/>
+                <w:rFonts w:cs="David" w:hint="cs"/>
                 <w:b/>
                 <w:bCs/>
                 <w:sz w:val="28"/>
@@ -2655,19 +2636,12 @@
         </w:tc>
         <w:tc>
           <w:tcPr>
-            <w:tcW w:w="900" w:type="dxa"/>
-            <w:tcBorders>
-              <w:top w:val="single" w:sz="4" w:space="0" w:color="auto"/>
-              <w:left w:val="single" w:sz="4" w:space="0" w:color="auto"/>
-              <w:bottom w:val="single" w:sz="4" w:space="0" w:color="auto"/>
-              <w:right w:val="single" w:sz="4" w:space="0" w:color="auto"/>
-            </w:tcBorders>
-            <w:hideMark/>
+            <w:tcW w:w="0" w:type="auto"/>
           </w:tcPr>
           <w:p>
             <w:pPr>
               <w:rPr>
-                <w:rFonts w:cs="David"/>
+                <w:rFonts w:cs="David" w:hint="cs"/>
                 <w:b/>
                 <w:bCs/>
                 <w:sz w:val="28"/>
@@ -2677,7 +2651,7 @@
             </w:pPr>
             <w:r>
               <w:rPr>
-                <w:rFonts w:cs="David"/>
+                <w:rFonts w:cs="David" w:hint="cs"/>
                 <w:b/>
                 <w:bCs/>
                 <w:sz w:val="28"/>
@@ -2690,19 +2664,12 @@
         </w:tc>
         <w:tc>
           <w:tcPr>
-            <w:tcW w:w="2900" w:type="dxa"/>
-            <w:tcBorders>
-              <w:top w:val="single" w:sz="4" w:space="0" w:color="auto"/>
-              <w:left w:val="single" w:sz="4" w:space="0" w:color="auto"/>
-              <w:bottom w:val="single" w:sz="4" w:space="0" w:color="auto"/>
-              <w:right w:val="single" w:sz="4" w:space="0" w:color="auto"/>
-            </w:tcBorders>
-            <w:hideMark/>
+            <w:tcW w:w="0" w:type="auto"/>
           </w:tcPr>
           <w:p>
             <w:pPr>
               <w:rPr>
-                <w:rFonts w:cs="David"/>
+                <w:rFonts w:cs="David" w:hint="cs"/>
                 <w:b/>
                 <w:bCs/>
                 <w:sz w:val="28"/>
@@ -2712,7 +2679,7 @@
             </w:pPr>
             <w:r>
               <w:rPr>
-                <w:rFonts w:cs="David"/>
+                <w:rFonts w:cs="David" w:hint="cs"/>
                 <w:b/>
                 <w:bCs/>
                 <w:sz w:val="28"/>
@@ -2725,19 +2692,12 @@
         </w:tc>
         <w:tc>
           <w:tcPr>
-            <w:tcW w:w="900" w:type="dxa"/>
-            <w:tcBorders>
-              <w:top w:val="single" w:sz="4" w:space="0" w:color="auto"/>
-              <w:left w:val="single" w:sz="4" w:space="0" w:color="auto"/>
-              <w:bottom w:val="single" w:sz="4" w:space="0" w:color="auto"/>
-              <w:right w:val="single" w:sz="4" w:space="0" w:color="auto"/>
-            </w:tcBorders>
-            <w:hideMark/>
+            <w:tcW w:w="0" w:type="auto"/>
           </w:tcPr>
           <w:p>
             <w:pPr>
               <w:rPr>
-                <w:rFonts w:cs="David"/>
+                <w:rFonts w:cs="David" w:hint="cs"/>
                 <w:b/>
                 <w:bCs/>
                 <w:sz w:val="28"/>
@@ -2747,7 +2707,7 @@
             </w:pPr>
             <w:r>
               <w:rPr>
-                <w:rFonts w:cs="David"/>
+                <w:rFonts w:cs="David" w:hint="cs"/>
                 <w:b/>
                 <w:bCs/>
                 <w:sz w:val="28"/>
@@ -2760,19 +2720,12 @@
         </w:tc>
         <w:tc>
           <w:tcPr>
-            <w:tcW w:w="1400" w:type="dxa"/>
-            <w:tcBorders>
-              <w:top w:val="single" w:sz="4" w:space="0" w:color="auto"/>
-              <w:left w:val="single" w:sz="4" w:space="0" w:color="auto"/>
-              <w:bottom w:val="single" w:sz="4" w:space="0" w:color="auto"/>
-              <w:right w:val="single" w:sz="4" w:space="0" w:color="auto"/>
-            </w:tcBorders>
-            <w:hideMark/>
+            <w:tcW w:w="0" w:type="auto"/>
           </w:tcPr>
           <w:p>
             <w:pPr>
               <w:rPr>
-                <w:rFonts w:cs="David"/>
+                <w:rFonts w:cs="David" w:hint="cs"/>
                 <w:b/>
                 <w:bCs/>
                 <w:sz w:val="28"/>
@@ -2782,7 +2735,7 @@
             </w:pPr>
             <w:r>
               <w:rPr>
-                <w:rFonts w:cs="David"/>
+                <w:rFonts w:cs="David" w:hint="cs"/>
                 <w:b/>
                 <w:bCs/>
                 <w:sz w:val="28"/>
@@ -2795,19 +2748,12 @@
         </w:tc>
         <w:tc>
           <w:tcPr>
-            <w:tcW w:w="1400" w:type="dxa"/>
-            <w:tcBorders>
-              <w:top w:val="single" w:sz="4" w:space="0" w:color="auto"/>
-              <w:left w:val="single" w:sz="4" w:space="0" w:color="auto"/>
-              <w:bottom w:val="single" w:sz="4" w:space="0" w:color="auto"/>
-              <w:right w:val="single" w:sz="4" w:space="0" w:color="auto"/>
-            </w:tcBorders>
-            <w:hideMark/>
+            <w:tcW w:w="0" w:type="auto"/>
           </w:tcPr>
           <w:p>
             <w:pPr>
               <w:rPr>
-                <w:rFonts w:cs="David"/>
+                <w:rFonts w:cs="David" w:hint="cs"/>
                 <w:b/>
                 <w:bCs/>
                 <w:sz w:val="28"/>
@@ -2817,7 +2763,7 @@
             </w:pPr>
             <w:r>
               <w:rPr>
-                <w:rFonts w:cs="David"/>
+                <w:rFonts w:cs="David" w:hint="cs"/>
                 <w:b/>
                 <w:bCs/>
                 <w:sz w:val="28"/>
@@ -2830,18 +2776,12 @@
         </w:tc>
         <w:tc>
           <w:tcPr>
-            <w:tcW w:w="2266" w:type="dxa"/>
-            <w:tcBorders>
-              <w:top w:val="single" w:sz="4" w:space="0" w:color="auto"/>
-              <w:left w:val="single" w:sz="4" w:space="0" w:color="auto"/>
-              <w:bottom w:val="single" w:sz="4" w:space="0" w:color="auto"/>
-              <w:right w:val="single" w:sz="4" w:space="0" w:color="auto"/>
-            </w:tcBorders>
+            <w:tcW w:w="0" w:type="auto"/>
           </w:tcPr>
           <w:p>
             <w:pPr>
               <w:rPr>
-                <w:rFonts w:cs="David"/>
+                <w:rFonts w:cs="David" w:hint="cs"/>
                 <w:b/>
                 <w:bCs/>
                 <w:sz w:val="28"/>
@@ -2851,7 +2791,7 @@
             </w:pPr>
             <w:r>
               <w:rPr>
-                <w:rFonts w:cs="David"/>
+                <w:rFonts w:cs="David" w:hint="cs"/>
                 <w:b/>
                 <w:bCs/>
                 <w:sz w:val="28"/>
@@ -2864,7 +2804,7 @@
           <w:p>
             <w:pPr>
               <w:rPr>
-                <w:rFonts w:cs="David"/>
+                <w:rFonts w:cs="David" w:hint="cs"/>
                 <w:b/>
                 <w:bCs/>
                 <w:sz w:val="28"/>
@@ -2878,18 +2818,12 @@
       <w:tr>
         <w:tc>
           <w:tcPr>
-            <w:tcW w:w="700" w:type="dxa"/>
-            <w:tcBorders>
-              <w:top w:val="single" w:sz="4" w:space="0" w:color="auto"/>
-              <w:left w:val="single" w:sz="4" w:space="0" w:color="auto"/>
-              <w:bottom w:val="single" w:sz="4" w:space="0" w:color="auto"/>
-              <w:right w:val="single" w:sz="4" w:space="0" w:color="auto"/>
-            </w:tcBorders>
+            <w:tcW w:w="0" w:type="auto"/>
           </w:tcPr>
           <w:p>
             <w:pPr>
               <w:rPr>
-                <w:rFonts w:cs="David"/>
+                <w:rFonts w:cs="David" w:hint="cs"/>
                 <w:b/>
                 <w:bCs/>
                 <w:sz w:val="28"/>
@@ -2914,18 +2848,12 @@
         </w:tc>
         <w:tc>
           <w:tcPr>
-            <w:tcW w:w="900" w:type="dxa"/>
-            <w:tcBorders>
-              <w:top w:val="single" w:sz="4" w:space="0" w:color="auto"/>
-              <w:left w:val="single" w:sz="4" w:space="0" w:color="auto"/>
-              <w:bottom w:val="single" w:sz="4" w:space="0" w:color="auto"/>
-              <w:right w:val="single" w:sz="4" w:space="0" w:color="auto"/>
-            </w:tcBorders>
+            <w:tcW w:w="0" w:type="auto"/>
           </w:tcPr>
           <w:p>
             <w:pPr>
               <w:rPr>
-                <w:rFonts w:cs="David"/>
+                <w:rFonts w:cs="David" w:hint="cs"/>
                 <w:b/>
                 <w:bCs/>
                 <w:sz w:val="28"/>
@@ -2933,8 +2861,6 @@
                 <w:rtl/>
               </w:rPr>
             </w:pPr>
-            <w:bookmarkStart w:id="8" w:name="fldMakat"/>
-            <w:bookmarkEnd w:id="8"/>
             <w:r>
               <w:rPr>
                 <w:rFonts w:cs="David" w:hint="cs"/>
@@ -2944,9 +2870,25 @@
                 <w:szCs w:val="28"/>
                 <w:rtl/>
               </w:rPr>
-              <w:t>{</w:t>
+              <w:t xml:space="preserve">{itemCode}</w:t>
             </w:r>
-            <w:proofErr w:type="spellStart"/>
+          </w:p>
+        </w:tc>
+        <w:tc>
+          <w:tcPr>
+            <w:tcW w:w="0" w:type="auto"/>
+          </w:tcPr>
+          <w:p>
+            <w:pPr>
+              <w:rPr>
+                <w:rFonts w:cs="David" w:hint="cs"/>
+                <w:b/>
+                <w:bCs/>
+                <w:sz w:val="28"/>
+                <w:szCs w:val="28"/>
+                <w:rtl/>
+              </w:rPr>
+            </w:pPr>
             <w:r>
               <w:rPr>
                 <w:rFonts w:cs="David" w:hint="cs"/>
@@ -2956,9 +2898,25 @@
                 <w:szCs w:val="28"/>
                 <w:rtl/>
               </w:rPr>
-              <w:t>itemCode</w:t>
+              <w:t xml:space="preserve">{description}</w:t>
             </w:r>
-            <w:proofErr w:type="spellEnd"/>
+          </w:p>
+        </w:tc>
+        <w:tc>
+          <w:tcPr>
+            <w:tcW w:w="0" w:type="auto"/>
+          </w:tcPr>
+          <w:p>
+            <w:pPr>
+              <w:rPr>
+                <w:rFonts w:cs="David" w:hint="cs"/>
+                <w:b/>
+                <w:bCs/>
+                <w:sz w:val="28"/>
+                <w:szCs w:val="28"/>
+                <w:rtl/>
+              </w:rPr>
+            </w:pPr>
             <w:r>
               <w:rPr>
                 <w:rFonts w:cs="David" w:hint="cs"/>
@@ -2968,24 +2926,18 @@
                 <w:szCs w:val="28"/>
                 <w:rtl/>
               </w:rPr>
-              <w:t>}</w:t>
+              <w:t xml:space="preserve">{quantity}</w:t>
             </w:r>
           </w:p>
         </w:tc>
         <w:tc>
           <w:tcPr>
-            <w:tcW w:w="2900" w:type="dxa"/>
-            <w:tcBorders>
-              <w:top w:val="single" w:sz="4" w:space="0" w:color="auto"/>
-              <w:left w:val="single" w:sz="4" w:space="0" w:color="auto"/>
-              <w:bottom w:val="single" w:sz="4" w:space="0" w:color="auto"/>
-              <w:right w:val="single" w:sz="4" w:space="0" w:color="auto"/>
-            </w:tcBorders>
+            <w:tcW w:w="0" w:type="auto"/>
           </w:tcPr>
           <w:p>
             <w:pPr>
               <w:rPr>
-                <w:rFonts w:cs="David"/>
+                <w:rFonts w:cs="David" w:hint="cs"/>
                 <w:b/>
                 <w:bCs/>
                 <w:sz w:val="28"/>
@@ -2993,8 +2945,6 @@
                 <w:rtl/>
               </w:rPr>
             </w:pPr>
-            <w:bookmarkStart w:id="9" w:name="fldProduct"/>
-            <w:bookmarkEnd w:id="9"/>
             <w:r>
               <w:rPr>
                 <w:rFonts w:cs="David" w:hint="cs"/>
@@ -3004,9 +2954,25 @@
                 <w:szCs w:val="28"/>
                 <w:rtl/>
               </w:rPr>
-              <w:t>{</w:t>
+              <w:t xml:space="preserve">{unitPrice}</w:t>
             </w:r>
-            <w:proofErr w:type="spellStart"/>
+          </w:p>
+        </w:tc>
+        <w:tc>
+          <w:tcPr>
+            <w:tcW w:w="0" w:type="auto"/>
+          </w:tcPr>
+          <w:p>
+            <w:pPr>
+              <w:rPr>
+                <w:rFonts w:cs="David" w:hint="cs"/>
+                <w:b/>
+                <w:bCs/>
+                <w:sz w:val="28"/>
+                <w:szCs w:val="28"/>
+                <w:rtl/>
+              </w:rPr>
+            </w:pPr>
             <w:r>
               <w:rPr>
                 <w:rFonts w:cs="David" w:hint="cs"/>
@@ -3016,9 +2982,24 @@
                 <w:szCs w:val="28"/>
                 <w:rtl/>
               </w:rPr>
-              <w:t>description</w:t>
+              <w:t xml:space="preserve">{lineDiscountPercent}</w:t>
             </w:r>
-            <w:proofErr w:type="spellEnd"/>
+          </w:p>
+        </w:tc>
+        <w:tc>
+          <w:tcPr>
+            <w:tcW w:w="0" w:type="auto"/>
+          </w:tcPr>
+          <w:p>
+            <w:pPr>
+              <w:rPr>
+                <w:rFonts w:cs="David" w:hint="cs"/>
+                <w:b/>
+                <w:bCs/>
+                <w:sz w:val="28"/>
+                <w:szCs w:val="28"/>
+              </w:rPr>
+            </w:pPr>
             <w:r>
               <w:rPr>
                 <w:rFonts w:cs="David" w:hint="cs"/>
@@ -3028,292 +3009,20 @@
                 <w:szCs w:val="28"/>
                 <w:rtl/>
               </w:rPr>
-              <w:t>}</w:t>
-            </w:r>
-          </w:p>
-        </w:tc>
-        <w:tc>
-          <w:tcPr>
-            <w:tcW w:w="900" w:type="dxa"/>
-            <w:tcBorders>
-              <w:top w:val="single" w:sz="4" w:space="0" w:color="auto"/>
-              <w:left w:val="single" w:sz="4" w:space="0" w:color="auto"/>
-              <w:bottom w:val="single" w:sz="4" w:space="0" w:color="auto"/>
-              <w:right w:val="single" w:sz="4" w:space="0" w:color="auto"/>
-            </w:tcBorders>
-          </w:tcPr>
-          <w:p>
-            <w:pPr>
-              <w:rPr>
-                <w:rFonts w:cs="David"/>
-                <w:b/>
-                <w:bCs/>
-                <w:sz w:val="28"/>
-                <w:szCs w:val="28"/>
-                <w:rtl/>
-              </w:rPr>
-            </w:pPr>
-            <w:bookmarkStart w:id="10" w:name="fldAmmount"/>
-            <w:bookmarkEnd w:id="10"/>
-            <w:r>
-              <w:rPr>
-                <w:rFonts w:cs="David" w:hint="cs"/>
-                <w:b/>
-                <w:bCs/>
-                <w:sz w:val="28"/>
-                <w:szCs w:val="28"/>
-                <w:rtl/>
-              </w:rPr>
-              <w:t>{</w:t>
-            </w:r>
-            <w:proofErr w:type="spellStart"/>
-            <w:r>
-              <w:rPr>
-                <w:rFonts w:cs="David" w:hint="cs"/>
-                <w:b/>
-                <w:bCs/>
-                <w:sz w:val="28"/>
-                <w:szCs w:val="28"/>
-                <w:rtl/>
-              </w:rPr>
-              <w:t>quantity</w:t>
-            </w:r>
-            <w:proofErr w:type="spellEnd"/>
-            <w:r>
-              <w:rPr>
-                <w:rFonts w:cs="David" w:hint="cs"/>
-                <w:b/>
-                <w:bCs/>
-                <w:sz w:val="28"/>
-                <w:szCs w:val="28"/>
-                <w:rtl/>
-              </w:rPr>
-              <w:t>}</w:t>
-            </w:r>
-          </w:p>
-        </w:tc>
-        <w:tc>
-          <w:tcPr>
-            <w:tcW w:w="1400" w:type="dxa"/>
-            <w:tcBorders>
-              <w:top w:val="single" w:sz="4" w:space="0" w:color="auto"/>
-              <w:left w:val="single" w:sz="4" w:space="0" w:color="auto"/>
-              <w:bottom w:val="single" w:sz="4" w:space="0" w:color="auto"/>
-              <w:right w:val="single" w:sz="4" w:space="0" w:color="auto"/>
-            </w:tcBorders>
-          </w:tcPr>
-          <w:p>
-            <w:pPr>
-              <w:rPr>
-                <w:rFonts w:cs="David"/>
-                <w:b/>
-                <w:bCs/>
-                <w:sz w:val="28"/>
-                <w:szCs w:val="28"/>
-                <w:rtl/>
-              </w:rPr>
-            </w:pPr>
-            <w:bookmarkStart w:id="11" w:name="fldPrice"/>
-            <w:bookmarkEnd w:id="11"/>
-            <w:r>
-              <w:rPr>
-                <w:rFonts w:cs="David" w:hint="cs"/>
-                <w:b/>
-                <w:bCs/>
-                <w:sz w:val="28"/>
-                <w:szCs w:val="28"/>
-                <w:rtl/>
-              </w:rPr>
-              <w:t>{</w:t>
-            </w:r>
-            <w:proofErr w:type="spellStart"/>
-            <w:r>
-              <w:rPr>
-                <w:rFonts w:cs="David" w:hint="cs"/>
-                <w:b/>
-                <w:bCs/>
-                <w:sz w:val="28"/>
-                <w:szCs w:val="28"/>
-                <w:rtl/>
-              </w:rPr>
-              <w:t>unitPrice</w:t>
-            </w:r>
-            <w:proofErr w:type="spellEnd"/>
-            <w:r>
-              <w:rPr>
-                <w:rFonts w:cs="David" w:hint="cs"/>
-                <w:b/>
-                <w:bCs/>
-                <w:sz w:val="28"/>
-                <w:szCs w:val="28"/>
-                <w:rtl/>
-              </w:rPr>
-              <w:t>}</w:t>
-            </w:r>
-          </w:p>
-        </w:tc>
-        <w:tc>
-          <w:tcPr>
-            <w:tcW w:w="1400" w:type="dxa"/>
-            <w:tcBorders>
-              <w:top w:val="single" w:sz="4" w:space="0" w:color="auto"/>
-              <w:left w:val="single" w:sz="4" w:space="0" w:color="auto"/>
-              <w:bottom w:val="single" w:sz="4" w:space="0" w:color="auto"/>
-              <w:right w:val="single" w:sz="4" w:space="0" w:color="auto"/>
-            </w:tcBorders>
-          </w:tcPr>
-          <w:p>
-            <w:pPr>
-              <w:rPr>
-                <w:rFonts w:cs="David"/>
-                <w:b/>
-                <w:bCs/>
-                <w:sz w:val="28"/>
-                <w:szCs w:val="28"/>
-                <w:rtl/>
-              </w:rPr>
-            </w:pPr>
-            <w:bookmarkStart w:id="12" w:name="fldLineDiscount"/>
-            <w:bookmarkEnd w:id="12"/>
-            <w:r>
-              <w:rPr>
-                <w:rFonts w:cs="David" w:hint="cs"/>
-                <w:b/>
-                <w:bCs/>
-                <w:sz w:val="28"/>
-                <w:szCs w:val="28"/>
-                <w:rtl/>
-              </w:rPr>
-              <w:t>{</w:t>
-            </w:r>
-            <w:proofErr w:type="spellStart"/>
-            <w:r>
-              <w:rPr>
-                <w:rFonts w:cs="David" w:hint="cs"/>
-                <w:b/>
-                <w:bCs/>
-                <w:sz w:val="28"/>
-                <w:szCs w:val="28"/>
-                <w:rtl/>
-              </w:rPr>
-              <w:t>lineDiscountPercent</w:t>
-            </w:r>
-            <w:proofErr w:type="spellEnd"/>
-            <w:r>
-              <w:rPr>
-                <w:rFonts w:cs="David" w:hint="cs"/>
-                <w:b/>
-                <w:bCs/>
-                <w:sz w:val="28"/>
-                <w:szCs w:val="28"/>
-                <w:rtl/>
-              </w:rPr>
-              <w:t>}</w:t>
-            </w:r>
-          </w:p>
-        </w:tc>
-        <w:tc>
-          <w:tcPr>
-            <w:tcW w:w="2266" w:type="dxa"/>
-            <w:tcBorders>
-              <w:top w:val="single" w:sz="4" w:space="0" w:color="auto"/>
-              <w:left w:val="single" w:sz="4" w:space="0" w:color="auto"/>
-              <w:bottom w:val="single" w:sz="4" w:space="0" w:color="auto"/>
-              <w:right w:val="single" w:sz="4" w:space="0" w:color="auto"/>
-            </w:tcBorders>
-          </w:tcPr>
-          <w:p>
-            <w:pPr>
-              <w:rPr>
-                <w:rFonts w:cs="David"/>
-                <w:b/>
-                <w:bCs/>
-                <w:sz w:val="28"/>
-                <w:szCs w:val="28"/>
-                <w:rtl/>
-              </w:rPr>
-            </w:pPr>
-            <w:bookmarkStart w:id="13" w:name="fldLineTotal"/>
-            <w:bookmarkEnd w:id="13"/>
-            <w:r>
-              <w:rPr>
-                <w:rFonts w:cs="David" w:hint="cs"/>
-                <w:b/>
-                <w:bCs/>
-                <w:sz w:val="28"/>
-                <w:szCs w:val="28"/>
-                <w:rtl/>
-              </w:rPr>
-              <w:t>{</w:t>
-            </w:r>
-            <w:proofErr w:type="spellStart"/>
-            <w:r>
-              <w:rPr>
-                <w:rFonts w:cs="David" w:hint="cs"/>
-                <w:b/>
-                <w:bCs/>
-                <w:sz w:val="28"/>
-                <w:szCs w:val="28"/>
-                <w:rtl/>
-              </w:rPr>
-              <w:t>lineTotal</w:t>
-            </w:r>
-            <w:proofErr w:type="spellEnd"/>
-            <w:r>
-              <w:rPr>
-                <w:rFonts w:cs="David" w:hint="cs"/>
-                <w:b/>
-                <w:bCs/>
-                <w:sz w:val="28"/>
-                <w:szCs w:val="28"/>
-                <w:rtl/>
-              </w:rPr>
-              <w:t>}{/</w:t>
-            </w:r>
-            <w:proofErr w:type="spellStart"/>
-            <w:r>
-              <w:rPr>
-                <w:rFonts w:cs="David" w:hint="cs"/>
-                <w:b/>
-                <w:bCs/>
-                <w:sz w:val="28"/>
-                <w:szCs w:val="28"/>
-                <w:rtl/>
-              </w:rPr>
-              <w:t>items</w:t>
-            </w:r>
-            <w:proofErr w:type="spellEnd"/>
-            <w:r>
-              <w:rPr>
-                <w:rFonts w:cs="David" w:hint="cs"/>
-                <w:b/>
-                <w:bCs/>
-                <w:sz w:val="28"/>
-                <w:szCs w:val="28"/>
-                <w:rtl/>
-              </w:rPr>
-              <w:t>}</w:t>
+              <w:t xml:space="preserve">{lineTotal}{/items}</w:t>
             </w:r>
           </w:p>
         </w:tc>
       </w:tr>
     </w:tbl>
-    <w:p>
-      <w:pPr>
-        <w:rPr>
-          <w:rFonts w:cs="David"/>
-          <w:vanish/>
-          <w:sz w:val="28"/>
-          <w:szCs w:val="28"/>
-          <w:rtl/>
-        </w:rPr>
-      </w:pPr>
-    </w:p>
+    <w:p/>
+    <w:p/>
     <w:tbl>
       <w:tblPr>
-        <w:tblpPr w:leftFromText="180" w:rightFromText="180" w:vertAnchor="text" w:horzAnchor="page" w:tblpX="67" w:tblpY="199"/>
         <w:bidiVisual/>
         <w:tblW w:w="0" w:type="auto"/>
+        <w:tblLayout w:type="autofit"/>
+        <w:jc w:val="right"/>
         <w:tblBorders>
           <w:top w:val="single" w:sz="4" w:space="0" w:color="auto"/>
           <w:left w:val="single" w:sz="4" w:space="0" w:color="auto"/>
@@ -3325,34 +3034,28 @@
         <w:tblLook w:val="04A0" w:firstRow="1" w:lastRow="0" w:firstColumn="1" w:lastColumn="0" w:noHBand="0" w:noVBand="1"/>
       </w:tblPr>
       <w:tblGrid>
-        <w:gridCol w:w="1764"/>
-        <w:gridCol w:w="3145"/>
+        <w:gridCol/>
+        <w:gridCol/>
       </w:tblGrid>
       <w:tr>
         <w:tc>
           <w:tcPr>
-            <w:tcW w:w="1764" w:type="dxa"/>
-            <w:tcBorders>
-              <w:top w:val="single" w:sz="4" w:space="0" w:color="auto"/>
-              <w:left w:val="single" w:sz="4" w:space="0" w:color="auto"/>
-              <w:bottom w:val="single" w:sz="4" w:space="0" w:color="auto"/>
-              <w:right w:val="single" w:sz="4" w:space="0" w:color="auto"/>
-            </w:tcBorders>
-            <w:hideMark/>
+            <w:tcW w:w="0" w:type="auto"/>
           </w:tcPr>
           <w:p>
             <w:pPr>
               <w:rPr>
-                <w:rFonts w:cs="David"/>
+                <w:rFonts w:cs="David" w:hint="cs"/>
                 <w:b/>
                 <w:bCs/>
                 <w:sz w:val="28"/>
                 <w:szCs w:val="28"/>
+                <w:rtl/>
               </w:rPr>
             </w:pPr>
             <w:r>
               <w:rPr>
-                <w:rFonts w:cs="David"/>
+                <w:rFonts w:cs="David" w:hint="cs"/>
                 <w:b/>
                 <w:bCs/>
                 <w:sz w:val="28"/>
@@ -3376,18 +3079,12 @@
         </w:tc>
         <w:tc>
           <w:tcPr>
-            <w:tcW w:w="2414" w:type="dxa"/>
-            <w:tcBorders>
-              <w:top w:val="single" w:sz="4" w:space="0" w:color="auto"/>
-              <w:left w:val="single" w:sz="4" w:space="0" w:color="auto"/>
-              <w:bottom w:val="single" w:sz="4" w:space="0" w:color="auto"/>
-              <w:right w:val="single" w:sz="4" w:space="0" w:color="auto"/>
-            </w:tcBorders>
+            <w:tcW w:w="0" w:type="auto"/>
           </w:tcPr>
           <w:p>
             <w:pPr>
               <w:rPr>
-                <w:rFonts w:cs="David"/>
+                <w:rFonts w:cs="David" w:hint="cs"/>
                 <w:b/>
                 <w:bCs/>
                 <w:sz w:val="28"/>
@@ -3395,8 +3092,6 @@
                 <w:rtl/>
               </w:rPr>
             </w:pPr>
-            <w:bookmarkStart w:id="14" w:name="fldDiscount"/>
-            <w:bookmarkEnd w:id="14"/>
             <w:r>
               <w:rPr>
                 <w:rFonts w:cs="David" w:hint="cs"/>
@@ -3406,31 +3101,7 @@
                 <w:szCs w:val="28"/>
                 <w:rtl/>
               </w:rPr>
-              <w:t>{</w:t>
-            </w:r>
-            <w:proofErr w:type="spellStart"/>
-            <w:r>
-              <w:rPr>
-                <w:rFonts w:cs="David" w:hint="cs"/>
-                <w:b/>
-                <w:bCs/>
-                <w:sz w:val="28"/>
-                <w:szCs w:val="28"/>
-                <w:rtl/>
-              </w:rPr>
-              <w:t>discountPercent</w:t>
-            </w:r>
-            <w:proofErr w:type="spellEnd"/>
-            <w:r>
-              <w:rPr>
-                <w:rFonts w:cs="David" w:hint="cs"/>
-                <w:b/>
-                <w:bCs/>
-                <w:sz w:val="28"/>
-                <w:szCs w:val="28"/>
-                <w:rtl/>
-              </w:rPr>
-              <w:t>}</w:t>
+              <w:t xml:space="preserve">{discountPercent}</w:t>
             </w:r>
           </w:p>
         </w:tc>
@@ -3438,19 +3109,12 @@
       <w:tr>
         <w:tc>
           <w:tcPr>
-            <w:tcW w:w="1764" w:type="dxa"/>
-            <w:tcBorders>
-              <w:top w:val="single" w:sz="4" w:space="0" w:color="auto"/>
-              <w:left w:val="single" w:sz="4" w:space="0" w:color="auto"/>
-              <w:bottom w:val="single" w:sz="4" w:space="0" w:color="auto"/>
-              <w:right w:val="single" w:sz="4" w:space="0" w:color="auto"/>
-            </w:tcBorders>
-            <w:hideMark/>
+            <w:tcW w:w="0" w:type="auto"/>
           </w:tcPr>
           <w:p>
             <w:pPr>
               <w:rPr>
-                <w:rFonts w:cs="David"/>
+                <w:rFonts w:cs="David" w:hint="cs"/>
                 <w:b/>
                 <w:bCs/>
                 <w:sz w:val="28"/>
@@ -3460,7 +3124,7 @@
             </w:pPr>
             <w:r>
               <w:rPr>
-                <w:rFonts w:cs="David"/>
+                <w:rFonts w:cs="David" w:hint="cs"/>
                 <w:b/>
                 <w:bCs/>
                 <w:sz w:val="28"/>
@@ -3473,18 +3137,12 @@
         </w:tc>
         <w:tc>
           <w:tcPr>
-            <w:tcW w:w="2414" w:type="dxa"/>
-            <w:tcBorders>
-              <w:top w:val="single" w:sz="4" w:space="0" w:color="auto"/>
-              <w:left w:val="single" w:sz="4" w:space="0" w:color="auto"/>
-              <w:bottom w:val="single" w:sz="4" w:space="0" w:color="auto"/>
-              <w:right w:val="single" w:sz="4" w:space="0" w:color="auto"/>
-            </w:tcBorders>
+            <w:tcW w:w="0" w:type="auto"/>
           </w:tcPr>
           <w:p>
             <w:pPr>
               <w:rPr>
-                <w:rFonts w:cs="David"/>
+                <w:rFonts w:cs="David" w:hint="cs"/>
                 <w:b/>
                 <w:bCs/>
                 <w:sz w:val="28"/>
@@ -3492,8 +3150,6 @@
                 <w:rtl/>
               </w:rPr>
             </w:pPr>
-            <w:bookmarkStart w:id="15" w:name="fldTotalAfterDiscount"/>
-            <w:bookmarkEnd w:id="15"/>
             <w:r>
               <w:rPr>
                 <w:rFonts w:cs="David" w:hint="cs"/>
@@ -3503,9 +3159,27 @@
                 <w:szCs w:val="28"/>
                 <w:rtl/>
               </w:rPr>
-              <w:t>{</w:t>
+              <w:t xml:space="preserve">{subtotalAfterDiscount}</w:t>
             </w:r>
-            <w:proofErr w:type="spellStart"/>
+          </w:p>
+        </w:tc>
+      </w:tr>
+      <w:tr>
+        <w:tc>
+          <w:tcPr>
+            <w:tcW w:w="0" w:type="auto"/>
+          </w:tcPr>
+          <w:p>
+            <w:pPr>
+              <w:rPr>
+                <w:rFonts w:cs="David" w:hint="cs"/>
+                <w:b/>
+                <w:bCs/>
+                <w:sz w:val="28"/>
+                <w:szCs w:val="28"/>
+                <w:rtl/>
+              </w:rPr>
+            </w:pPr>
             <w:r>
               <w:rPr>
                 <w:rFonts w:cs="David" w:hint="cs"/>
@@ -3515,9 +3189,8 @@
                 <w:szCs w:val="28"/>
                 <w:rtl/>
               </w:rPr>
-              <w:t>subtotalAfterDiscount</w:t>
+              <w:t>מע"מ 1</w:t>
             </w:r>
-            <w:proofErr w:type="spellEnd"/>
             <w:r>
               <w:rPr>
                 <w:rFonts w:cs="David" w:hint="cs"/>
@@ -3527,27 +3200,29 @@
                 <w:szCs w:val="28"/>
                 <w:rtl/>
               </w:rPr>
-              <w:t>}</w:t>
+              <w:t>8</w:t>
+            </w:r>
+            <w:r>
+              <w:rPr>
+                <w:rFonts w:cs="David" w:hint="cs"/>
+                <w:b/>
+                <w:bCs/>
+                <w:sz w:val="28"/>
+                <w:szCs w:val="28"/>
+                <w:rtl/>
+              </w:rPr>
+              <w:t>%</w:t>
             </w:r>
           </w:p>
         </w:tc>
-      </w:tr>
-      <w:tr>
         <w:tc>
           <w:tcPr>
-            <w:tcW w:w="1764" w:type="dxa"/>
-            <w:tcBorders>
-              <w:top w:val="single" w:sz="4" w:space="0" w:color="auto"/>
-              <w:left w:val="single" w:sz="4" w:space="0" w:color="auto"/>
-              <w:bottom w:val="single" w:sz="4" w:space="0" w:color="auto"/>
-              <w:right w:val="single" w:sz="4" w:space="0" w:color="auto"/>
-            </w:tcBorders>
-            <w:hideMark/>
+            <w:tcW w:w="0" w:type="auto"/>
           </w:tcPr>
           <w:p>
             <w:pPr>
               <w:rPr>
-                <w:rFonts w:cs="David"/>
+                <w:rFonts w:cs="David" w:hint="cs"/>
                 <w:b/>
                 <w:bCs/>
                 <w:sz w:val="28"/>
@@ -3557,42 +3232,6 @@
             </w:pPr>
             <w:r>
               <w:rPr>
-                <w:rFonts w:cs="David"/>
-                <w:b/>
-                <w:bCs/>
-                <w:sz w:val="28"/>
-                <w:szCs w:val="28"/>
-                <w:rtl/>
-              </w:rPr>
-              <w:t>מע"מ 18%</w:t>
-            </w:r>
-          </w:p>
-        </w:tc>
-        <w:tc>
-          <w:tcPr>
-            <w:tcW w:w="2414" w:type="dxa"/>
-            <w:tcBorders>
-              <w:top w:val="single" w:sz="4" w:space="0" w:color="auto"/>
-              <w:left w:val="single" w:sz="4" w:space="0" w:color="auto"/>
-              <w:bottom w:val="single" w:sz="4" w:space="0" w:color="auto"/>
-              <w:right w:val="single" w:sz="4" w:space="0" w:color="auto"/>
-            </w:tcBorders>
-          </w:tcPr>
-          <w:p>
-            <w:pPr>
-              <w:rPr>
-                <w:rFonts w:cs="David"/>
-                <w:b/>
-                <w:bCs/>
-                <w:sz w:val="28"/>
-                <w:szCs w:val="28"/>
-                <w:rtl/>
-              </w:rPr>
-            </w:pPr>
-            <w:bookmarkStart w:id="16" w:name="fldMAAM"/>
-            <w:bookmarkEnd w:id="16"/>
-            <w:r>
-              <w:rPr>
                 <w:rFonts w:cs="David" w:hint="cs"/>
                 <w:b/>
                 <w:bCs/>
@@ -3600,31 +3239,7 @@
                 <w:szCs w:val="28"/>
                 <w:rtl/>
               </w:rPr>
-              <w:t>{</w:t>
-            </w:r>
-            <w:proofErr w:type="spellStart"/>
-            <w:r>
-              <w:rPr>
-                <w:rFonts w:cs="David" w:hint="cs"/>
-                <w:b/>
-                <w:bCs/>
-                <w:sz w:val="28"/>
-                <w:szCs w:val="28"/>
-                <w:rtl/>
-              </w:rPr>
-              <w:t>vatAmount</w:t>
-            </w:r>
-            <w:proofErr w:type="spellEnd"/>
-            <w:r>
-              <w:rPr>
-                <w:rFonts w:cs="David" w:hint="cs"/>
-                <w:b/>
-                <w:bCs/>
-                <w:sz w:val="28"/>
-                <w:szCs w:val="28"/>
-                <w:rtl/>
-              </w:rPr>
-              <w:t>}</w:t>
+              <w:t xml:space="preserve">{vatAmount}</w:t>
             </w:r>
           </w:p>
         </w:tc>
@@ -3632,19 +3247,12 @@
       <w:tr>
         <w:tc>
           <w:tcPr>
-            <w:tcW w:w="1764" w:type="dxa"/>
-            <w:tcBorders>
-              <w:top w:val="single" w:sz="4" w:space="0" w:color="auto"/>
-              <w:left w:val="single" w:sz="4" w:space="0" w:color="auto"/>
-              <w:bottom w:val="single" w:sz="4" w:space="0" w:color="auto"/>
-              <w:right w:val="single" w:sz="4" w:space="0" w:color="auto"/>
-            </w:tcBorders>
-            <w:hideMark/>
+            <w:tcW w:w="0" w:type="auto"/>
           </w:tcPr>
           <w:p>
             <w:pPr>
               <w:rPr>
-                <w:rFonts w:cs="David"/>
+                <w:rFonts w:cs="David" w:hint="cs"/>
                 <w:b/>
                 <w:bCs/>
                 <w:sz w:val="28"/>
@@ -3654,7 +3262,7 @@
             </w:pPr>
             <w:r>
               <w:rPr>
-                <w:rFonts w:cs="David"/>
+                <w:rFonts w:cs="David" w:hint="cs"/>
                 <w:b/>
                 <w:bCs/>
                 <w:sz w:val="28"/>
@@ -3667,18 +3275,12 @@
         </w:tc>
         <w:tc>
           <w:tcPr>
-            <w:tcW w:w="2414" w:type="dxa"/>
-            <w:tcBorders>
-              <w:top w:val="single" w:sz="4" w:space="0" w:color="auto"/>
-              <w:left w:val="single" w:sz="4" w:space="0" w:color="auto"/>
-              <w:bottom w:val="single" w:sz="4" w:space="0" w:color="auto"/>
-              <w:right w:val="single" w:sz="4" w:space="0" w:color="auto"/>
-            </w:tcBorders>
+            <w:tcW w:w="0" w:type="auto"/>
           </w:tcPr>
           <w:p>
             <w:pPr>
               <w:rPr>
-                <w:rFonts w:cs="David"/>
+                <w:rFonts w:cs="David" w:hint="cs"/>
                 <w:b/>
                 <w:bCs/>
                 <w:sz w:val="28"/>
@@ -3686,8 +3288,6 @@
                 <w:rtl/>
               </w:rPr>
             </w:pPr>
-            <w:bookmarkStart w:id="17" w:name="fldTotalAfterMaaM"/>
-            <w:bookmarkEnd w:id="17"/>
             <w:r>
               <w:rPr>
                 <w:rFonts w:cs="David" w:hint="cs"/>
@@ -3697,49 +3297,12 @@
                 <w:szCs w:val="28"/>
                 <w:rtl/>
               </w:rPr>
-              <w:t>{</w:t>
-            </w:r>
-            <w:proofErr w:type="spellStart"/>
-            <w:r>
-              <w:rPr>
-                <w:rFonts w:cs="David" w:hint="cs"/>
-                <w:b/>
-                <w:bCs/>
-                <w:sz w:val="28"/>
-                <w:szCs w:val="28"/>
-                <w:rtl/>
-              </w:rPr>
-              <w:t>totalAmount</w:t>
-            </w:r>
-            <w:proofErr w:type="spellEnd"/>
-            <w:r>
-              <w:rPr>
-                <w:rFonts w:cs="David" w:hint="cs"/>
-                <w:b/>
-                <w:bCs/>
-                <w:sz w:val="28"/>
-                <w:szCs w:val="28"/>
-                <w:rtl/>
-              </w:rPr>
-              <w:t>}</w:t>
+              <w:t xml:space="preserve">{totalAmount}</w:t>
             </w:r>
           </w:p>
         </w:tc>
       </w:tr>
     </w:tbl>
-    <w:p>
-      <w:pPr>
-        <w:rPr>
-          <w:vanish/>
-        </w:rPr>
-      </w:pPr>
-      <w:r>
-        <w:rPr>
-          <w:vanish/>
-        </w:rPr>
-        <w:t xml:space="preserve">{/hasDiscount}</w:t>
-      </w:r>
-    </w:p>
     <w:p>
       <w:pPr>
         <w:rPr>

--- a/apps/api/templates/פ-רעש-הצעת-מחיר-קול-נישא-באוויר-וקול-הולם.docx
+++ b/apps/api/templates/פ-רעש-הצעת-מחיר-קול-נישא-באוויר-וקול-הולם.docx
@@ -3624,51 +3624,6 @@
     <w:p>
       <w:pPr>
         <w:rPr>
-          <w:rFonts w:cs="David" w:hint="cs"/>
-          <w:b/>
-          <w:bCs/>
-          <w:sz w:val="28"/>
-          <w:szCs w:val="28"/>
-          <w:u w:val="single"/>
-          <w:rtl/>
-        </w:rPr>
-      </w:pPr>
-      <w:r>
-        <w:rPr>
-          <w:rFonts w:cs="David" w:hint="cs"/>
-          <w:b/>
-          <w:bCs/>
-          <w:sz w:val="28"/>
-          <w:szCs w:val="28"/>
-          <w:u w:val="single"/>
-          <w:rtl/>
-        </w:rPr>
-        <w:t>אישור ההצעה</w:t>
-      </w:r>
-      <w:r>
-        <w:rPr>
-          <w:rFonts w:cs="David" w:hint="cs"/>
-          <w:b/>
-          <w:bCs/>
-          <w:sz w:val="28"/>
-          <w:szCs w:val="28"/>
-          <w:rtl/>
-        </w:rPr>
-        <w:t xml:space="preserve">: </w:t>
-      </w:r>
-      <w:r>
-        <w:rPr>
-          <w:rFonts w:cs="David" w:hint="cs"/>
-          <w:sz w:val="28"/>
-          <w:szCs w:val="28"/>
-          <w:rtl/>
-        </w:rPr>
-        <w:t xml:space="preserve">נא לשלוח את ההצעה חתומה לפקס 09-7724446 ואנו נחזור לתאם הגעה בהקדם. </w:t>
-      </w:r>
-    </w:p>
-    <w:p>
-      <w:pPr>
-        <w:rPr>
           <w:rFonts w:cs="David"/>
           <w:b/>
           <w:bCs/>
@@ -3691,27 +3646,6 @@
           <w:rtl/>
         </w:rPr>
       </w:pPr>
-    </w:p>
-    <w:p>
-      <w:pPr>
-        <w:ind w:left="720"/>
-        <w:jc w:val="both"/>
-        <w:rPr>
-          <w:rFonts w:ascii="Arial" w:hAnsi="Arial" w:cs="Arial"/>
-          <w:sz w:val="28"/>
-          <w:szCs w:val="28"/>
-          <w:rtl/>
-        </w:rPr>
-      </w:pPr>
-      <w:r>
-        <w:rPr>
-          <w:rFonts w:cs="David" w:hint="cs"/>
-          <w:sz w:val="28"/>
-          <w:szCs w:val="28"/>
-          <w:rtl/>
-        </w:rPr>
-        <w:t>לתיאום הגעה, נא לחתום ולשלוח לפקס 09-7724446. תודה.</w:t>
-      </w:r>
     </w:p>
     <w:p>
       <w:pPr>
